--- a/docs/Astral_Nomad_Отчет.docx
+++ b/docs/Astral_Nomad_Отчет.docx
@@ -333,248 +333,288 @@
         <w:ind w:firstLine="0"/>
         <w:jc w:val="center"/>
       </w:pPr>
+      <w:bookmarkStart w:id="0" w:name="a_toc"/>
       <w:r>
         <w:rPr>
           <w:rFonts w:ascii="Times New Roman" w:hAnsi="Times New Roman"/>
           <w:b/>
           <w:sz w:val="28"/>
         </w:rPr>
-        <w:t>СОДЕРЖАНИЕ</w:t>
+        <w:t>1. СОДЕРЖАНИЕ</w:t>
       </w:r>
+      <w:bookmarkEnd w:id="0"/>
     </w:p>
     <w:p>
       <w:pPr>
         <w:ind w:firstLine="0"/>
       </w:pPr>
-      <w:r>
-        <w:rPr>
-          <w:rFonts w:ascii="Times New Roman" w:hAnsi="Times New Roman"/>
-          <w:b w:val="0"/>
-          <w:sz w:val="28"/>
-        </w:rPr>
-        <w:t>ВВЕДЕНИЕ</w:t>
-      </w:r>
+      <w:hyperlink w:anchor="a_toc">
+        <w:r>
+          <w:rPr>
+            <w:color w:val="0563C1"/>
+            <w:u w:val="single"/>
+            <w:rFonts w:ascii="Times New Roman" w:hAnsi="Times New Roman"/>
+            <w:sz w:val="28"/>
+          </w:rPr>
+          <w:t>1. Содержание</w:t>
+        </w:r>
+      </w:hyperlink>
     </w:p>
     <w:p>
       <w:pPr>
         <w:ind w:firstLine="0"/>
       </w:pPr>
-      <w:r>
-        <w:rPr>
-          <w:rFonts w:ascii="Times New Roman" w:hAnsi="Times New Roman"/>
-          <w:b w:val="0"/>
-          <w:sz w:val="28"/>
-        </w:rPr>
-        <w:t>1. Целевая аудитория</w:t>
-      </w:r>
+      <w:hyperlink w:anchor="a_intro">
+        <w:r>
+          <w:rPr>
+            <w:color w:val="0563C1"/>
+            <w:u w:val="single"/>
+            <w:rFonts w:ascii="Times New Roman" w:hAnsi="Times New Roman"/>
+            <w:sz w:val="28"/>
+          </w:rPr>
+          <w:t>2. Введение</w:t>
+        </w:r>
+      </w:hyperlink>
     </w:p>
     <w:p>
       <w:pPr>
         <w:ind w:firstLine="0"/>
       </w:pPr>
-      <w:r>
-        <w:rPr>
-          <w:rFonts w:ascii="Times New Roman" w:hAnsi="Times New Roman"/>
-          <w:b w:val="0"/>
-          <w:sz w:val="28"/>
-        </w:rPr>
-        <w:t>2. Определение проблемы</w:t>
-      </w:r>
+      <w:hyperlink w:anchor="a_ca">
+        <w:r>
+          <w:rPr>
+            <w:color w:val="0563C1"/>
+            <w:u w:val="single"/>
+            <w:rFonts w:ascii="Times New Roman" w:hAnsi="Times New Roman"/>
+            <w:sz w:val="28"/>
+          </w:rPr>
+          <w:t>3. Целевая аудитория</w:t>
+        </w:r>
+      </w:hyperlink>
     </w:p>
     <w:p>
       <w:pPr>
         <w:ind w:firstLine="0"/>
       </w:pPr>
-      <w:r>
-        <w:rPr>
-          <w:rFonts w:ascii="Times New Roman" w:hAnsi="Times New Roman"/>
-          <w:b w:val="0"/>
-          <w:sz w:val="28"/>
-        </w:rPr>
-        <w:t>3. Подходы к решению проблемы</w:t>
-      </w:r>
+      <w:hyperlink w:anchor="a_problem">
+        <w:r>
+          <w:rPr>
+            <w:color w:val="0563C1"/>
+            <w:u w:val="single"/>
+            <w:rFonts w:ascii="Times New Roman" w:hAnsi="Times New Roman"/>
+            <w:sz w:val="28"/>
+          </w:rPr>
+          <w:t>4. Определение проблемы</w:t>
+        </w:r>
+      </w:hyperlink>
     </w:p>
     <w:p>
       <w:pPr>
         <w:ind w:firstLine="0"/>
       </w:pPr>
-      <w:r>
-        <w:rPr>
-          <w:rFonts w:ascii="Times New Roman" w:hAnsi="Times New Roman"/>
-          <w:b w:val="0"/>
-          <w:sz w:val="28"/>
-        </w:rPr>
-        <w:t>4. Анализ аналогов</w:t>
-      </w:r>
+      <w:hyperlink w:anchor="a_approach">
+        <w:r>
+          <w:rPr>
+            <w:color w:val="0563C1"/>
+            <w:u w:val="single"/>
+            <w:rFonts w:ascii="Times New Roman" w:hAnsi="Times New Roman"/>
+            <w:sz w:val="28"/>
+          </w:rPr>
+          <w:t>5. Подходы к решению проблемы</w:t>
+        </w:r>
+      </w:hyperlink>
     </w:p>
     <w:p>
       <w:pPr>
         <w:ind w:firstLine="0"/>
       </w:pPr>
-      <w:r>
-        <w:rPr>
-          <w:rFonts w:ascii="Times New Roman" w:hAnsi="Times New Roman"/>
-          <w:b w:val="0"/>
-          <w:sz w:val="28"/>
-        </w:rPr>
-        <w:t>5. Календарный план проекта</w:t>
-      </w:r>
+      <w:hyperlink w:anchor="a_analogs">
+        <w:r>
+          <w:rPr>
+            <w:color w:val="0563C1"/>
+            <w:u w:val="single"/>
+            <w:rFonts w:ascii="Times New Roman" w:hAnsi="Times New Roman"/>
+            <w:sz w:val="28"/>
+          </w:rPr>
+          <w:t>6. Анализ аналогов</w:t>
+        </w:r>
+      </w:hyperlink>
     </w:p>
     <w:p>
       <w:pPr>
         <w:ind w:firstLine="0"/>
       </w:pPr>
-      <w:r>
-        <w:rPr>
-          <w:rFonts w:ascii="Times New Roman" w:hAnsi="Times New Roman"/>
-          <w:b w:val="0"/>
-          <w:sz w:val="28"/>
-        </w:rPr>
-        <w:t>6. Сценарии использования</w:t>
-      </w:r>
+      <w:hyperlink w:anchor="a_plan">
+        <w:r>
+          <w:rPr>
+            <w:color w:val="0563C1"/>
+            <w:u w:val="single"/>
+            <w:rFonts w:ascii="Times New Roman" w:hAnsi="Times New Roman"/>
+            <w:sz w:val="28"/>
+          </w:rPr>
+          <w:t>7. Календарный план проекта</w:t>
+        </w:r>
+      </w:hyperlink>
     </w:p>
     <w:p>
       <w:pPr>
         <w:ind w:firstLine="0"/>
       </w:pPr>
-      <w:r>
-        <w:rPr>
-          <w:rFonts w:ascii="Times New Roman" w:hAnsi="Times New Roman"/>
-          <w:b w:val="0"/>
-          <w:sz w:val="28"/>
-        </w:rPr>
-        <w:t>7. Требования к продукту и к MVP</w:t>
-      </w:r>
+      <w:hyperlink w:anchor="a_uc">
+        <w:r>
+          <w:rPr>
+            <w:color w:val="0563C1"/>
+            <w:u w:val="single"/>
+            <w:rFonts w:ascii="Times New Roman" w:hAnsi="Times New Roman"/>
+            <w:sz w:val="28"/>
+          </w:rPr>
+          <w:t>8. Сценарии использования</w:t>
+        </w:r>
+      </w:hyperlink>
     </w:p>
     <w:p>
       <w:pPr>
         <w:ind w:firstLine="0"/>
       </w:pPr>
-      <w:r>
-        <w:rPr>
-          <w:rFonts w:ascii="Times New Roman" w:hAnsi="Times New Roman"/>
-          <w:b w:val="0"/>
-          <w:sz w:val="28"/>
-        </w:rPr>
-        <w:t>8. Стек для разработки</w:t>
-      </w:r>
+      <w:hyperlink w:anchor="a_req">
+        <w:r>
+          <w:rPr>
+            <w:color w:val="0563C1"/>
+            <w:u w:val="single"/>
+            <w:rFonts w:ascii="Times New Roman" w:hAnsi="Times New Roman"/>
+            <w:sz w:val="28"/>
+          </w:rPr>
+          <w:t>9. Требования к продукту и к MVP</w:t>
+        </w:r>
+      </w:hyperlink>
     </w:p>
     <w:p>
       <w:pPr>
         <w:ind w:firstLine="0"/>
       </w:pPr>
-      <w:r>
-        <w:rPr>
-          <w:rFonts w:ascii="Times New Roman" w:hAnsi="Times New Roman"/>
-          <w:b w:val="0"/>
-          <w:sz w:val="28"/>
-        </w:rPr>
-        <w:t>9. Прототипирование</w:t>
-      </w:r>
+      <w:hyperlink w:anchor="a_stack">
+        <w:r>
+          <w:rPr>
+            <w:color w:val="0563C1"/>
+            <w:u w:val="single"/>
+            <w:rFonts w:ascii="Times New Roman" w:hAnsi="Times New Roman"/>
+            <w:sz w:val="28"/>
+          </w:rPr>
+          <w:t>10. Стек для разработки</w:t>
+        </w:r>
+      </w:hyperlink>
     </w:p>
     <w:p>
       <w:pPr>
         <w:ind w:firstLine="0"/>
       </w:pPr>
-      <w:r>
-        <w:rPr>
-          <w:rFonts w:ascii="Times New Roman" w:hAnsi="Times New Roman"/>
-          <w:b w:val="0"/>
-          <w:sz w:val="28"/>
-        </w:rPr>
-        <w:t>10. Проектирование и разработка системы</w:t>
-      </w:r>
+      <w:hyperlink w:anchor="a_proto">
+        <w:r>
+          <w:rPr>
+            <w:color w:val="0563C1"/>
+            <w:u w:val="single"/>
+            <w:rFonts w:ascii="Times New Roman" w:hAnsi="Times New Roman"/>
+            <w:sz w:val="28"/>
+          </w:rPr>
+          <w:t>11. Прототипирование</w:t>
+        </w:r>
+      </w:hyperlink>
     </w:p>
     <w:p>
       <w:pPr>
         <w:ind w:firstLine="0"/>
       </w:pPr>
-      <w:r>
-        <w:rPr>
-          <w:rFonts w:ascii="Times New Roman" w:hAnsi="Times New Roman"/>
-          <w:b w:val="0"/>
-          <w:sz w:val="28"/>
-        </w:rPr>
-        <w:t>11. Образовательный результат</w:t>
-      </w:r>
+      <w:hyperlink w:anchor="a_design">
+        <w:r>
+          <w:rPr>
+            <w:color w:val="0563C1"/>
+            <w:u w:val="single"/>
+            <w:rFonts w:ascii="Times New Roman" w:hAnsi="Times New Roman"/>
+            <w:sz w:val="28"/>
+          </w:rPr>
+          <w:t>12. Проектирование и разработка системы</w:t>
+        </w:r>
+      </w:hyperlink>
     </w:p>
     <w:p>
       <w:pPr>
         <w:ind w:firstLine="0"/>
       </w:pPr>
-      <w:r>
-        <w:rPr>
-          <w:rFonts w:ascii="Times New Roman" w:hAnsi="Times New Roman"/>
-          <w:b w:val="0"/>
-          <w:sz w:val="28"/>
-        </w:rPr>
-        <w:t>12. Использование генеративного ИИ в проекте</w:t>
-      </w:r>
+      <w:hyperlink w:anchor="a_edu">
+        <w:r>
+          <w:rPr>
+            <w:color w:val="0563C1"/>
+            <w:u w:val="single"/>
+            <w:rFonts w:ascii="Times New Roman" w:hAnsi="Times New Roman"/>
+            <w:sz w:val="28"/>
+          </w:rPr>
+          <w:t>13. Образовательный результат</w:t>
+        </w:r>
+      </w:hyperlink>
     </w:p>
     <w:p>
       <w:pPr>
         <w:ind w:firstLine="0"/>
       </w:pPr>
-      <w:r>
-        <w:rPr>
-          <w:rFonts w:ascii="Times New Roman" w:hAnsi="Times New Roman"/>
-          <w:b w:val="0"/>
-          <w:sz w:val="28"/>
-        </w:rPr>
-        <w:t>ЗАКЛЮЧЕНИЕ</w:t>
-      </w:r>
+      <w:hyperlink w:anchor="a_ai">
+        <w:r>
+          <w:rPr>
+            <w:color w:val="0563C1"/>
+            <w:u w:val="single"/>
+            <w:rFonts w:ascii="Times New Roman" w:hAnsi="Times New Roman"/>
+            <w:sz w:val="28"/>
+          </w:rPr>
+          <w:t>14. Использование генеративного ИИ в проекте</w:t>
+        </w:r>
+      </w:hyperlink>
     </w:p>
     <w:p>
       <w:pPr>
         <w:ind w:firstLine="0"/>
       </w:pPr>
-      <w:r>
-        <w:rPr>
-          <w:rFonts w:ascii="Times New Roman" w:hAnsi="Times New Roman"/>
-          <w:b w:val="0"/>
-          <w:sz w:val="28"/>
-        </w:rPr>
-        <w:t>СПИСОК ЛИТЕРАТУРЫ</w:t>
-      </w:r>
+      <w:hyperlink w:anchor="a_concl">
+        <w:r>
+          <w:rPr>
+            <w:color w:val="0563C1"/>
+            <w:u w:val="single"/>
+            <w:rFonts w:ascii="Times New Roman" w:hAnsi="Times New Roman"/>
+            <w:sz w:val="28"/>
+          </w:rPr>
+          <w:t>Заключение</w:t>
+        </w:r>
+      </w:hyperlink>
     </w:p>
     <w:p>
       <w:pPr>
         <w:ind w:firstLine="0"/>
       </w:pPr>
-      <w:r>
-        <w:rPr>
-          <w:rFonts w:ascii="Times New Roman" w:hAnsi="Times New Roman"/>
-          <w:b w:val="0"/>
-          <w:sz w:val="28"/>
-        </w:rPr>
-        <w:t>ПРИЛОЖЕНИЕ А</w:t>
-      </w:r>
+      <w:hyperlink w:anchor="a_refs">
+        <w:r>
+          <w:rPr>
+            <w:color w:val="0563C1"/>
+            <w:u w:val="single"/>
+            <w:rFonts w:ascii="Times New Roman" w:hAnsi="Times New Roman"/>
+            <w:sz w:val="28"/>
+          </w:rPr>
+          <w:t>Список литературы</w:t>
+        </w:r>
+      </w:hyperlink>
     </w:p>
     <w:p>
       <w:pPr>
         <w:ind w:firstLine="0"/>
       </w:pPr>
-      <w:r>
-        <w:rPr>
-          <w:rFonts w:ascii="Times New Roman" w:hAnsi="Times New Roman"/>
-          <w:b w:val="0"/>
-          <w:sz w:val="28"/>
-        </w:rPr>
-        <w:t>ПРИЛОЖЕНИЕ Б</w:t>
-      </w:r>
-    </w:p>
-    <w:p>
-      <w:pPr>
-        <w:ind w:firstLine="0"/>
-      </w:pPr>
-      <w:r>
-        <w:rPr>
-          <w:rFonts w:ascii="Times New Roman" w:hAnsi="Times New Roman"/>
-          <w:b w:val="0"/>
-          <w:sz w:val="24"/>
-        </w:rPr>
-        <w:t>Номера страниц проставляются автоматически после финальной вёрстки (Ссылки → Оглавление в MS Word).</w:t>
-      </w:r>
+      <w:hyperlink w:anchor="a_appA">
+        <w:r>
+          <w:rPr>
+            <w:color w:val="0563C1"/>
+            <w:u w:val="single"/>
+            <w:rFonts w:ascii="Times New Roman" w:hAnsi="Times New Roman"/>
+            <w:sz w:val="28"/>
+          </w:rPr>
+          <w:t>Приложение А</w:t>
+        </w:r>
+      </w:hyperlink>
     </w:p>
     <w:p>
       <w:r>
@@ -587,14 +627,16 @@
         <w:ind w:firstLine="0"/>
         <w:jc w:val="center"/>
       </w:pPr>
+      <w:bookmarkStart w:id="1" w:name="a_intro"/>
       <w:r>
         <w:rPr>
           <w:rFonts w:ascii="Times New Roman" w:hAnsi="Times New Roman"/>
           <w:b/>
           <w:sz w:val="28"/>
         </w:rPr>
-        <w:t>ВВЕДЕНИЕ</w:t>
+        <w:t>2. ВВЕДЕНИЕ</w:t>
       </w:r>
+      <w:bookmarkEnd w:id="1"/>
     </w:p>
     <w:p>
       <w:pPr>
@@ -617,7 +659,7 @@
           <w:b w:val="0"/>
           <w:sz w:val="28"/>
         </w:rPr>
-        <w:t>Рынок браузерных игр в России активно растёт: аудитория платформы Яндекс Игры достигла 45 млн активных игроков в месяц, прибавив за год десятки процентов, при среднем времени игры около 50 минут в день. Основную долю каталога при этом занимают казуальные проекты — кликеры, аркады и idle-игры, в которых игрок почти не принимает решений.</w:t>
+        <w:t>Рынок браузерных игр в России растёт: аудитория платформы Яндекс Игры достигла 45 млн активных игроков в месяц, а в среднем пользователь играет около 50 минут в день. Основную долю каталога занимают казуальные проекты: кликеры, аркады и idle-игры.</w:t>
       </w:r>
     </w:p>
     <w:p>
@@ -627,7 +669,7 @@
           <w:b w:val="0"/>
           <w:sz w:val="28"/>
         </w:rPr>
-        <w:t>При этом молодые игроки уже знакомы с жанром rogue-lite по Vampire Survivors и Brotato. Но эти игры выходят в Steam: их надо скачивать, они весят сотни мегабайт и требуют времени. В браузере же подобных игр почти нет — в основном простые кликеры. Получается, что интерес к жанру есть, а хороших браузерных проектов в нём мало.</w:t>
+        <w:t>При этом молодые игроки уже знакомы с жанром rogue-lite по Vampire Survivors и Brotato. Но эти игры выходят в Steam: их надо скачивать, они весят сотни мегабайт и требуют времени. В браузере подобных игр почти нет. Получается, что интерес к жанру есть, а хороших браузерных проектов в нём мало.</w:t>
       </w:r>
     </w:p>
     <w:p>
@@ -637,7 +679,7 @@
           <w:b w:val="0"/>
           <w:sz w:val="28"/>
         </w:rPr>
-        <w:t>Есть и учебная сторона: у студентов первого курса нет опыта довести игру до публикации — от прототипа до интеграции с платформой и прохождения модерации. Наш проект решает обе задачи сразу: делает игру в свободной нише и проходит весь путь до публикации.</w:t>
+        <w:t>Есть и учебная сторона: у студентов первого курса нет опыта довести игру до публикации, от прототипа до интеграции с платформой и прохождения модерации. Наш проект решает обе задачи: делает игру в свободной нише и проходит весь путь до публикации.</w:t>
       </w:r>
     </w:p>
     <w:p>
@@ -661,7 +703,7 @@
           <w:b w:val="0"/>
           <w:sz w:val="28"/>
         </w:rPr>
-        <w:t>Разработать и подготовить к запуску на платформе Яндекс Игры браузерную игру Astral Nomad в жанре top-down survival / rogue-lite с понятным риском, сюжетом о возвращении памяти и сессией 5–15 минут, ориентированную на игроков 12–25 лет.</w:t>
+        <w:t>Разработать и подготовить к запуску на платформе Яндекс Игры браузерную игру Astral Nomad в жанре top-down survival / rogue-lite с понятным риском, сюжетом и сессией 5-15 минут, для игроков 12-25 лет.</w:t>
       </w:r>
     </w:p>
     <w:p>
@@ -688,7 +730,7 @@
           <w:rFonts w:ascii="Times New Roman" w:hAnsi="Times New Roman"/>
           <w:sz w:val="28"/>
         </w:rPr>
-        <w:t>1. проанализировать целевую аудиторию — её потребности и мотивацию;</w:t>
+        <w:t>1. проанализировать целевую аудиторию, её потребности и мотивацию;</w:t>
       </w:r>
     </w:p>
     <w:p>
@@ -727,7 +769,7 @@
           <w:rFonts w:ascii="Times New Roman" w:hAnsi="Times New Roman"/>
           <w:sz w:val="28"/>
         </w:rPr>
-        <w:t>4. реализовать MVP на Vanilla JS + HTML5 Canvas с интеграцией Yandex Games SDK;</w:t>
+        <w:t>4. реализовать MVP на Vanilla JS и HTML5 Canvas с интеграцией Yandex Games SDK;</w:t>
       </w:r>
     </w:p>
     <w:p>
@@ -767,14 +809,16 @@
         <w:ind w:firstLine="0"/>
         <w:jc w:val="center"/>
       </w:pPr>
+      <w:bookmarkStart w:id="2" w:name="a_ca"/>
       <w:r>
         <w:rPr>
           <w:rFonts w:ascii="Times New Roman" w:hAnsi="Times New Roman"/>
           <w:b/>
           <w:sz w:val="28"/>
         </w:rPr>
-        <w:t>1. ЦЕЛЕВАЯ АУДИТОРИЯ</w:t>
+        <w:t>3. ЦЕЛЕВАЯ АУДИТОРИЯ</w:t>
       </w:r>
+      <w:bookmarkEnd w:id="2"/>
     </w:p>
     <w:p>
       <w:r>
@@ -797,7 +841,7 @@
           <w:b/>
           <w:sz w:val="28"/>
         </w:rPr>
-        <w:t>а) Что? — тип продукта</w:t>
+        <w:t>а) Что? Тип продукта</w:t>
       </w:r>
     </w:p>
     <w:p>
@@ -823,7 +867,7 @@
           <w:rFonts w:ascii="Times New Roman" w:hAnsi="Times New Roman"/>
           <w:sz w:val="28"/>
         </w:rPr>
-        <w:t>короткие сессии 5–15 минут, сюжетное прохождение 30–60 минут;</w:t>
+        <w:t>короткие сессии 5-15 минут, сюжетное прохождение 30-60 минут;</w:t>
       </w:r>
     </w:p>
     <w:p>
@@ -862,7 +906,7 @@
           <w:rFonts w:ascii="Times New Roman" w:hAnsi="Times New Roman"/>
           <w:sz w:val="28"/>
         </w:rPr>
-        <w:t>сюжет с возвращением памяти и двумя концовками.</w:t>
+        <w:t>сюжет и две концовки.</w:t>
       </w:r>
     </w:p>
     <w:p>
@@ -876,7 +920,7 @@
           <w:b/>
           <w:sz w:val="28"/>
         </w:rPr>
-        <w:t>б) Кто? — тип потребителя</w:t>
+        <w:t>б) Кто? Тип потребителя</w:t>
       </w:r>
     </w:p>
     <w:p>
@@ -889,7 +933,7 @@
           <w:rFonts w:ascii="Times New Roman" w:hAnsi="Times New Roman"/>
           <w:sz w:val="28"/>
         </w:rPr>
-        <w:t>возраст: 12–25 лет (ядро 14–22);</w:t>
+        <w:t>возраст: 12-25 лет (ядро 14-22);</w:t>
       </w:r>
     </w:p>
     <w:p>
@@ -915,7 +959,7 @@
           <w:rFonts w:ascii="Times New Roman" w:hAnsi="Times New Roman"/>
           <w:sz w:val="28"/>
         </w:rPr>
-        <w:t>геоположение: Россия и СНГ; благодаря весу 0,1 МБ игра доступна и в регионах с медленным интернетом;</w:t>
+        <w:t>геоположение: Россия и СНГ; благодаря малому весу игра доступна и в регионах с медленным интернетом;</w:t>
       </w:r>
     </w:p>
     <w:p>
@@ -942,7 +986,7 @@
           <w:b/>
           <w:sz w:val="28"/>
         </w:rPr>
-        <w:t>в) Почему? — мотивация и потребность</w:t>
+        <w:t>в) Почему? Мотивация и потребность</w:t>
       </w:r>
     </w:p>
     <w:p>
@@ -981,7 +1025,7 @@
           <w:rFonts w:ascii="Times New Roman" w:hAnsi="Times New Roman"/>
           <w:sz w:val="28"/>
         </w:rPr>
-        <w:t>понятный бой: враг замахивается перед ударом, и это читается с первого боя;</w:t>
+        <w:t>понятный бой: враг замахивается перед ударом, это читается с первого боя;</w:t>
       </w:r>
     </w:p>
     <w:p>
@@ -994,7 +1038,7 @@
           <w:rFonts w:ascii="Times New Roman" w:hAnsi="Times New Roman"/>
           <w:sz w:val="28"/>
         </w:rPr>
-        <w:t>короткий сюжет с возвращением памяти и выбором концовки.</w:t>
+        <w:t>короткий сюжет с выбором концовки.</w:t>
       </w:r>
     </w:p>
     <w:p>
@@ -1008,7 +1052,7 @@
           <w:b/>
           <w:sz w:val="28"/>
         </w:rPr>
-        <w:t>г) Когда? — ситуация потребления</w:t>
+        <w:t>г) Когда? Ситуация потребления</w:t>
       </w:r>
     </w:p>
     <w:p>
@@ -1021,7 +1065,7 @@
           <w:rFonts w:ascii="Times New Roman" w:hAnsi="Times New Roman"/>
           <w:sz w:val="28"/>
         </w:rPr>
-        <w:t>перерывы между парами или рабочими задачами (10–15 минут);</w:t>
+        <w:t>в перерывах между парами или рабочими задачами;</w:t>
       </w:r>
     </w:p>
     <w:p>
@@ -1034,7 +1078,7 @@
           <w:rFonts w:ascii="Times New Roman" w:hAnsi="Times New Roman"/>
           <w:sz w:val="28"/>
         </w:rPr>
-        <w:t>вечером — «ещё один заход» на сектор;</w:t>
+        <w:t>вечером, чтобы пройти ещё один сектор;</w:t>
       </w:r>
     </w:p>
     <w:p>
@@ -1047,7 +1091,7 @@
           <w:rFonts w:ascii="Times New Roman" w:hAnsi="Times New Roman"/>
           <w:sz w:val="28"/>
         </w:rPr>
-        <w:t>на любом устройстве: облачное сохранение позволяет продолжить с другого ПК.</w:t>
+        <w:t>дома или в дороге, прямо в браузере.</w:t>
       </w:r>
     </w:p>
     <w:p>
@@ -1061,7 +1105,7 @@
           <w:b/>
           <w:sz w:val="28"/>
         </w:rPr>
-        <w:t>д) Где? — точки контакта</w:t>
+        <w:t>д) Где? Точки контакта</w:t>
       </w:r>
     </w:p>
     <w:p>
@@ -1074,7 +1118,7 @@
           <w:rFonts w:ascii="Times New Roman" w:hAnsi="Times New Roman"/>
           <w:sz w:val="28"/>
         </w:rPr>
-        <w:t>каталог и рекомендации Яндекс Игр (основная платформа);</w:t>
+        <w:t>каталог и рекомендации Яндекс Игр;</w:t>
       </w:r>
     </w:p>
     <w:p>
@@ -1087,7 +1131,7 @@
           <w:rFonts w:ascii="Times New Roman" w:hAnsi="Times New Roman"/>
           <w:sz w:val="28"/>
         </w:rPr>
-        <w:t>студенческие чаты и игровые сообщества ВКонтакте/Telegram;</w:t>
+        <w:t>студенческие чаты и игровые сообщества ВКонтакте и Telegram;</w:t>
       </w:r>
     </w:p>
     <w:p>
@@ -1100,7 +1144,7 @@
           <w:rFonts w:ascii="Times New Roman" w:hAnsi="Times New Roman"/>
           <w:sz w:val="28"/>
         </w:rPr>
-        <w:t>GitHub и сообщества разработчиков (для учебного сегмента).</w:t>
+        <w:t>сообщества разработчиков (для учебного сегмента).</w:t>
       </w:r>
     </w:p>
     <w:p>
@@ -1124,7 +1168,7 @@
           <w:b w:val="0"/>
           <w:sz w:val="28"/>
         </w:rPr>
-        <w:t>Школьник или студент 14–22 лет, играет с ноутбука. Знаком с Vampire Survivors, Brotato, Moonlighter; любит rogue-lite за желание сыграть «ещё один заход». Хочет короткую сессию, честные правила без доната и сохранение прогресса. Не любит терять весь прогресс при смерти.</w:t>
+        <w:t>Школьник или студент 14-22 лет, играет с ноутбука. Знаком с Vampire Survivors, Brotato, Moonlighter; любит rogue-lite за желание сыграть ещё один заход. Хочет короткую сессию, честные правила без доната и сохранение прогресса.</w:t>
       </w:r>
     </w:p>
     <w:p>
@@ -1134,7 +1178,60 @@
           <w:b w:val="0"/>
           <w:sz w:val="28"/>
         </w:rPr>
-        <w:t>Дополнительный сегмент — студенты IT-направлений и начинающие инди-разработчики, для которых открытый репозиторий проекта служит примером того, как довести браузерную игру от прототипа до публикации.</w:t>
+        <w:t>Анализ аудитории представлен на диаграмме (рисунок 1).</w:t>
+      </w:r>
+    </w:p>
+    <w:p>
+      <w:pPr>
+        <w:jc w:val="center"/>
+      </w:pPr>
+      <w:r>
+        <w:drawing>
+          <wp:inline xmlns:a="http://schemas.openxmlformats.org/drawingml/2006/main" xmlns:pic="http://schemas.openxmlformats.org/drawingml/2006/picture">
+            <wp:extent cx="4680000" cy="2392000"/>
+            <wp:docPr id="1" name="Picture 1"/>
+            <wp:cNvGraphicFramePr>
+              <a:graphicFrameLocks noChangeAspect="1"/>
+            </wp:cNvGraphicFramePr>
+            <a:graphic>
+              <a:graphicData uri="http://schemas.openxmlformats.org/drawingml/2006/picture">
+                <pic:pic>
+                  <pic:nvPicPr>
+                    <pic:cNvPr id="0" name="_an_audience.png"/>
+                    <pic:cNvPicPr/>
+                  </pic:nvPicPr>
+                  <pic:blipFill>
+                    <a:blip r:embed="rId9"/>
+                    <a:stretch>
+                      <a:fillRect/>
+                    </a:stretch>
+                  </pic:blipFill>
+                  <pic:spPr>
+                    <a:xfrm>
+                      <a:off x="0" y="0"/>
+                      <a:ext cx="4680000" cy="2392000"/>
+                    </a:xfrm>
+                    <a:prstGeom prst="rect"/>
+                  </pic:spPr>
+                </pic:pic>
+              </a:graphicData>
+            </a:graphic>
+          </wp:inline>
+        </w:drawing>
+      </w:r>
+    </w:p>
+    <w:p>
+      <w:pPr>
+        <w:ind w:firstLine="0"/>
+        <w:jc w:val="center"/>
+      </w:pPr>
+      <w:r>
+        <w:rPr>
+          <w:rFonts w:ascii="Times New Roman" w:hAnsi="Times New Roman"/>
+          <w:b w:val="0"/>
+          <w:sz w:val="24"/>
+        </w:rPr>
+        <w:t>Рисунок 1 - Распределение целевой аудитории</w:t>
       </w:r>
     </w:p>
     <w:p>
@@ -1148,14 +1245,16 @@
         <w:ind w:firstLine="0"/>
         <w:jc w:val="center"/>
       </w:pPr>
+      <w:bookmarkStart w:id="3" w:name="a_problem"/>
       <w:r>
         <w:rPr>
           <w:rFonts w:ascii="Times New Roman" w:hAnsi="Times New Roman"/>
           <w:b/>
           <w:sz w:val="28"/>
         </w:rPr>
-        <w:t>2. ОПРЕДЕЛЕНИЕ ПРОБЛЕМЫ</w:t>
+        <w:t>4. ОПРЕДЕЛЕНИЕ ПРОБЛЕМЫ</w:t>
       </w:r>
+      <w:bookmarkEnd w:id="3"/>
     </w:p>
     <w:p>
       <w:pPr>
@@ -1168,11 +1267,12 @@
           <w:b/>
           <w:sz w:val="28"/>
         </w:rPr>
-        <w:t>1. Изучение конкурентов (отзывы игроков)</w:t>
+        <w:t>Изучение отзывов игроков</w:t>
       </w:r>
     </w:p>
     <w:p>
       <w:pPr>
+        <w:keepNext/>
         <w:spacing w:before="120"/>
         <w:ind w:firstLine="0"/>
       </w:pPr>
@@ -1182,7 +1282,7 @@
           <w:b w:val="0"/>
           <w:sz w:val="28"/>
         </w:rPr>
-        <w:t>Таблица 1 — Анализ отзывов на конкурентов</w:t>
+        <w:t>Таблица 1 - Отзывы на конкурентов</w:t>
       </w:r>
     </w:p>
     <w:tbl>
@@ -1197,6 +1297,9 @@
         <w:gridCol w:w="4844"/>
       </w:tblGrid>
       <w:tr>
+        <w:trPr>
+          <w:cantSplit/>
+        </w:trPr>
         <w:tc>
           <w:tcPr>
             <w:tcW w:type="dxa" w:w="4844"/>
@@ -1231,12 +1334,15 @@
                 <w:b/>
                 <w:sz w:val="24"/>
               </w:rPr>
-              <w:t>Что пишут пользователи</w:t>
+              <w:t>Что пишут игроки</w:t>
             </w:r>
           </w:p>
         </w:tc>
       </w:tr>
       <w:tr>
+        <w:trPr>
+          <w:cantSplit/>
+        </w:trPr>
         <w:tc>
           <w:tcPr>
             <w:tcW w:type="dxa" w:w="4844"/>
@@ -1251,7 +1357,7 @@
                 <w:rFonts w:ascii="Times New Roman" w:hAnsi="Times New Roman"/>
                 <w:sz w:val="24"/>
               </w:rPr>
-              <w:t>Vampire Survivors (Steam)</w:t>
+              <w:t>Vampire Survivors</w:t>
             </w:r>
           </w:p>
         </w:tc>
@@ -1269,12 +1375,15 @@
                 <w:rFonts w:ascii="Times New Roman" w:hAnsi="Times New Roman"/>
                 <w:sz w:val="24"/>
               </w:rPr>
-              <w:t>«Затягивает, но решений нет — просто стоишь и фармишь», «хочется такого же, но чтобы думать»</w:t>
+              <w:t>Затягивает, но решений мало; хочется такого же, но чтобы думать</w:t>
             </w:r>
           </w:p>
         </w:tc>
       </w:tr>
       <w:tr>
+        <w:trPr>
+          <w:cantSplit/>
+        </w:trPr>
         <w:tc>
           <w:tcPr>
             <w:tcW w:type="dxa" w:w="4844"/>
@@ -1289,7 +1398,7 @@
                 <w:rFonts w:ascii="Times New Roman" w:hAnsi="Times New Roman"/>
                 <w:sz w:val="24"/>
               </w:rPr>
-              <w:t>Brotato (Steam)</w:t>
+              <w:t>Brotato</w:t>
             </w:r>
           </w:p>
         </w:tc>
@@ -1307,12 +1416,15 @@
                 <w:rFonts w:ascii="Times New Roman" w:hAnsi="Times New Roman"/>
                 <w:sz w:val="24"/>
               </w:rPr>
-              <w:t>«Отличные короткие раунды, но это голая арена — ни мира, ни сюжета»</w:t>
+              <w:t>Отличные короткие раунды, но это голая арена, без мира и сюжета</w:t>
             </w:r>
           </w:p>
         </w:tc>
       </w:tr>
       <w:tr>
+        <w:trPr>
+          <w:cantSplit/>
+        </w:trPr>
         <w:tc>
           <w:tcPr>
             <w:tcW w:type="dxa" w:w="4844"/>
@@ -1327,7 +1439,7 @@
                 <w:rFonts w:ascii="Times New Roman" w:hAnsi="Times New Roman"/>
                 <w:sz w:val="24"/>
               </w:rPr>
-              <w:t>Браузерные «выживалки» на Яндекс Играх</w:t>
+              <w:t>Браузерные выживалки на Яндекс Играх</w:t>
             </w:r>
           </w:p>
         </w:tc>
@@ -1345,7 +1457,7 @@
                 <w:rFonts w:ascii="Times New Roman" w:hAnsi="Times New Roman"/>
                 <w:sz w:val="24"/>
               </w:rPr>
-              <w:t>«Реклама каждые 30 секунд», «прогресс без смысла», «нет ощущения риска — нечего терять»</w:t>
+              <w:t>Прогресс без смысла, нет ощущения риска</w:t>
             </w:r>
           </w:p>
         </w:tc>
@@ -1367,7 +1479,7 @@
           <w:b w:val="0"/>
           <w:sz w:val="28"/>
         </w:rPr>
-        <w:t>Вывод из отзывов: аудитория хочет короткие PvE-сессии с настоящими решениями и ощутимой ценой ошибки, но без жёсткого наказания «потерял всё» и без навязчивой монетизации.</w:t>
+        <w:t>Вывод: игроки хотят короткие PvE-сессии с настоящими решениями, но без жёсткого наказания за смерть.</w:t>
       </w:r>
     </w:p>
     <w:p>
@@ -1381,7 +1493,7 @@
           <w:b/>
           <w:sz w:val="28"/>
         </w:rPr>
-        <w:t>2. Тематические форумы и социальные сети</w:t>
+        <w:t>Форумы и социальные сети</w:t>
       </w:r>
     </w:p>
     <w:p>
@@ -1391,7 +1503,7 @@
           <w:b w:val="0"/>
           <w:sz w:val="28"/>
         </w:rPr>
-        <w:t>Изучены сабреддит r/roguelites и r/WebGames, группы ВК по браузерным играм, комментарии под обзорами Vampire Survivors и Brotato на YouTube. Обнаруженные боли:</w:t>
+        <w:t>Изучены сообщества по браузерным играм во ВКонтакте, профильные ветки на тематических форумах и комментарии под обзорами Vampire Survivors и Brotato. Что отмечают игроки:</w:t>
       </w:r>
     </w:p>
     <w:p>
@@ -1404,7 +1516,7 @@
           <w:rFonts w:ascii="Times New Roman" w:hAnsi="Times New Roman"/>
           <w:sz w:val="28"/>
         </w:rPr>
-        <w:t>«на учебном ноутбуке нельзя ставить Steam — нужно что-то браузерное»;</w:t>
+        <w:t>на учебном ноутбуке нельзя ставить Steam, нужно что-то браузерное;</w:t>
       </w:r>
     </w:p>
     <w:p>
@@ -1417,7 +1529,7 @@
           <w:rFonts w:ascii="Times New Roman" w:hAnsi="Times New Roman"/>
           <w:sz w:val="28"/>
         </w:rPr>
-        <w:t>«в браузере мало нормальных rogue-lite, интересных проектов почти нет»;</w:t>
+        <w:t>в браузере мало нормальных rogue-lite, интересных проектов почти нет;</w:t>
       </w:r>
     </w:p>
     <w:p>
@@ -1430,7 +1542,7 @@
           <w:rFonts w:ascii="Times New Roman" w:hAnsi="Times New Roman"/>
           <w:sz w:val="28"/>
         </w:rPr>
-        <w:t>«не люблю, когда смерть обнуляет весь прогресс».</w:t>
+        <w:t>не нравится, когда смерть обнуляет весь прогресс.</w:t>
       </w:r>
     </w:p>
     <w:p>
@@ -1444,11 +1556,12 @@
           <w:b/>
           <w:sz w:val="28"/>
         </w:rPr>
-        <w:t>3. Анализ поисковых запросов (Wordstat, июнь 2026)</w:t>
+        <w:t>Поисковые запросы (Wordstat)</w:t>
       </w:r>
     </w:p>
     <w:p>
       <w:pPr>
+        <w:keepNext/>
         <w:spacing w:before="120"/>
         <w:ind w:firstLine="0"/>
       </w:pPr>
@@ -1458,7 +1571,7 @@
           <w:b w:val="0"/>
           <w:sz w:val="28"/>
         </w:rPr>
-        <w:t>Таблица 2 — Поисковые запросы</w:t>
+        <w:t>Таблица 2 - Поисковые запросы</w:t>
       </w:r>
     </w:p>
     <w:tbl>
@@ -1474,6 +1587,9 @@
         <w:gridCol w:w="3230"/>
       </w:tblGrid>
       <w:tr>
+        <w:trPr>
+          <w:cantSplit/>
+        </w:trPr>
         <w:tc>
           <w:tcPr>
             <w:tcW w:type="dxa" w:w="3230"/>
@@ -1508,7 +1624,7 @@
                 <w:b/>
                 <w:sz w:val="24"/>
               </w:rPr>
-              <w:t>Показов в месяц*</w:t>
+              <w:t>Показов в месяц</w:t>
             </w:r>
           </w:p>
         </w:tc>
@@ -1533,6 +1649,9 @@
         </w:tc>
       </w:tr>
       <w:tr>
+        <w:trPr>
+          <w:cantSplit/>
+        </w:trPr>
         <w:tc>
           <w:tcPr>
             <w:tcW w:type="dxa" w:w="3230"/>
@@ -1589,6 +1708,9 @@
         </w:tc>
       </w:tr>
       <w:tr>
+        <w:trPr>
+          <w:cantSplit/>
+        </w:trPr>
         <w:tc>
           <w:tcPr>
             <w:tcW w:type="dxa" w:w="3230"/>
@@ -1645,6 +1767,9 @@
         </w:tc>
       </w:tr>
       <w:tr>
+        <w:trPr>
+          <w:cantSplit/>
+        </w:trPr>
         <w:tc>
           <w:tcPr>
             <w:tcW w:type="dxa" w:w="3230"/>
@@ -1700,62 +1825,6 @@
           </w:p>
         </w:tc>
       </w:tr>
-      <w:tr>
-        <w:tc>
-          <w:tcPr>
-            <w:tcW w:type="dxa" w:w="3230"/>
-          </w:tcPr>
-          <w:p>
-            <w:pPr>
-              <w:spacing w:line="240" w:lineRule="auto"/>
-            </w:pPr>
-            <w:r/>
-            <w:r>
-              <w:rPr>
-                <w:rFonts w:ascii="Times New Roman" w:hAnsi="Times New Roman"/>
-                <w:sz w:val="24"/>
-              </w:rPr>
-              <w:t>игра риск и награда</w:t>
-            </w:r>
-          </w:p>
-        </w:tc>
-        <w:tc>
-          <w:tcPr>
-            <w:tcW w:type="dxa" w:w="3230"/>
-          </w:tcPr>
-          <w:p>
-            <w:pPr>
-              <w:spacing w:line="240" w:lineRule="auto"/>
-            </w:pPr>
-            <w:r/>
-            <w:r>
-              <w:rPr>
-                <w:rFonts w:ascii="Times New Roman" w:hAnsi="Times New Roman"/>
-                <w:sz w:val="24"/>
-              </w:rPr>
-              <w:t>≈700</w:t>
-            </w:r>
-          </w:p>
-        </w:tc>
-        <w:tc>
-          <w:tcPr>
-            <w:tcW w:type="dxa" w:w="3230"/>
-          </w:tcPr>
-          <w:p>
-            <w:pPr>
-              <w:spacing w:line="240" w:lineRule="auto"/>
-            </w:pPr>
-            <w:r/>
-            <w:r>
-              <w:rPr>
-                <w:rFonts w:ascii="Times New Roman" w:hAnsi="Times New Roman"/>
-                <w:sz w:val="24"/>
-              </w:rPr>
-              <w:t>Ниша механики почти не закрыта предложением</w:t>
-            </w:r>
-          </w:p>
-        </w:tc>
-      </w:tr>
     </w:tbl>
     <w:p>
       <w:r>
@@ -1764,19 +1833,6 @@
           <w:b w:val="0"/>
           <w:sz w:val="28"/>
         </w:rPr>
-      </w:r>
-    </w:p>
-    <w:p>
-      <w:pPr>
-        <w:ind w:firstLine="0"/>
-      </w:pPr>
-      <w:r>
-        <w:rPr>
-          <w:rFonts w:ascii="Times New Roman" w:hAnsi="Times New Roman"/>
-          <w:b w:val="0"/>
-          <w:sz w:val="24"/>
-        </w:rPr>
-        <w:t>* Значения подлежат уточнению на момент сдачи отчёта в сервисе wordstat.yandex.ru.</w:t>
       </w:r>
     </w:p>
     <w:p>
@@ -1790,21 +1846,12 @@
           <w:b/>
           <w:sz w:val="28"/>
         </w:rPr>
-        <w:t>Классификация проблемы</w:t>
-      </w:r>
-    </w:p>
-    <w:p>
-      <w:r>
-        <w:rPr>
-          <w:rFonts w:ascii="Times New Roman" w:hAnsi="Times New Roman"/>
-          <w:b w:val="0"/>
-          <w:sz w:val="28"/>
-        </w:rPr>
-        <w:t>Проблема ЦА — комбинация двух категорий: отсутствие ресурсов (нет возможности установить Steam, нет времени на длинные сессии) и недовольство эмоциональным состоянием (скука однообразных кликеров, фрустрация от потери прогресса).</w:t>
+        <w:t>Три уровня боли</w:t>
       </w:r>
     </w:p>
     <w:p>
       <w:pPr>
+        <w:keepNext/>
         <w:spacing w:before="120"/>
         <w:ind w:firstLine="0"/>
       </w:pPr>
@@ -1814,7 +1861,7 @@
           <w:b w:val="0"/>
           <w:sz w:val="28"/>
         </w:rPr>
-        <w:t>Таблица 3 — Три уровня «боли»</w:t>
+        <w:t>Таблица 3 - Уровни боли</w:t>
       </w:r>
     </w:p>
     <w:tbl>
@@ -1829,6 +1876,9 @@
         <w:gridCol w:w="4844"/>
       </w:tblGrid>
       <w:tr>
+        <w:trPr>
+          <w:cantSplit/>
+        </w:trPr>
         <w:tc>
           <w:tcPr>
             <w:tcW w:type="dxa" w:w="4844"/>
@@ -1844,7 +1894,7 @@
                 <w:b/>
                 <w:sz w:val="24"/>
               </w:rPr>
-              <w:t>Уровень боли</w:t>
+              <w:t>Уровень</w:t>
             </w:r>
           </w:p>
         </w:tc>
@@ -1869,6 +1919,9 @@
         </w:tc>
       </w:tr>
       <w:tr>
+        <w:trPr>
+          <w:cantSplit/>
+        </w:trPr>
         <w:tc>
           <w:tcPr>
             <w:tcW w:type="dxa" w:w="4844"/>
@@ -1901,12 +1954,15 @@
                 <w:rFonts w:ascii="Times New Roman" w:hAnsi="Times New Roman"/>
                 <w:sz w:val="24"/>
               </w:rPr>
-              <w:t>В браузере нет качественных rogue-lite с короткими сессиями и осмысленным риском</w:t>
+              <w:t>В браузере мало качественных rogue-lite с короткими сессиями</w:t>
             </w:r>
           </w:p>
         </w:tc>
       </w:tr>
       <w:tr>
+        <w:trPr>
+          <w:cantSplit/>
+        </w:trPr>
         <w:tc>
           <w:tcPr>
             <w:tcW w:type="dxa" w:w="4844"/>
@@ -1921,7 +1977,7 @@
                 <w:rFonts w:ascii="Times New Roman" w:hAnsi="Times New Roman"/>
                 <w:sz w:val="24"/>
               </w:rPr>
-              <w:t>Влияние на финансы</w:t>
+              <w:t>Финансовый</w:t>
             </w:r>
           </w:p>
         </w:tc>
@@ -1939,12 +1995,15 @@
                 <w:rFonts w:ascii="Times New Roman" w:hAnsi="Times New Roman"/>
                 <w:sz w:val="24"/>
               </w:rPr>
-              <w:t>Игрок не готов платить за установку и донат; разработчик без публикации не получает кейс в портфолио</w:t>
+              <w:t>Игрок не хочет платить за установку и донат</w:t>
             </w:r>
           </w:p>
         </w:tc>
       </w:tr>
       <w:tr>
+        <w:trPr>
+          <w:cantSplit/>
+        </w:trPr>
         <w:tc>
           <w:tcPr>
             <w:tcW w:type="dxa" w:w="4844"/>
@@ -1977,7 +2036,7 @@
                 <w:rFonts w:ascii="Times New Roman" w:hAnsi="Times New Roman"/>
                 <w:sz w:val="24"/>
               </w:rPr>
-              <w:t>Желание сыграть «ещё один заход» и узнать продолжение сюжета</w:t>
+              <w:t>Желание сыграть ещё один заход и узнать продолжение сюжета</w:t>
             </w:r>
           </w:p>
         </w:tc>
@@ -2003,7 +2062,7 @@
           <w:b/>
           <w:sz w:val="28"/>
         </w:rPr>
-        <w:t>Сформулированная проблема (болевая точка)</w:t>
+        <w:t>Формулировка проблемы</w:t>
       </w:r>
     </w:p>
     <w:p>
@@ -2018,20 +2077,7 @@
     </w:p>
     <w:p>
       <w:pPr>
-        <w:spacing w:before="160"/>
-        <w:ind w:firstLine="0"/>
-      </w:pPr>
-      <w:r>
-        <w:rPr>
-          <w:rFonts w:ascii="Times New Roman" w:hAnsi="Times New Roman"/>
-          <w:b/>
-          <w:sz w:val="28"/>
-        </w:rPr>
-        <w:t>Как наша игра решает эту проблему</w:t>
-      </w:r>
-    </w:p>
-    <w:p>
-      <w:pPr>
+        <w:keepNext/>
         <w:spacing w:before="120"/>
         <w:ind w:firstLine="0"/>
       </w:pPr>
@@ -2041,7 +2087,7 @@
           <w:b w:val="0"/>
           <w:sz w:val="28"/>
         </w:rPr>
-        <w:t>Таблица 4 — Соответствие болей и решений</w:t>
+        <w:t>Таблица 4 - Потребности и решения</w:t>
       </w:r>
     </w:p>
     <w:tbl>
@@ -2056,6 +2102,9 @@
         <w:gridCol w:w="4844"/>
       </w:tblGrid>
       <w:tr>
+        <w:trPr>
+          <w:cantSplit/>
+        </w:trPr>
         <w:tc>
           <w:tcPr>
             <w:tcW w:type="dxa" w:w="4844"/>
@@ -2071,7 +2120,7 @@
                 <w:b/>
                 <w:sz w:val="24"/>
               </w:rPr>
-              <w:t>Боль / потребность</w:t>
+              <w:t>Потребность</w:t>
             </w:r>
           </w:p>
         </w:tc>
@@ -2096,6 +2145,9 @@
         </w:tc>
       </w:tr>
       <w:tr>
+        <w:trPr>
+          <w:cantSplit/>
+        </w:trPr>
         <w:tc>
           <w:tcPr>
             <w:tcW w:type="dxa" w:w="4844"/>
@@ -2128,12 +2180,15 @@
                 <w:rFonts w:ascii="Times New Roman" w:hAnsi="Times New Roman"/>
                 <w:sz w:val="24"/>
               </w:rPr>
-              <w:t>Сессия 5–15 минут, автосохранение после каждого события</w:t>
+              <w:t>Сессия 5-15 минут</w:t>
             </w:r>
           </w:p>
         </w:tc>
       </w:tr>
       <w:tr>
+        <w:trPr>
+          <w:cantSplit/>
+        </w:trPr>
         <w:tc>
           <w:tcPr>
             <w:tcW w:type="dxa" w:w="4844"/>
@@ -2166,12 +2221,15 @@
                 <w:rFonts w:ascii="Times New Roman" w:hAnsi="Times New Roman"/>
                 <w:sz w:val="24"/>
               </w:rPr>
-              <w:t>Браузер, вес ≈0,1 МБ, мгновенная загрузка</w:t>
+              <w:t>Браузер, малый вес, быстрая загрузка</w:t>
             </w:r>
           </w:p>
         </w:tc>
       </w:tr>
       <w:tr>
+        <w:trPr>
+          <w:cantSplit/>
+        </w:trPr>
         <w:tc>
           <w:tcPr>
             <w:tcW w:type="dxa" w:w="4844"/>
@@ -2204,12 +2262,15 @@
                 <w:rFonts w:ascii="Times New Roman" w:hAnsi="Times New Roman"/>
                 <w:sz w:val="24"/>
               </w:rPr>
-              <w:t>Шанс охраны виден до вскрытия — каждый контейнер это выбор</w:t>
+              <w:t>Шанс охраны виден до вскрытия, каждый контейнер это выбор</w:t>
             </w:r>
           </w:p>
         </w:tc>
       </w:tr>
       <w:tr>
+        <w:trPr>
+          <w:cantSplit/>
+        </w:trPr>
         <w:tc>
           <w:tcPr>
             <w:tcW w:type="dxa" w:w="4844"/>
@@ -2224,7 +2285,7 @@
                 <w:rFonts w:ascii="Times New Roman" w:hAnsi="Times New Roman"/>
                 <w:sz w:val="24"/>
               </w:rPr>
-              <w:t>Страх потерять всё</w:t>
+              <w:t>Страх потерять весь прогресс</w:t>
             </w:r>
           </w:p>
         </w:tc>
@@ -2242,12 +2303,15 @@
                 <w:rFonts w:ascii="Times New Roman" w:hAnsi="Times New Roman"/>
                 <w:sz w:val="24"/>
               </w:rPr>
-              <w:t>Rogue-lite: смерть забирает еду и часть лома, но не сектора и оружие</w:t>
+              <w:t>Смерть забирает еду и часть лома, но не сектора и оружие</w:t>
             </w:r>
           </w:p>
         </w:tc>
       </w:tr>
       <w:tr>
+        <w:trPr>
+          <w:cantSplit/>
+        </w:trPr>
         <w:tc>
           <w:tcPr>
             <w:tcW w:type="dxa" w:w="4844"/>
@@ -2280,45 +2344,7 @@
                 <w:rFonts w:ascii="Times New Roman" w:hAnsi="Times New Roman"/>
                 <w:sz w:val="24"/>
               </w:rPr>
-              <w:t>Враг замахивается перед атакой — удар можно увидеть и избежать</w:t>
-            </w:r>
-          </w:p>
-        </w:tc>
-      </w:tr>
-      <w:tr>
-        <w:tc>
-          <w:tcPr>
-            <w:tcW w:type="dxa" w:w="4844"/>
-          </w:tcPr>
-          <w:p>
-            <w:pPr>
-              <w:spacing w:line="240" w:lineRule="auto"/>
-            </w:pPr>
-            <w:r/>
-            <w:r>
-              <w:rPr>
-                <w:rFonts w:ascii="Times New Roman" w:hAnsi="Times New Roman"/>
-                <w:sz w:val="24"/>
-              </w:rPr>
-              <w:t>Хочется смысла</w:t>
-            </w:r>
-          </w:p>
-        </w:tc>
-        <w:tc>
-          <w:tcPr>
-            <w:tcW w:type="dxa" w:w="4844"/>
-          </w:tcPr>
-          <w:p>
-            <w:pPr>
-              <w:spacing w:line="240" w:lineRule="auto"/>
-            </w:pPr>
-            <w:r/>
-            <w:r>
-              <w:rPr>
-                <w:rFonts w:ascii="Times New Roman" w:hAnsi="Times New Roman"/>
-                <w:sz w:val="24"/>
-              </w:rPr>
-              <w:t>Сюжет о возвращении памяти, выбор из двух концовок</w:t>
+              <w:t>Враг замахивается перед атакой, удар можно увидеть и избежать</w:t>
             </w:r>
           </w:p>
         </w:tc>
@@ -2344,14 +2370,16 @@
         <w:ind w:firstLine="0"/>
         <w:jc w:val="center"/>
       </w:pPr>
+      <w:bookmarkStart w:id="4" w:name="a_approach"/>
       <w:r>
         <w:rPr>
           <w:rFonts w:ascii="Times New Roman" w:hAnsi="Times New Roman"/>
           <w:b/>
           <w:sz w:val="28"/>
         </w:rPr>
-        <w:t>3. ПОДХОДЫ К РЕШЕНИЮ ПРОБЛЕМЫ</w:t>
+        <w:t>5. ПОДХОДЫ К РЕШЕНИЮ ПРОБЛЕМЫ</w:t>
       </w:r>
+      <w:bookmarkEnd w:id="4"/>
     </w:p>
     <w:p>
       <w:pPr>
@@ -2387,7 +2415,7 @@
           <w:rFonts w:ascii="Times New Roman" w:hAnsi="Times New Roman"/>
           <w:sz w:val="28"/>
         </w:rPr>
-        <w:t>кликер с прокачкой базы — отказались, в нём нет решений;</w:t>
+        <w:t>кликер с прокачкой базы - отказались, в нём нет решений;</w:t>
       </w:r>
     </w:p>
     <w:p>
@@ -2400,7 +2428,7 @@
           <w:rFonts w:ascii="Times New Roman" w:hAnsi="Times New Roman"/>
           <w:sz w:val="28"/>
         </w:rPr>
-        <w:t>выживание с сундуками-лотереями — взяли за основу, но лотерею заменили видимым шансом охраны: так у игрока появился реальный выбор.</w:t>
+        <w:t>выживание с сундуками-лотереями - взяли за основу, но лотерею заменили видимым шансом охраны, чтобы у игрока был реальный выбор.</w:t>
       </w:r>
     </w:p>
     <w:p>
@@ -2414,11 +2442,22 @@
           <w:b/>
           <w:sz w:val="28"/>
         </w:rPr>
-        <w:t>Применение элементов ТРИЗ</w:t>
+        <w:t>Выбор технологии</w:t>
+      </w:r>
+    </w:p>
+    <w:p>
+      <w:r>
+        <w:rPr>
+          <w:rFonts w:ascii="Times New Roman" w:hAnsi="Times New Roman"/>
+          <w:b w:val="0"/>
+          <w:sz w:val="28"/>
+        </w:rPr>
+        <w:t>Сравнили три варианта: движок Unity (WebGL), конструкторы (Construct 3, GDevelop) и Vanilla JS с Canvas.</w:t>
       </w:r>
     </w:p>
     <w:p>
       <w:pPr>
+        <w:keepNext/>
         <w:spacing w:before="120"/>
         <w:ind w:firstLine="0"/>
       </w:pPr>
@@ -2428,258 +2467,7 @@
           <w:b w:val="0"/>
           <w:sz w:val="28"/>
         </w:rPr>
-        <w:t>Таблица 5 — Приёмы ТРИЗ</w:t>
-      </w:r>
-    </w:p>
-    <w:tbl>
-      <w:tblPr>
-        <w:tblStyle w:val="TableGrid"/>
-        <w:tblW w:type="auto" w:w="0"/>
-        <w:jc w:val="center"/>
-        <w:tblLook w:firstColumn="1" w:firstRow="1" w:lastColumn="0" w:lastRow="0" w:noHBand="0" w:noVBand="1" w:val="04A0"/>
-      </w:tblPr>
-      <w:tblGrid>
-        <w:gridCol w:w="4844"/>
-        <w:gridCol w:w="4844"/>
-      </w:tblGrid>
-      <w:tr>
-        <w:tc>
-          <w:tcPr>
-            <w:tcW w:type="dxa" w:w="4844"/>
-          </w:tcPr>
-          <w:p>
-            <w:pPr>
-              <w:spacing w:line="240" w:lineRule="auto"/>
-            </w:pPr>
-            <w:r/>
-            <w:r>
-              <w:rPr>
-                <w:rFonts w:ascii="Times New Roman" w:hAnsi="Times New Roman"/>
-                <w:b/>
-                <w:sz w:val="24"/>
-              </w:rPr>
-              <w:t>Приём ТРИЗ</w:t>
-            </w:r>
-          </w:p>
-        </w:tc>
-        <w:tc>
-          <w:tcPr>
-            <w:tcW w:type="dxa" w:w="4844"/>
-          </w:tcPr>
-          <w:p>
-            <w:pPr>
-              <w:spacing w:line="240" w:lineRule="auto"/>
-            </w:pPr>
-            <w:r/>
-            <w:r>
-              <w:rPr>
-                <w:rFonts w:ascii="Times New Roman" w:hAnsi="Times New Roman"/>
-                <w:b/>
-                <w:sz w:val="24"/>
-              </w:rPr>
-              <w:t>Как применили</w:t>
-            </w:r>
-          </w:p>
-        </w:tc>
-      </w:tr>
-      <w:tr>
-        <w:tc>
-          <w:tcPr>
-            <w:tcW w:type="dxa" w:w="4844"/>
-          </w:tcPr>
-          <w:p>
-            <w:pPr>
-              <w:spacing w:line="240" w:lineRule="auto"/>
-            </w:pPr>
-            <w:r/>
-            <w:r>
-              <w:rPr>
-                <w:rFonts w:ascii="Times New Roman" w:hAnsi="Times New Roman"/>
-                <w:sz w:val="24"/>
-              </w:rPr>
-              <w:t>Принцип дробления</w:t>
-            </w:r>
-          </w:p>
-        </w:tc>
-        <w:tc>
-          <w:tcPr>
-            <w:tcW w:type="dxa" w:w="4844"/>
-          </w:tcPr>
-          <w:p>
-            <w:pPr>
-              <w:spacing w:line="240" w:lineRule="auto"/>
-            </w:pPr>
-            <w:r/>
-            <w:r>
-              <w:rPr>
-                <w:rFonts w:ascii="Times New Roman" w:hAnsi="Times New Roman"/>
-                <w:sz w:val="24"/>
-              </w:rPr>
-              <w:t>Большая игра разбита на сектора-забеги по 5–15 минут с собственной кривой риска</w:t>
-            </w:r>
-          </w:p>
-        </w:tc>
-      </w:tr>
-      <w:tr>
-        <w:tc>
-          <w:tcPr>
-            <w:tcW w:type="dxa" w:w="4844"/>
-          </w:tcPr>
-          <w:p>
-            <w:pPr>
-              <w:spacing w:line="240" w:lineRule="auto"/>
-            </w:pPr>
-            <w:r/>
-            <w:r>
-              <w:rPr>
-                <w:rFonts w:ascii="Times New Roman" w:hAnsi="Times New Roman"/>
-                <w:sz w:val="24"/>
-              </w:rPr>
-              <w:t>Принцип объединения</w:t>
-            </w:r>
-          </w:p>
-        </w:tc>
-        <w:tc>
-          <w:tcPr>
-            <w:tcW w:type="dxa" w:w="4844"/>
-          </w:tcPr>
-          <w:p>
-            <w:pPr>
-              <w:spacing w:line="240" w:lineRule="auto"/>
-            </w:pPr>
-            <w:r/>
-            <w:r>
-              <w:rPr>
-                <w:rFonts w:ascii="Times New Roman" w:hAnsi="Times New Roman"/>
-                <w:sz w:val="24"/>
-              </w:rPr>
-              <w:t>Объединили выживание (голод, ресурсы) с механикой видимого риска (шанс на контейнере) — такого сочетания в браузере нет</w:t>
-            </w:r>
-          </w:p>
-        </w:tc>
-      </w:tr>
-      <w:tr>
-        <w:tc>
-          <w:tcPr>
-            <w:tcW w:type="dxa" w:w="4844"/>
-          </w:tcPr>
-          <w:p>
-            <w:pPr>
-              <w:spacing w:line="240" w:lineRule="auto"/>
-            </w:pPr>
-            <w:r/>
-            <w:r>
-              <w:rPr>
-                <w:rFonts w:ascii="Times New Roman" w:hAnsi="Times New Roman"/>
-                <w:sz w:val="24"/>
-              </w:rPr>
-              <w:t>Принцип «сделай наоборот»</w:t>
-            </w:r>
-          </w:p>
-        </w:tc>
-        <w:tc>
-          <w:tcPr>
-            <w:tcW w:type="dxa" w:w="4844"/>
-          </w:tcPr>
-          <w:p>
-            <w:pPr>
-              <w:spacing w:line="240" w:lineRule="auto"/>
-            </w:pPr>
-            <w:r/>
-            <w:r>
-              <w:rPr>
-                <w:rFonts w:ascii="Times New Roman" w:hAnsi="Times New Roman"/>
-                <w:sz w:val="24"/>
-              </w:rPr>
-              <w:t>Вместо скрытого рандома (как у всех) показываем игроку вероятности до решения</w:t>
-            </w:r>
-          </w:p>
-        </w:tc>
-      </w:tr>
-      <w:tr>
-        <w:tc>
-          <w:tcPr>
-            <w:tcW w:type="dxa" w:w="4844"/>
-          </w:tcPr>
-          <w:p>
-            <w:pPr>
-              <w:spacing w:line="240" w:lineRule="auto"/>
-            </w:pPr>
-            <w:r/>
-            <w:r>
-              <w:rPr>
-                <w:rFonts w:ascii="Times New Roman" w:hAnsi="Times New Roman"/>
-                <w:sz w:val="24"/>
-              </w:rPr>
-              <w:t>Принцип обратной связи</w:t>
-            </w:r>
-          </w:p>
-        </w:tc>
-        <w:tc>
-          <w:tcPr>
-            <w:tcW w:type="dxa" w:w="4844"/>
-          </w:tcPr>
-          <w:p>
-            <w:pPr>
-              <w:spacing w:line="240" w:lineRule="auto"/>
-            </w:pPr>
-            <w:r/>
-            <w:r>
-              <w:rPr>
-                <w:rFonts w:ascii="Times New Roman" w:hAnsi="Times New Roman"/>
-                <w:sz w:val="24"/>
-              </w:rPr>
-              <w:t>Замах врага перед атакой и автосохранение — игрок понимает причину урона и не теряет прогресс</w:t>
-            </w:r>
-          </w:p>
-        </w:tc>
-      </w:tr>
-    </w:tbl>
-    <w:p>
-      <w:r>
-        <w:rPr>
-          <w:rFonts w:ascii="Times New Roman" w:hAnsi="Times New Roman"/>
-          <w:b w:val="0"/>
-          <w:sz w:val="28"/>
-        </w:rPr>
-      </w:r>
-    </w:p>
-    <w:p>
-      <w:pPr>
-        <w:spacing w:before="160"/>
-        <w:ind w:firstLine="0"/>
-      </w:pPr>
-      <w:r>
-        <w:rPr>
-          <w:rFonts w:ascii="Times New Roman" w:hAnsi="Times New Roman"/>
-          <w:b/>
-          <w:sz w:val="28"/>
-        </w:rPr>
-        <w:t>Выбор технологии реализации</w:t>
-      </w:r>
-    </w:p>
-    <w:p>
-      <w:r>
-        <w:rPr>
-          <w:rFonts w:ascii="Times New Roman" w:hAnsi="Times New Roman"/>
-          <w:b w:val="0"/>
-          <w:sz w:val="28"/>
-        </w:rPr>
-        <w:t>Рассматривались три альтернативы: движок Unity (WebGL), no-code конструкторы (Construct 3, GDevelop) и Vanilla JS + Canvas.</w:t>
-      </w:r>
-    </w:p>
-    <w:p>
-      <w:pPr>
-        <w:spacing w:before="120"/>
-        <w:ind w:firstLine="0"/>
-      </w:pPr>
-      <w:r>
-        <w:rPr>
-          <w:rFonts w:ascii="Times New Roman" w:hAnsi="Times New Roman"/>
-          <w:b w:val="0"/>
-          <w:sz w:val="28"/>
-        </w:rPr>
-        <w:t>Таблица 6 — Взвешенный выбор стека (5-балльная шкала)</w:t>
+        <w:t>Таблица 5 - Сравнение технологий (5-балльная шкала)</w:t>
       </w:r>
     </w:p>
     <w:tbl>
@@ -2696,6 +2484,9 @@
         <w:gridCol w:w="2422"/>
       </w:tblGrid>
       <w:tr>
+        <w:trPr>
+          <w:cantSplit/>
+        </w:trPr>
         <w:tc>
           <w:tcPr>
             <w:tcW w:type="dxa" w:w="2422"/>
@@ -2774,6 +2565,9 @@
         </w:tc>
       </w:tr>
       <w:tr>
+        <w:trPr>
+          <w:cantSplit/>
+        </w:trPr>
         <w:tc>
           <w:tcPr>
             <w:tcW w:type="dxa" w:w="2422"/>
@@ -2788,7 +2582,7 @@
                 <w:rFonts w:ascii="Times New Roman" w:hAnsi="Times New Roman"/>
                 <w:sz w:val="24"/>
               </w:rPr>
-              <w:t>Вес сборки ≤100 МБ (0,3)</w:t>
+              <w:t>Вес сборки до 100 МБ (0,3)</w:t>
             </w:r>
           </w:p>
         </w:tc>
@@ -2848,6 +2642,9 @@
         </w:tc>
       </w:tr>
       <w:tr>
+        <w:trPr>
+          <w:cantSplit/>
+        </w:trPr>
         <w:tc>
           <w:tcPr>
             <w:tcW w:type="dxa" w:w="2422"/>
@@ -2922,6 +2719,9 @@
         </w:tc>
       </w:tr>
       <w:tr>
+        <w:trPr>
+          <w:cantSplit/>
+        </w:trPr>
         <w:tc>
           <w:tcPr>
             <w:tcW w:type="dxa" w:w="2422"/>
@@ -2996,6 +2796,9 @@
         </w:tc>
       </w:tr>
       <w:tr>
+        <w:trPr>
+          <w:cantSplit/>
+        </w:trPr>
         <w:tc>
           <w:tcPr>
             <w:tcW w:type="dxa" w:w="2422"/>
@@ -3070,6 +2873,9 @@
         </w:tc>
       </w:tr>
       <w:tr>
+        <w:trPr>
+          <w:cantSplit/>
+        </w:trPr>
         <w:tc>
           <w:tcPr>
             <w:tcW w:type="dxa" w:w="2422"/>
@@ -3144,6 +2950,9 @@
         </w:tc>
       </w:tr>
       <w:tr>
+        <w:trPr>
+          <w:cantSplit/>
+        </w:trPr>
         <w:tc>
           <w:tcPr>
             <w:tcW w:type="dxa" w:w="2422"/>
@@ -3234,7 +3043,7 @@
           <w:b w:val="0"/>
           <w:sz w:val="28"/>
         </w:rPr>
-        <w:t>Выбран Vanilla JS + Canvas: итоговая сборка занимает около 0,1 МБ — в тысячу раз меньше лимита платформы — при полном контроле над кодом.</w:t>
+        <w:t>Выбрали Vanilla JS с Canvas: сборка получилась около 0,1 МБ при полном контроле над кодом.</w:t>
       </w:r>
     </w:p>
     <w:p>
@@ -3248,14 +3057,16 @@
         <w:ind w:firstLine="0"/>
         <w:jc w:val="center"/>
       </w:pPr>
+      <w:bookmarkStart w:id="5" w:name="a_analogs"/>
       <w:r>
         <w:rPr>
           <w:rFonts w:ascii="Times New Roman" w:hAnsi="Times New Roman"/>
           <w:b/>
           <w:sz w:val="28"/>
         </w:rPr>
-        <w:t>4. АНАЛИЗ АНАЛОГОВ</w:t>
+        <w:t>6. АНАЛИЗ АНАЛОГОВ</w:t>
       </w:r>
+      <w:bookmarkEnd w:id="5"/>
     </w:p>
     <w:p>
       <w:r>
@@ -3264,11 +3075,12 @@
           <w:b w:val="0"/>
           <w:sz w:val="28"/>
         </w:rPr>
-        <w:t>Прямые конкуренты — rogue-lite/survival-игры с короткими сессиями; косвенные — браузерные «выживалки» каталога Яндекс Игр. Критерии сравнения измеримы (есть/нет, минуты, мегабайты).</w:t>
+        <w:t>Прямые конкуренты - rogue-lite и survival с короткими сессиями; косвенные - браузерные выживалки каталога Яндекс Игр. Критерии измеримы.</w:t>
       </w:r>
     </w:p>
     <w:p>
       <w:pPr>
+        <w:keepNext/>
         <w:spacing w:before="120"/>
         <w:ind w:firstLine="0"/>
       </w:pPr>
@@ -3278,7 +3090,7 @@
           <w:b w:val="0"/>
           <w:sz w:val="28"/>
         </w:rPr>
-        <w:t>Таблица 7 — Конкурентный анализ</w:t>
+        <w:t>Таблица 6 - Конкурентный анализ</w:t>
       </w:r>
     </w:p>
     <w:tbl>
@@ -3296,6 +3108,9 @@
         <w:gridCol w:w="1938"/>
       </w:tblGrid>
       <w:tr>
+        <w:trPr>
+          <w:cantSplit/>
+        </w:trPr>
         <w:tc>
           <w:tcPr>
             <w:tcW w:type="dxa" w:w="1938"/>
@@ -3330,7 +3145,7 @@
                 <w:b/>
                 <w:sz w:val="24"/>
               </w:rPr>
-              <w:t>Наша игра</w:t>
+              <w:t>Astral Nomad</w:t>
             </w:r>
           </w:p>
         </w:tc>
@@ -3393,6 +3208,9 @@
         </w:tc>
       </w:tr>
       <w:tr>
+        <w:trPr>
+          <w:cantSplit/>
+        </w:trPr>
         <w:tc>
           <w:tcPr>
             <w:tcW w:type="dxa" w:w="1938"/>
@@ -3485,6 +3303,9 @@
         </w:tc>
       </w:tr>
       <w:tr>
+        <w:trPr>
+          <w:cantSplit/>
+        </w:trPr>
         <w:tc>
           <w:tcPr>
             <w:tcW w:type="dxa" w:w="1938"/>
@@ -3517,7 +3338,7 @@
                 <w:rFonts w:ascii="Times New Roman" w:hAnsi="Times New Roman"/>
                 <w:sz w:val="24"/>
               </w:rPr>
-              <w:t>Есть (все враги)</w:t>
+              <w:t>Есть</w:t>
             </w:r>
           </w:p>
         </w:tc>
@@ -3577,6 +3398,9 @@
         </w:tc>
       </w:tr>
       <w:tr>
+        <w:trPr>
+          <w:cantSplit/>
+        </w:trPr>
         <w:tc>
           <w:tcPr>
             <w:tcW w:type="dxa" w:w="1938"/>
@@ -3669,6 +3493,9 @@
         </w:tc>
       </w:tr>
       <w:tr>
+        <w:trPr>
+          <w:cantSplit/>
+        </w:trPr>
         <w:tc>
           <w:tcPr>
             <w:tcW w:type="dxa" w:w="1938"/>
@@ -3701,7 +3528,7 @@
                 <w:rFonts w:ascii="Times New Roman" w:hAnsi="Times New Roman"/>
                 <w:sz w:val="24"/>
               </w:rPr>
-              <w:t>5–15 мин</w:t>
+              <w:t>5-15 мин</w:t>
             </w:r>
           </w:p>
         </w:tc>
@@ -3719,7 +3546,7 @@
                 <w:rFonts w:ascii="Times New Roman" w:hAnsi="Times New Roman"/>
                 <w:sz w:val="24"/>
               </w:rPr>
-              <w:t>15–30 мин</w:t>
+              <w:t>15-30 мин</w:t>
             </w:r>
           </w:p>
         </w:tc>
@@ -3737,7 +3564,7 @@
                 <w:rFonts w:ascii="Times New Roman" w:hAnsi="Times New Roman"/>
                 <w:sz w:val="24"/>
               </w:rPr>
-              <w:t>5–20 мин</w:t>
+              <w:t>5-20 мин</w:t>
             </w:r>
           </w:p>
         </w:tc>
@@ -3755,12 +3582,15 @@
                 <w:rFonts w:ascii="Times New Roman" w:hAnsi="Times New Roman"/>
                 <w:sz w:val="24"/>
               </w:rPr>
-              <w:t>30–60 мин</w:t>
+              <w:t>30-60 мин</w:t>
             </w:r>
           </w:p>
         </w:tc>
       </w:tr>
       <w:tr>
+        <w:trPr>
+          <w:cantSplit/>
+        </w:trPr>
         <w:tc>
           <w:tcPr>
             <w:tcW w:type="dxa" w:w="1938"/>
@@ -3853,6 +3683,9 @@
         </w:tc>
       </w:tr>
       <w:tr>
+        <w:trPr>
+          <w:cantSplit/>
+        </w:trPr>
         <w:tc>
           <w:tcPr>
             <w:tcW w:type="dxa" w:w="1938"/>
@@ -3961,7 +3794,7 @@
           <w:b w:val="0"/>
           <w:sz w:val="28"/>
         </w:rPr>
-        <w:t>Выводы: у Vampire Survivors заимствован цикл «ещё один заход», у Moonlighter — идея риска ради лута и магазина как стока валюты, у Brotato — длительность раунда. Наше преимущество — единственное на рынке сочетание видимого выбираемого риска, rogue-lite прогрессии и сюжета с концовками в браузере при весе 0,1 МБ.</w:t>
+        <w:t>У Vampire Survivors взяли идею быстрых заходов, у Moonlighter - связку риск ради лута и магазин, у Brotato - длительность раунда. Наше отличие: видимый риск, прогрессия и сюжет в браузере при весе 0,1 МБ.</w:t>
       </w:r>
     </w:p>
     <w:p>
@@ -3975,14 +3808,16 @@
         <w:ind w:firstLine="0"/>
         <w:jc w:val="center"/>
       </w:pPr>
+      <w:bookmarkStart w:id="6" w:name="a_plan"/>
       <w:r>
         <w:rPr>
           <w:rFonts w:ascii="Times New Roman" w:hAnsi="Times New Roman"/>
           <w:b/>
           <w:sz w:val="28"/>
         </w:rPr>
-        <w:t>5. КАЛЕНДАРНЫЙ ПЛАН ПРОЕКТА</w:t>
+        <w:t>7. КАЛЕНДАРНЫЙ ПЛАН ПРОЕКТА</w:t>
       </w:r>
+      <w:bookmarkEnd w:id="6"/>
     </w:p>
     <w:p>
       <w:r>
@@ -3996,6 +3831,7 @@
     </w:p>
     <w:p>
       <w:pPr>
+        <w:keepNext/>
         <w:spacing w:before="120"/>
         <w:ind w:firstLine="0"/>
       </w:pPr>
@@ -4005,7 +3841,7 @@
           <w:b w:val="0"/>
           <w:sz w:val="28"/>
         </w:rPr>
-        <w:t>Таблица 8 — Календарный план</w:t>
+        <w:t>Таблица 7 - Календарный план</w:t>
       </w:r>
     </w:p>
     <w:tbl>
@@ -4023,6 +3859,9 @@
         <w:gridCol w:w="1938"/>
       </w:tblGrid>
       <w:tr>
+        <w:trPr>
+          <w:cantSplit/>
+        </w:trPr>
         <w:tc>
           <w:tcPr>
             <w:tcW w:type="dxa" w:w="1938"/>
@@ -4057,7 +3896,7 @@
                 <w:b/>
                 <w:sz w:val="24"/>
               </w:rPr>
-              <w:t>Название этапа</w:t>
+              <w:t>Этап</w:t>
             </w:r>
           </w:p>
         </w:tc>
@@ -4120,6 +3959,9 @@
         </w:tc>
       </w:tr>
       <w:tr>
+        <w:trPr>
+          <w:cantSplit/>
+        </w:trPr>
         <w:tc>
           <w:tcPr>
             <w:tcW w:type="dxa" w:w="1938"/>
@@ -4209,6 +4051,9 @@
         </w:tc>
       </w:tr>
       <w:tr>
+        <w:trPr>
+          <w:cantSplit/>
+        </w:trPr>
         <w:tc>
           <w:tcPr>
             <w:tcW w:type="dxa" w:w="1938"/>
@@ -4241,7 +4086,7 @@
                 <w:rFonts w:ascii="Times New Roman" w:hAnsi="Times New Roman"/>
                 <w:sz w:val="24"/>
               </w:rPr>
-              <w:t>Требования платформы, аналитика Яндекс Игр</w:t>
+              <w:t>Аналитика платформы и аудитории</w:t>
             </w:r>
           </w:p>
         </w:tc>
@@ -4277,7 +4122,7 @@
                 <w:rFonts w:ascii="Times New Roman" w:hAnsi="Times New Roman"/>
                 <w:sz w:val="24"/>
               </w:rPr>
-              <w:t>3 дня</w:t>
+              <w:t>4 дня</w:t>
             </w:r>
           </w:p>
         </w:tc>
@@ -4301,6 +4146,9 @@
         </w:tc>
       </w:tr>
       <w:tr>
+        <w:trPr>
+          <w:cantSplit/>
+        </w:trPr>
         <w:tc>
           <w:tcPr>
             <w:tcW w:type="dxa" w:w="1938"/>
@@ -4333,99 +4181,7 @@
                 <w:rFonts w:ascii="Times New Roman" w:hAnsi="Times New Roman"/>
                 <w:sz w:val="24"/>
               </w:rPr>
-              <w:t>ЦА (5W), портрет, отзывы, Wordstat</w:t>
-            </w:r>
-          </w:p>
-        </w:tc>
-        <w:tc>
-          <w:tcPr>
-            <w:tcW w:type="dxa" w:w="1938"/>
-          </w:tcPr>
-          <w:p>
-            <w:pPr>
-              <w:spacing w:line="240" w:lineRule="auto"/>
-            </w:pPr>
-            <w:r/>
-            <w:r>
-              <w:rPr>
-                <w:rFonts w:ascii="Times New Roman" w:hAnsi="Times New Roman"/>
-                <w:sz w:val="24"/>
-              </w:rPr>
-              <w:t>Аналитик</w:t>
-            </w:r>
-          </w:p>
-        </w:tc>
-        <w:tc>
-          <w:tcPr>
-            <w:tcW w:type="dxa" w:w="1938"/>
-          </w:tcPr>
-          <w:p>
-            <w:pPr>
-              <w:spacing w:line="240" w:lineRule="auto"/>
-            </w:pPr>
-            <w:r/>
-            <w:r>
-              <w:rPr>
-                <w:rFonts w:ascii="Times New Roman" w:hAnsi="Times New Roman"/>
-                <w:sz w:val="24"/>
-              </w:rPr>
-              <w:t>3 дня</w:t>
-            </w:r>
-          </w:p>
-        </w:tc>
-        <w:tc>
-          <w:tcPr>
-            <w:tcW w:type="dxa" w:w="1938"/>
-          </w:tcPr>
-          <w:p>
-            <w:pPr>
-              <w:spacing w:line="240" w:lineRule="auto"/>
-            </w:pPr>
-            <w:r/>
-            <w:r>
-              <w:rPr>
-                <w:rFonts w:ascii="Times New Roman" w:hAnsi="Times New Roman"/>
-                <w:sz w:val="24"/>
-              </w:rPr>
-              <w:t>1</w:t>
-            </w:r>
-          </w:p>
-        </w:tc>
-      </w:tr>
-      <w:tr>
-        <w:tc>
-          <w:tcPr>
-            <w:tcW w:type="dxa" w:w="1938"/>
-          </w:tcPr>
-          <w:p>
-            <w:pPr>
-              <w:spacing w:line="240" w:lineRule="auto"/>
-            </w:pPr>
-            <w:r/>
-            <w:r>
-              <w:rPr>
-                <w:rFonts w:ascii="Times New Roman" w:hAnsi="Times New Roman"/>
-                <w:sz w:val="24"/>
-              </w:rPr>
-              <w:t>1.3</w:t>
-            </w:r>
-          </w:p>
-        </w:tc>
-        <w:tc>
-          <w:tcPr>
-            <w:tcW w:type="dxa" w:w="1938"/>
-          </w:tcPr>
-          <w:p>
-            <w:pPr>
-              <w:spacing w:line="240" w:lineRule="auto"/>
-            </w:pPr>
-            <w:r/>
-            <w:r>
-              <w:rPr>
-                <w:rFonts w:ascii="Times New Roman" w:hAnsi="Times New Roman"/>
-                <w:sz w:val="24"/>
-              </w:rPr>
-              <w:t>Анализ аналогов, УТП</w:t>
+              <w:t>Анализ аналогов и УТП</w:t>
             </w:r>
           </w:p>
         </w:tc>
@@ -4485,6 +4241,9 @@
         </w:tc>
       </w:tr>
       <w:tr>
+        <w:trPr>
+          <w:cantSplit/>
+        </w:trPr>
         <w:tc>
           <w:tcPr>
             <w:tcW w:type="dxa" w:w="1938"/>
@@ -4499,7 +4258,7 @@
                 <w:rFonts w:ascii="Times New Roman" w:hAnsi="Times New Roman"/>
                 <w:sz w:val="24"/>
               </w:rPr>
-              <w:t>1.4</w:t>
+              <w:t>1.3</w:t>
             </w:r>
           </w:p>
         </w:tc>
@@ -4517,7 +4276,7 @@
                 <w:rFonts w:ascii="Times New Roman" w:hAnsi="Times New Roman"/>
                 <w:sz w:val="24"/>
               </w:rPr>
-              <w:t>Мозговой штурм, ТРИЗ, выбор стека</w:t>
+              <w:t>Мозговой штурм, выбор стека</w:t>
             </w:r>
           </w:p>
         </w:tc>
@@ -4577,6 +4336,9 @@
         </w:tc>
       </w:tr>
       <w:tr>
+        <w:trPr>
+          <w:cantSplit/>
+        </w:trPr>
         <w:tc>
           <w:tcPr>
             <w:tcW w:type="dxa" w:w="1938"/>
@@ -4591,7 +4353,7 @@
                 <w:rFonts w:ascii="Times New Roman" w:hAnsi="Times New Roman"/>
                 <w:sz w:val="24"/>
               </w:rPr>
-              <w:t>1.5</w:t>
+              <w:t>1.4</w:t>
             </w:r>
           </w:p>
         </w:tc>
@@ -4669,6 +4431,9 @@
         </w:tc>
       </w:tr>
       <w:tr>
+        <w:trPr>
+          <w:cantSplit/>
+        </w:trPr>
         <w:tc>
           <w:tcPr>
             <w:tcW w:type="dxa" w:w="1938"/>
@@ -4758,6 +4523,9 @@
         </w:tc>
       </w:tr>
       <w:tr>
+        <w:trPr>
+          <w:cantSplit/>
+        </w:trPr>
         <w:tc>
           <w:tcPr>
             <w:tcW w:type="dxa" w:w="1938"/>
@@ -4790,7 +4558,7 @@
                 <w:rFonts w:ascii="Times New Roman" w:hAnsi="Times New Roman"/>
                 <w:sz w:val="24"/>
               </w:rPr>
-              <w:t>Концепт и сценарий (5 секторов, 2 концовки)</w:t>
+              <w:t>Концепт и сценарий</w:t>
             </w:r>
           </w:p>
         </w:tc>
@@ -4850,6 +4618,9 @@
         </w:tc>
       </w:tr>
       <w:tr>
+        <w:trPr>
+          <w:cantSplit/>
+        </w:trPr>
         <w:tc>
           <w:tcPr>
             <w:tcW w:type="dxa" w:w="1938"/>
@@ -4882,7 +4653,7 @@
                 <w:rFonts w:ascii="Times New Roman" w:hAnsi="Times New Roman"/>
                 <w:sz w:val="24"/>
               </w:rPr>
-              <w:t>Архитектура (12 модулей), сценарии использования</w:t>
+              <w:t>Архитектура и сценарии использования</w:t>
             </w:r>
           </w:p>
         </w:tc>
@@ -4942,6 +4713,9 @@
         </w:tc>
       </w:tr>
       <w:tr>
+        <w:trPr>
+          <w:cantSplit/>
+        </w:trPr>
         <w:tc>
           <w:tcPr>
             <w:tcW w:type="dxa" w:w="1938"/>
@@ -4974,7 +4748,7 @@
                 <w:rFonts w:ascii="Times New Roman" w:hAnsi="Times New Roman"/>
                 <w:sz w:val="24"/>
               </w:rPr>
-              <w:t>Прототип интерфейса и игрового экрана</w:t>
+              <w:t>Прототип интерфейса</w:t>
             </w:r>
           </w:p>
         </w:tc>
@@ -5034,6 +4808,9 @@
         </w:tc>
       </w:tr>
       <w:tr>
+        <w:trPr>
+          <w:cantSplit/>
+        </w:trPr>
         <w:tc>
           <w:tcPr>
             <w:tcW w:type="dxa" w:w="1938"/>
@@ -5123,6 +4900,9 @@
         </w:tc>
       </w:tr>
       <w:tr>
+        <w:trPr>
+          <w:cantSplit/>
+        </w:trPr>
         <w:tc>
           <w:tcPr>
             <w:tcW w:type="dxa" w:w="1938"/>
@@ -5155,7 +4935,7 @@
                 <w:rFonts w:ascii="Times New Roman" w:hAnsi="Times New Roman"/>
                 <w:sz w:val="24"/>
               </w:rPr>
-              <w:t>Игровое ядро: мир, бой, контейнеры, прогрессия</w:t>
+              <w:t>Игровое ядро: мир, бой, контейнеры</w:t>
             </w:r>
           </w:p>
         </w:tc>
@@ -5215,6 +4995,9 @@
         </w:tc>
       </w:tr>
       <w:tr>
+        <w:trPr>
+          <w:cantSplit/>
+        </w:trPr>
         <w:tc>
           <w:tcPr>
             <w:tcW w:type="dxa" w:w="1938"/>
@@ -5247,7 +5030,7 @@
                 <w:rFonts w:ascii="Times New Roman" w:hAnsi="Times New Roman"/>
                 <w:sz w:val="24"/>
               </w:rPr>
-              <w:t>Интеграция Yandex SDK и сохранения</w:t>
+              <w:t>Интеграция Yandex SDK</w:t>
             </w:r>
           </w:p>
         </w:tc>
@@ -5307,6 +5090,9 @@
         </w:tc>
       </w:tr>
       <w:tr>
+        <w:trPr>
+          <w:cantSplit/>
+        </w:trPr>
         <w:tc>
           <w:tcPr>
             <w:tcW w:type="dxa" w:w="1938"/>
@@ -5399,6 +5185,9 @@
         </w:tc>
       </w:tr>
       <w:tr>
+        <w:trPr>
+          <w:cantSplit/>
+        </w:trPr>
         <w:tc>
           <w:tcPr>
             <w:tcW w:type="dxa" w:w="1938"/>
@@ -5431,7 +5220,7 @@
                 <w:rFonts w:ascii="Times New Roman" w:hAnsi="Times New Roman"/>
                 <w:sz w:val="24"/>
               </w:rPr>
-              <w:t>Плейтесты, баланс (3 итерации), автотесты</w:t>
+              <w:t>Плейтесты и баланс, автотесты</w:t>
             </w:r>
           </w:p>
         </w:tc>
@@ -5491,6 +5280,9 @@
         </w:tc>
       </w:tr>
       <w:tr>
+        <w:trPr>
+          <w:cantSplit/>
+        </w:trPr>
         <w:tc>
           <w:tcPr>
             <w:tcW w:type="dxa" w:w="1938"/>
@@ -5580,6 +5372,9 @@
         </w:tc>
       </w:tr>
       <w:tr>
+        <w:trPr>
+          <w:cantSplit/>
+        </w:trPr>
         <w:tc>
           <w:tcPr>
             <w:tcW w:type="dxa" w:w="1938"/>
@@ -5612,7 +5407,7 @@
                 <w:rFonts w:ascii="Times New Roman" w:hAnsi="Times New Roman"/>
                 <w:sz w:val="24"/>
               </w:rPr>
-              <w:t>Проверка сборки: вес, автономность, браузеры</w:t>
+              <w:t>Проверка сборки и браузеров</w:t>
             </w:r>
           </w:p>
         </w:tc>
@@ -5672,6 +5467,9 @@
         </w:tc>
       </w:tr>
       <w:tr>
+        <w:trPr>
+          <w:cantSplit/>
+        </w:trPr>
         <w:tc>
           <w:tcPr>
             <w:tcW w:type="dxa" w:w="1938"/>
@@ -5704,7 +5502,7 @@
                 <w:rFonts w:ascii="Times New Roman" w:hAnsi="Times New Roman"/>
                 <w:sz w:val="24"/>
               </w:rPr>
-              <w:t>Черновик в консоли разработчика, модерация</w:t>
+              <w:t>Загрузка в консоль и модерация</w:t>
             </w:r>
           </w:p>
         </w:tc>
@@ -5764,6 +5562,9 @@
         </w:tc>
       </w:tr>
       <w:tr>
+        <w:trPr>
+          <w:cantSplit/>
+        </w:trPr>
         <w:tc>
           <w:tcPr>
             <w:tcW w:type="dxa" w:w="1938"/>
@@ -5856,6 +5657,9 @@
         </w:tc>
       </w:tr>
       <w:tr>
+        <w:trPr>
+          <w:cantSplit/>
+        </w:trPr>
         <w:tc>
           <w:tcPr>
             <w:tcW w:type="dxa" w:w="1938"/>
@@ -5924,7 +5728,7 @@
                 <w:rFonts w:ascii="Times New Roman" w:hAnsi="Times New Roman"/>
                 <w:sz w:val="24"/>
               </w:rPr>
-              <w:t>07.06–15.06</w:t>
+              <w:t>07.06-15.06</w:t>
             </w:r>
           </w:p>
         </w:tc>
@@ -5942,7 +5746,6 @@
                 <w:rFonts w:ascii="Times New Roman" w:hAnsi="Times New Roman"/>
                 <w:sz w:val="24"/>
               </w:rPr>
-              <w:t>—</w:t>
             </w:r>
           </w:p>
         </w:tc>
@@ -5968,14 +5771,16 @@
         <w:ind w:firstLine="0"/>
         <w:jc w:val="center"/>
       </w:pPr>
+      <w:bookmarkStart w:id="7" w:name="a_uc"/>
       <w:r>
         <w:rPr>
           <w:rFonts w:ascii="Times New Roman" w:hAnsi="Times New Roman"/>
           <w:b/>
           <w:sz w:val="28"/>
         </w:rPr>
-        <w:t>6. СЦЕНАРИИ ИСПОЛЬЗОВАНИЯ</w:t>
+        <w:t>8. СЦЕНАРИИ ИСПОЛЬЗОВАНИЯ</w:t>
       </w:r>
+      <w:bookmarkEnd w:id="7"/>
     </w:p>
     <w:p>
       <w:r>
@@ -5984,11 +5789,12 @@
           <w:b w:val="0"/>
           <w:sz w:val="28"/>
         </w:rPr>
-        <w:t>Основной актор — игрок; дополнительный — платформа Яндекс Игры (события паузы, хранение облачных сейвов).</w:t>
+        <w:t>Основной актор - игрок; дополнительный - платформа Яндекс Игры (пауза игры при сворачивании вкладки).</w:t>
       </w:r>
     </w:p>
     <w:p>
       <w:pPr>
+        <w:keepNext/>
         <w:spacing w:before="120"/>
         <w:ind w:firstLine="0"/>
       </w:pPr>
@@ -5998,7 +5804,7 @@
           <w:b w:val="0"/>
           <w:sz w:val="28"/>
         </w:rPr>
-        <w:t>Таблица 9 — Сценарии использования</w:t>
+        <w:t>Таблица 8 - Сценарии использования</w:t>
       </w:r>
     </w:p>
     <w:tbl>
@@ -6014,6 +5820,9 @@
         <w:gridCol w:w="3230"/>
       </w:tblGrid>
       <w:tr>
+        <w:trPr>
+          <w:cantSplit/>
+        </w:trPr>
         <w:tc>
           <w:tcPr>
             <w:tcW w:type="dxa" w:w="3230"/>
@@ -6073,6 +5882,9 @@
         </w:tc>
       </w:tr>
       <w:tr>
+        <w:trPr>
+          <w:cantSplit/>
+        </w:trPr>
         <w:tc>
           <w:tcPr>
             <w:tcW w:type="dxa" w:w="3230"/>
@@ -6123,12 +5935,15 @@
                 <w:rFonts w:ascii="Times New Roman" w:hAnsi="Times New Roman"/>
                 <w:sz w:val="24"/>
               </w:rPr>
-              <w:t>Открытие игры → загрузка сборки → инициализация SDK → пролог-туториал → карта секторов.</w:t>
+              <w:t>Открытие игры, загрузка, пролог-обучение, карта секторов.</w:t>
             </w:r>
           </w:p>
         </w:tc>
       </w:tr>
       <w:tr>
+        <w:trPr>
+          <w:cantSplit/>
+        </w:trPr>
         <w:tc>
           <w:tcPr>
             <w:tcW w:type="dxa" w:w="3230"/>
@@ -6179,12 +5994,15 @@
                 <w:rFonts w:ascii="Times New Roman" w:hAnsi="Times New Roman"/>
                 <w:sz w:val="24"/>
               </w:rPr>
-              <w:t>Подойти → увидеть шанс охраны и награду → подтвердить → лут или бой с охраной.</w:t>
+              <w:t>Подойти, увидеть шанс охраны и награду, подтвердить, лут или бой.</w:t>
             </w:r>
           </w:p>
         </w:tc>
       </w:tr>
       <w:tr>
+        <w:trPr>
+          <w:cantSplit/>
+        </w:trPr>
         <w:tc>
           <w:tcPr>
             <w:tcW w:type="dxa" w:w="3230"/>
@@ -6235,12 +6053,15 @@
                 <w:rFonts w:ascii="Times New Roman" w:hAnsi="Times New Roman"/>
                 <w:sz w:val="24"/>
               </w:rPr>
-              <w:t>Враг замахивается → игрок уклоняется рывком → атакует (крит 15 %) → забирает удержанный лут ×1,5.</w:t>
+              <w:t>Враг замахивается, игрок уклоняется рывком, атакует, забирает лут.</w:t>
             </w:r>
           </w:p>
         </w:tc>
       </w:tr>
       <w:tr>
+        <w:trPr>
+          <w:cantSplit/>
+        </w:trPr>
         <w:tc>
           <w:tcPr>
             <w:tcW w:type="dxa" w:w="3230"/>
@@ -6273,7 +6094,7 @@
                 <w:rFonts w:ascii="Times New Roman" w:hAnsi="Times New Roman"/>
                 <w:sz w:val="24"/>
               </w:rPr>
-              <w:t>Синтезатор</w:t>
+              <w:t>Магазин</w:t>
             </w:r>
           </w:p>
         </w:tc>
@@ -6291,12 +6112,15 @@
                 <w:rFonts w:ascii="Times New Roman" w:hAnsi="Times New Roman"/>
                 <w:sz w:val="24"/>
               </w:rPr>
-              <w:t>У шлюпки открыть магазин → купить еду/аптечку/стимулятор за лом.</w:t>
+              <w:t>У капсулы открыть магазин, купить еду, аптечку или усиление за лом.</w:t>
             </w:r>
           </w:p>
         </w:tc>
       </w:tr>
       <w:tr>
+        <w:trPr>
+          <w:cantSplit/>
+        </w:trPr>
         <w:tc>
           <w:tcPr>
             <w:tcW w:type="dxa" w:w="3230"/>
@@ -6347,12 +6171,15 @@
                 <w:rFonts w:ascii="Times New Roman" w:hAnsi="Times New Roman"/>
                 <w:sz w:val="24"/>
               </w:rPr>
-              <w:t>ОЗ = 0 → списание еды, 30 % лома, 1 ячейки → респаун у шлюпки; сектора и контейнеры сохранены.</w:t>
+              <w:t>ОЗ = 0, списание еды и части лома, респаун у капсулы; сектора сохранены.</w:t>
             </w:r>
           </w:p>
         </w:tc>
       </w:tr>
       <w:tr>
+        <w:trPr>
+          <w:cantSplit/>
+        </w:trPr>
         <w:tc>
           <w:tcPr>
             <w:tcW w:type="dxa" w:w="3230"/>
@@ -6368,62 +6195,6 @@
                 <w:sz w:val="24"/>
               </w:rPr>
               <w:t>UC-6</w:t>
-            </w:r>
-          </w:p>
-        </w:tc>
-        <w:tc>
-          <w:tcPr>
-            <w:tcW w:type="dxa" w:w="3230"/>
-          </w:tcPr>
-          <w:p>
-            <w:pPr>
-              <w:spacing w:line="240" w:lineRule="auto"/>
-            </w:pPr>
-            <w:r/>
-            <w:r>
-              <w:rPr>
-                <w:rFonts w:ascii="Times New Roman" w:hAnsi="Times New Roman"/>
-                <w:sz w:val="24"/>
-              </w:rPr>
-              <w:t>Продолжение на другом устройстве</w:t>
-            </w:r>
-          </w:p>
-        </w:tc>
-        <w:tc>
-          <w:tcPr>
-            <w:tcW w:type="dxa" w:w="3230"/>
-          </w:tcPr>
-          <w:p>
-            <w:pPr>
-              <w:spacing w:line="240" w:lineRule="auto"/>
-            </w:pPr>
-            <w:r/>
-            <w:r>
-              <w:rPr>
-                <w:rFonts w:ascii="Times New Roman" w:hAnsi="Times New Roman"/>
-                <w:sz w:val="24"/>
-              </w:rPr>
-              <w:t>Вход под тем же аккаунтом → SDK возвращает облачное сохранение → выбирается версия с большим прогрессом.</w:t>
-            </w:r>
-          </w:p>
-        </w:tc>
-      </w:tr>
-      <w:tr>
-        <w:tc>
-          <w:tcPr>
-            <w:tcW w:type="dxa" w:w="3230"/>
-          </w:tcPr>
-          <w:p>
-            <w:pPr>
-              <w:spacing w:line="240" w:lineRule="auto"/>
-            </w:pPr>
-            <w:r/>
-            <w:r>
-              <w:rPr>
-                <w:rFonts w:ascii="Times New Roman" w:hAnsi="Times New Roman"/>
-                <w:sz w:val="24"/>
-              </w:rPr>
-              <w:t>UC-7</w:t>
             </w:r>
           </w:p>
         </w:tc>
@@ -6459,12 +6230,15 @@
                 <w:rFonts w:ascii="Times New Roman" w:hAnsi="Times New Roman"/>
                 <w:sz w:val="24"/>
               </w:rPr>
-              <w:t>Потеря фокуса → пауза игры и звука → возврат вручную.</w:t>
+              <w:t>Потеря фокуса, пауза игры и звука, возврат вручную.</w:t>
             </w:r>
           </w:p>
         </w:tc>
       </w:tr>
       <w:tr>
+        <w:trPr>
+          <w:cantSplit/>
+        </w:trPr>
         <w:tc>
           <w:tcPr>
             <w:tcW w:type="dxa" w:w="3230"/>
@@ -6479,7 +6253,7 @@
                 <w:rFonts w:ascii="Times New Roman" w:hAnsi="Times New Roman"/>
                 <w:sz w:val="24"/>
               </w:rPr>
-              <w:t>UC-8</w:t>
+              <w:t>UC-7</w:t>
             </w:r>
           </w:p>
         </w:tc>
@@ -6515,7 +6289,7 @@
                 <w:rFonts w:ascii="Times New Roman" w:hAnsi="Times New Roman"/>
                 <w:sz w:val="24"/>
               </w:rPr>
-              <w:t>Сбор энергии завершён → выбор: улететь домой или остаться → концовка; вторая открывает бесконечные сектора.</w:t>
+              <w:t>Сбор энергии завершён, выбор концовки; вторая открывает дальние сектора.</w:t>
             </w:r>
           </w:p>
         </w:tc>
@@ -6541,14 +6315,16 @@
         <w:ind w:firstLine="0"/>
         <w:jc w:val="center"/>
       </w:pPr>
+      <w:bookmarkStart w:id="8" w:name="a_req"/>
       <w:r>
         <w:rPr>
           <w:rFonts w:ascii="Times New Roman" w:hAnsi="Times New Roman"/>
           <w:b/>
           <w:sz w:val="28"/>
         </w:rPr>
-        <w:t>7. ТРЕБОВАНИЯ К ПРОДУКТУ И К MVP</w:t>
+        <w:t>9. ТРЕБОВАНИЯ К ПРОДУКТУ И К MVP</w:t>
       </w:r>
+      <w:bookmarkEnd w:id="8"/>
     </w:p>
     <w:p>
       <w:r>
@@ -6557,7 +6333,7 @@
           <w:b w:val="0"/>
           <w:sz w:val="28"/>
         </w:rPr>
-        <w:t>Дерево требований строится от бизнес-требования: игра должна пройти модерацию и удерживать игрока на сессии 5–15 минут. Пример декомпозиции: бизнес-требование «прогресс не должен теряться» → пользовательское «я продолжаю с любого устройства» → функциональное «сохранение через savePlayerData/getPlayerData» → нефункциональное «резерв в localStorage и разрешение конфликтов по большему прогрессу».</w:t>
+        <w:t>Требования сгруппированы на функциональные и нефункциональные.</w:t>
       </w:r>
     </w:p>
     <w:p>
@@ -6584,7 +6360,7 @@
           <w:rFonts w:ascii="Times New Roman" w:hAnsi="Times New Roman"/>
           <w:sz w:val="28"/>
         </w:rPr>
-        <w:t>игровой цикл: сектор → видимый риск контейнера → лут/бой → шлюпка (отдых, синтезатор, карта) → новый сектор;</w:t>
+        <w:t>игровой цикл: сектор, выбор контейнера по риску, лут или бой, капсула (сон, магазин, карта), новый сектор;</w:t>
       </w:r>
     </w:p>
     <w:p>
@@ -6597,7 +6373,7 @@
           <w:rFonts w:ascii="Times New Roman" w:hAnsi="Times New Roman"/>
           <w:sz w:val="28"/>
         </w:rPr>
-        <w:t>бой: два оружия (Tab), автоприцел, криты 15 % ×2, рывок с неуязвимостью, 0,6 с неуязвимости после урона;</w:t>
+        <w:t>бой: два оружия (Tab), удар с автоприцелом, критические удары, рывок с неуязвимостью;</w:t>
       </w:r>
     </w:p>
     <w:p>
@@ -6610,7 +6386,7 @@
           <w:rFonts w:ascii="Times New Roman" w:hAnsi="Times New Roman"/>
           <w:sz w:val="28"/>
         </w:rPr>
-        <w:t>враги: дрон-жало (рывок-укус), тяжёлый страж (удар по площади после замаха), патрули, босс «Страж Ядра» с циклом «замах → удар → перезарядка»;</w:t>
+        <w:t>враги: дрон-жало, тяжёлый страж, патрули, босс Страж Ядра;</w:t>
       </w:r>
     </w:p>
     <w:p>
@@ -6623,7 +6399,7 @@
           <w:rFonts w:ascii="Times New Roman" w:hAnsi="Times New Roman"/>
           <w:sz w:val="28"/>
         </w:rPr>
-        <w:t>экономика: голод, лом, аптечки, энергоячейки, синтезатор (еда 25, аптечка 40, стимулятор 35 лома);</w:t>
+        <w:t>экономика: голод, лом, аптечки, энергоячейки, магазин (еда 25, аптечка 45, усиления 30 лома);</w:t>
       </w:r>
     </w:p>
     <w:p>
@@ -6636,7 +6412,7 @@
           <w:rFonts w:ascii="Times New Roman" w:hAnsi="Times New Roman"/>
           <w:sz w:val="28"/>
         </w:rPr>
-        <w:t>rogue-lite смерть и сохранение прогресса секторов;</w:t>
+        <w:t>rogue-lite смерть с сохранением прогресса секторов;</w:t>
       </w:r>
     </w:p>
     <w:p>
@@ -6649,20 +6425,7 @@
           <w:rFonts w:ascii="Times New Roman" w:hAnsi="Times New Roman"/>
           <w:sz w:val="28"/>
         </w:rPr>
-        <w:t>сюжет: пролог, фрагменты памяти по секторам, босс по выбору, 2 концовки, бесконечный режим;</w:t>
-      </w:r>
-    </w:p>
-    <w:p>
-      <w:pPr>
-        <w:pStyle w:val="ListBullet"/>
-        <w:spacing w:line="360" w:lineRule="auto"/>
-      </w:pPr>
-      <w:r>
-        <w:rPr>
-          <w:rFonts w:ascii="Times New Roman" w:hAnsi="Times New Roman"/>
-          <w:sz w:val="28"/>
-        </w:rPr>
-        <w:t>облачные сохранения + localStorage, автосохранение с дебаунсом.</w:t>
+        <w:t>сюжет: пролог, сектора, босс по выбору, две концовки, бесконечный режим.</w:t>
       </w:r>
     </w:p>
     <w:p>
@@ -6689,7 +6452,7 @@
           <w:rFonts w:ascii="Times New Roman" w:hAnsi="Times New Roman"/>
           <w:sz w:val="28"/>
         </w:rPr>
-        <w:t>вес сборки ≤100 МБ (фактически ≈0,1 МБ); автономность без внешних запросов;</w:t>
+        <w:t>вес сборки до 100 МБ (фактически около 0,1 МБ), без внешних зависимостей;</w:t>
       </w:r>
     </w:p>
     <w:p>
@@ -6702,7 +6465,7 @@
           <w:rFonts w:ascii="Times New Roman" w:hAnsi="Times New Roman"/>
           <w:sz w:val="28"/>
         </w:rPr>
-        <w:t>кросс-браузерность: Chrome, Firefox, Safari, Edge; 60 FPS на интегрированной графике;</w:t>
+        <w:t>кросс-браузерность: Chrome, Firefox, Safari, Edge; стабильные 60 кадров в секунду;</w:t>
       </w:r>
     </w:p>
     <w:p>
@@ -6715,7 +6478,7 @@
           <w:rFonts w:ascii="Times New Roman" w:hAnsi="Times New Roman"/>
           <w:sz w:val="28"/>
         </w:rPr>
-        <w:t>автопауза при сворачивании; адаптация 21:9 / 16:9 / 4:3;</w:t>
+        <w:t>пауза при сворачивании вкладки; адаптация под 21:9, 16:9, 4:3;</w:t>
       </w:r>
     </w:p>
     <w:p>
@@ -6728,7 +6491,7 @@
           <w:rFonts w:ascii="Times New Roman" w:hAnsi="Times New Roman"/>
           <w:sz w:val="28"/>
         </w:rPr>
-        <w:t>русский интерфейс; контент 12+ (противники — машины, без крови).</w:t>
+        <w:t>русский интерфейс; контент 12+ (противники - машины, без крови).</w:t>
       </w:r>
     </w:p>
     <w:p>
@@ -6738,7 +6501,7 @@
           <w:b w:val="0"/>
           <w:sz w:val="28"/>
         </w:rPr>
-        <w:t>MVP: один сюжетный цикл из 5 секторов с боем, экономикой, сохранениями и двумя концовками. Вне MVP: мобильное управление, лидерборды, монетизация наградной рекламой, другие языки.</w:t>
+        <w:t>MVP: один сюжетный цикл из 5 секторов с боем, экономикой и двумя концовками. Вне MVP: мобильное управление, таблицы лидеров, другие языки.</w:t>
       </w:r>
     </w:p>
     <w:p>
@@ -6752,13 +6515,28 @@
         <w:ind w:firstLine="0"/>
         <w:jc w:val="center"/>
       </w:pPr>
+      <w:bookmarkStart w:id="9" w:name="a_stack"/>
       <w:r>
         <w:rPr>
           <w:rFonts w:ascii="Times New Roman" w:hAnsi="Times New Roman"/>
           <w:b/>
           <w:sz w:val="28"/>
         </w:rPr>
-        <w:t>8. СТЕК ДЛЯ РАЗРАБОТКИ</w:t>
+        <w:t>10. СТЕК ДЛЯ РАЗРАБОТКИ</w:t>
+      </w:r>
+      <w:bookmarkEnd w:id="9"/>
+    </w:p>
+    <w:p>
+      <w:pPr>
+        <w:pStyle w:val="ListBullet"/>
+        <w:spacing w:line="360" w:lineRule="auto"/>
+      </w:pPr>
+      <w:r>
+        <w:rPr>
+          <w:rFonts w:ascii="Times New Roman" w:hAnsi="Times New Roman"/>
+          <w:sz w:val="28"/>
+        </w:rPr>
+        <w:t>Vanilla JavaScript - логика без фреймворков и сборщиков;</w:t>
       </w:r>
     </w:p>
     <w:p>
@@ -6771,7 +6549,7 @@
           <w:rFonts w:ascii="Times New Roman" w:hAnsi="Times New Roman"/>
           <w:sz w:val="28"/>
         </w:rPr>
-        <w:t>Vanilla JavaScript (ES2020) — логика без фреймворков и сборщиков;</w:t>
+        <w:t>HTML5 Canvas - вся графика рисуется кодом, в сборке нет изображений;</w:t>
       </w:r>
     </w:p>
     <w:p>
@@ -6784,7 +6562,7 @@
           <w:rFonts w:ascii="Times New Roman" w:hAnsi="Times New Roman"/>
           <w:sz w:val="28"/>
         </w:rPr>
-        <w:t>HTML5 Canvas API — вся графика рисуется кодом, в сборке нет изображений;</w:t>
+        <w:t>Web Audio - звуки и музыка генерируются кодом, в сборке нет аудиофайлов;</w:t>
       </w:r>
     </w:p>
     <w:p>
@@ -6797,7 +6575,7 @@
           <w:rFonts w:ascii="Times New Roman" w:hAnsi="Times New Roman"/>
           <w:sz w:val="28"/>
         </w:rPr>
-        <w:t>Web Audio API — процедурные звуки и музыка, в сборке нет аудиофайлов;</w:t>
+        <w:t>Yandex Games SDK - интеграция с платформой;</w:t>
       </w:r>
     </w:p>
     <w:p>
@@ -6810,7 +6588,7 @@
           <w:rFonts w:ascii="Times New Roman" w:hAnsi="Times New Roman"/>
           <w:sz w:val="28"/>
         </w:rPr>
-        <w:t>Yandex Games SDK — сейвы, события паузы, LoadingAPI/GameplayAPI;</w:t>
+        <w:t>Git и GitHub - версионный контроль;</w:t>
       </w:r>
     </w:p>
     <w:p>
@@ -6823,20 +6601,7 @@
           <w:rFonts w:ascii="Times New Roman" w:hAnsi="Times New Roman"/>
           <w:sz w:val="28"/>
         </w:rPr>
-        <w:t>localStorage — резерв сохранений; Git + GitHub — версионный контроль;</w:t>
-      </w:r>
-    </w:p>
-    <w:p>
-      <w:pPr>
-        <w:pStyle w:val="ListBullet"/>
-        <w:spacing w:line="360" w:lineRule="auto"/>
-      </w:pPr>
-      <w:r>
-        <w:rPr>
-          <w:rFonts w:ascii="Times New Roman" w:hAnsi="Times New Roman"/>
-          <w:sz w:val="28"/>
-        </w:rPr>
-        <w:t>Node.js — 42 автотеста логики; sdk-dev-proxy — локальная эмуляция платформы.</w:t>
+        <w:t>Node.js - автотесты логики.</w:t>
       </w:r>
     </w:p>
     <w:p>
@@ -6846,7 +6611,7 @@
           <w:b w:val="0"/>
           <w:sz w:val="28"/>
         </w:rPr>
-        <w:t>Тяжёлые движки отклонены по результатам взвешенного анализа (таблица 6): нативный JS дал сборку в тысячу раз легче лимита и мгновенную загрузку.</w:t>
+        <w:t>Тяжёлые движки отклонены по итогам сравнения (таблица 5): нативный JS дал сборку в тысячу раз легче лимита и быструю загрузку.</w:t>
       </w:r>
     </w:p>
     <w:p>
@@ -6860,14 +6625,16 @@
         <w:ind w:firstLine="0"/>
         <w:jc w:val="center"/>
       </w:pPr>
+      <w:bookmarkStart w:id="10" w:name="a_proto"/>
       <w:r>
         <w:rPr>
           <w:rFonts w:ascii="Times New Roman" w:hAnsi="Times New Roman"/>
           <w:b/>
           <w:sz w:val="28"/>
         </w:rPr>
-        <w:t>9. ПРОТОТИПИРОВАНИЕ</w:t>
+        <w:t>11. ПРОТОТИПИРОВАНИЕ</w:t>
       </w:r>
+      <w:bookmarkEnd w:id="10"/>
     </w:p>
     <w:p>
       <w:r>
@@ -6876,11 +6643,12 @@
           <w:b w:val="0"/>
           <w:sz w:val="28"/>
         </w:rPr>
-        <w:t>Выполнено три итерации по схеме «прототип → плейтест → доработка».</w:t>
+        <w:t>Прошли три итерации по схеме прототип, плейтест, доработка.</w:t>
       </w:r>
     </w:p>
     <w:p>
       <w:pPr>
+        <w:keepNext/>
         <w:spacing w:before="120"/>
         <w:ind w:firstLine="0"/>
       </w:pPr>
@@ -6890,7 +6658,7 @@
           <w:b w:val="0"/>
           <w:sz w:val="28"/>
         </w:rPr>
-        <w:t>Таблица 10 — Итерации прототипирования</w:t>
+        <w:t>Таблица 9 - Итерации</w:t>
       </w:r>
     </w:p>
     <w:tbl>
@@ -6901,15 +6669,16 @@
         <w:tblLook w:firstColumn="1" w:firstRow="1" w:lastColumn="0" w:lastRow="0" w:noHBand="0" w:noVBand="1" w:val="04A0"/>
       </w:tblPr>
       <w:tblGrid>
-        <w:gridCol w:w="2422"/>
-        <w:gridCol w:w="2422"/>
-        <w:gridCol w:w="2422"/>
-        <w:gridCol w:w="2422"/>
+        <w:gridCol w:w="4844"/>
+        <w:gridCol w:w="4844"/>
       </w:tblGrid>
       <w:tr>
+        <w:trPr>
+          <w:cantSplit/>
+        </w:trPr>
         <w:tc>
           <w:tcPr>
-            <w:tcW w:type="dxa" w:w="2422"/>
+            <w:tcW w:type="dxa" w:w="4844"/>
           </w:tcPr>
           <w:p>
             <w:pPr>
@@ -6928,7 +6697,7 @@
         </w:tc>
         <w:tc>
           <w:tcPr>
-            <w:tcW w:type="dxa" w:w="2422"/>
+            <w:tcW w:type="dxa" w:w="4844"/>
           </w:tcPr>
           <w:p>
             <w:pPr>
@@ -6941,53 +6710,18 @@
                 <w:b/>
                 <w:sz w:val="24"/>
               </w:rPr>
-              <w:t>Что сделано</w:t>
-            </w:r>
-          </w:p>
-        </w:tc>
-        <w:tc>
-          <w:tcPr>
-            <w:tcW w:type="dxa" w:w="2422"/>
-          </w:tcPr>
-          <w:p>
-            <w:pPr>
-              <w:spacing w:line="240" w:lineRule="auto"/>
-            </w:pPr>
-            <w:r/>
-            <w:r>
-              <w:rPr>
-                <w:rFonts w:ascii="Times New Roman" w:hAnsi="Times New Roman"/>
-                <w:b/>
-                <w:sz w:val="24"/>
-              </w:rPr>
-              <w:t>Обратная связь плейтеста</w:t>
-            </w:r>
-          </w:p>
-        </w:tc>
-        <w:tc>
-          <w:tcPr>
-            <w:tcW w:type="dxa" w:w="2422"/>
-          </w:tcPr>
-          <w:p>
-            <w:pPr>
-              <w:spacing w:line="240" w:lineRule="auto"/>
-            </w:pPr>
-            <w:r/>
-            <w:r>
-              <w:rPr>
-                <w:rFonts w:ascii="Times New Roman" w:hAnsi="Times New Roman"/>
-                <w:b/>
-                <w:sz w:val="24"/>
-              </w:rPr>
-              <w:t>Реакция</w:t>
+              <w:t>Итог</w:t>
             </w:r>
           </w:p>
         </w:tc>
       </w:tr>
       <w:tr>
+        <w:trPr>
+          <w:cantSplit/>
+        </w:trPr>
         <w:tc>
           <w:tcPr>
-            <w:tcW w:type="dxa" w:w="2422"/>
+            <w:tcW w:type="dxa" w:w="4844"/>
           </w:tcPr>
           <w:p>
             <w:pPr>
@@ -6999,13 +6733,13 @@
                 <w:rFonts w:ascii="Times New Roman" w:hAnsi="Times New Roman"/>
                 <w:sz w:val="24"/>
               </w:rPr>
-              <w:t>1. Серый прототип</w:t>
+              <w:t>1. Прототип</w:t>
             </w:r>
           </w:p>
         </w:tc>
         <w:tc>
           <w:tcPr>
-            <w:tcW w:type="dxa" w:w="2422"/>
+            <w:tcW w:type="dxa" w:w="4844"/>
           </w:tcPr>
           <w:p>
             <w:pPr>
@@ -7017,13 +6751,18 @@
                 <w:rFonts w:ascii="Times New Roman" w:hAnsi="Times New Roman"/>
                 <w:sz w:val="24"/>
               </w:rPr>
-              <w:t>Движение, контейнеры с шансами, бой, смерть, SDK</w:t>
+              <w:t>Движение, контейнеры, бой, смерть. Отзыв: мало врагов, есть баги интерфейса.</w:t>
             </w:r>
           </w:p>
         </w:tc>
+      </w:tr>
+      <w:tr>
+        <w:trPr>
+          <w:cantSplit/>
+        </w:trPr>
         <w:tc>
           <w:tcPr>
-            <w:tcW w:type="dxa" w:w="2422"/>
+            <w:tcW w:type="dxa" w:w="4844"/>
           </w:tcPr>
           <w:p>
             <w:pPr>
@@ -7035,13 +6774,13 @@
                 <w:rFonts w:ascii="Times New Roman" w:hAnsi="Times New Roman"/>
                 <w:sz w:val="24"/>
               </w:rPr>
-              <w:t>Не работает пауза; кнопка «Да» не нажимается; заголовок съехал; мало врагов</w:t>
+              <w:t>2. Доработка боя</w:t>
             </w:r>
           </w:p>
         </w:tc>
         <w:tc>
           <w:tcPr>
-            <w:tcW w:type="dxa" w:w="2422"/>
+            <w:tcW w:type="dxa" w:w="4844"/>
           </w:tcPr>
           <w:p>
             <w:pPr>
@@ -7053,89 +6792,18 @@
                 <w:rFonts w:ascii="Times New Roman" w:hAnsi="Times New Roman"/>
                 <w:sz w:val="24"/>
               </w:rPr>
-              <w:t>Исправлены слои UI и экспорт window.*; усилен бой</w:t>
+              <w:t>Криты, второе оружие, мышь. Отзыв: слишком легко, ресурсов в избытке.</w:t>
             </w:r>
           </w:p>
         </w:tc>
       </w:tr>
       <w:tr>
+        <w:trPr>
+          <w:cantSplit/>
+        </w:trPr>
         <w:tc>
           <w:tcPr>
-            <w:tcW w:type="dxa" w:w="2422"/>
-          </w:tcPr>
-          <w:p>
-            <w:pPr>
-              <w:spacing w:line="240" w:lineRule="auto"/>
-            </w:pPr>
-            <w:r/>
-            <w:r>
-              <w:rPr>
-                <w:rFonts w:ascii="Times New Roman" w:hAnsi="Times New Roman"/>
-                <w:sz w:val="24"/>
-              </w:rPr>
-              <w:t>2. Боевой апдейт</w:t>
-            </w:r>
-          </w:p>
-        </w:tc>
-        <w:tc>
-          <w:tcPr>
-            <w:tcW w:type="dxa" w:w="2422"/>
-          </w:tcPr>
-          <w:p>
-            <w:pPr>
-              <w:spacing w:line="240" w:lineRule="auto"/>
-            </w:pPr>
-            <w:r/>
-            <w:r>
-              <w:rPr>
-                <w:rFonts w:ascii="Times New Roman" w:hAnsi="Times New Roman"/>
-                <w:sz w:val="24"/>
-              </w:rPr>
-              <w:t>Криты, баффы, 2-е оружие, автоприцел, ХП 30</w:t>
-            </w:r>
-          </w:p>
-        </w:tc>
-        <w:tc>
-          <w:tcPr>
-            <w:tcW w:type="dxa" w:w="2422"/>
-          </w:tcPr>
-          <w:p>
-            <w:pPr>
-              <w:spacing w:line="240" w:lineRule="auto"/>
-            </w:pPr>
-            <w:r/>
-            <w:r>
-              <w:rPr>
-                <w:rFonts w:ascii="Times New Roman" w:hAnsi="Times New Roman"/>
-                <w:sz w:val="24"/>
-              </w:rPr>
-              <w:t>Проходится за 2–3 минуты; ресурсы в избытке; враги слабые; много текста</w:t>
-            </w:r>
-          </w:p>
-        </w:tc>
-        <w:tc>
-          <w:tcPr>
-            <w:tcW w:type="dxa" w:w="2422"/>
-          </w:tcPr>
-          <w:p>
-            <w:pPr>
-              <w:spacing w:line="240" w:lineRule="auto"/>
-            </w:pPr>
-            <w:r/>
-            <w:r>
-              <w:rPr>
-                <w:rFonts w:ascii="Times New Roman" w:hAnsi="Times New Roman"/>
-                <w:sz w:val="24"/>
-              </w:rPr>
-              <w:t>Решение о редизайне баланса и сюжета</w:t>
-            </w:r>
-          </w:p>
-        </w:tc>
-      </w:tr>
-      <w:tr>
-        <w:tc>
-          <w:tcPr>
-            <w:tcW w:type="dxa" w:w="2422"/>
+            <w:tcW w:type="dxa" w:w="4844"/>
           </w:tcPr>
           <w:p>
             <w:pPr>
@@ -7153,7 +6821,7 @@
         </w:tc>
         <w:tc>
           <w:tcPr>
-            <w:tcW w:type="dxa" w:w="2422"/>
+            <w:tcW w:type="dxa" w:w="4844"/>
           </w:tcPr>
           <w:p>
             <w:pPr>
@@ -7165,43 +6833,7 @@
                 <w:rFonts w:ascii="Times New Roman" w:hAnsi="Times New Roman"/>
                 <w:sz w:val="24"/>
               </w:rPr>
-              <w:t>Новый сюжет про память, экономика дефицита, патрули, заметный замах у всех врагов, босс с ударом по площади, магазин</w:t>
-            </w:r>
-          </w:p>
-        </w:tc>
-        <w:tc>
-          <w:tcPr>
-            <w:tcW w:type="dxa" w:w="2422"/>
-          </w:tcPr>
-          <w:p>
-            <w:pPr>
-              <w:spacing w:line="240" w:lineRule="auto"/>
-            </w:pPr>
-            <w:r/>
-            <w:r>
-              <w:rPr>
-                <w:rFonts w:ascii="Times New Roman" w:hAnsi="Times New Roman"/>
-                <w:sz w:val="24"/>
-              </w:rPr>
-              <w:t>Игра стала напряжённее, сессия длиннее, выбор заметнее</w:t>
-            </w:r>
-          </w:p>
-        </w:tc>
-        <w:tc>
-          <w:tcPr>
-            <w:tcW w:type="dxa" w:w="2422"/>
-          </w:tcPr>
-          <w:p>
-            <w:pPr>
-              <w:spacing w:line="240" w:lineRule="auto"/>
-            </w:pPr>
-            <w:r/>
-            <w:r>
-              <w:rPr>
-                <w:rFonts w:ascii="Times New Roman" w:hAnsi="Times New Roman"/>
-                <w:sz w:val="24"/>
-              </w:rPr>
-              <w:t>Зафиксировано как MVP</w:t>
+              <w:t>Экономика дефицита, патрули, замах у всех врагов, босс, магазин. Зафиксировано как MVP.</w:t>
             </w:r>
           </w:p>
         </w:tc>
@@ -7223,7 +6855,7 @@
           <w:b w:val="0"/>
           <w:sz w:val="28"/>
         </w:rPr>
-        <w:t>Скриншоты экранов приведены в Приложении А.</w:t>
+        <w:t>Скриншоты экранов приведены в приложении А.</w:t>
       </w:r>
     </w:p>
     <w:p>
@@ -7237,537 +6869,17 @@
         <w:ind w:firstLine="0"/>
         <w:jc w:val="center"/>
       </w:pPr>
+      <w:bookmarkStart w:id="11" w:name="a_design"/>
       <w:r>
         <w:rPr>
           <w:rFonts w:ascii="Times New Roman" w:hAnsi="Times New Roman"/>
           <w:b/>
           <w:sz w:val="28"/>
         </w:rPr>
-        <w:t>10. ПРОЕКТИРОВАНИЕ И РАЗРАБОТКА СИСТЕМЫ</w:t>
+        <w:t>12. ПРОЕКТИРОВАНИЕ И РАЗРАБОТКА СИСТЕМЫ</w:t>
       </w:r>
+      <w:bookmarkEnd w:id="11"/>
     </w:p>
-    <w:p>
-      <w:pPr>
-        <w:spacing w:before="120"/>
-        <w:ind w:firstLine="0"/>
-      </w:pPr>
-      <w:r>
-        <w:rPr>
-          <w:rFonts w:ascii="Times New Roman" w:hAnsi="Times New Roman"/>
-          <w:b w:val="0"/>
-          <w:sz w:val="28"/>
-        </w:rPr>
-        <w:t>Таблица 11 — Программные модули</w:t>
-      </w:r>
-    </w:p>
-    <w:tbl>
-      <w:tblPr>
-        <w:tblStyle w:val="TableGrid"/>
-        <w:tblW w:type="auto" w:w="0"/>
-        <w:jc w:val="center"/>
-        <w:tblLook w:firstColumn="1" w:firstRow="1" w:lastColumn="0" w:lastRow="0" w:noHBand="0" w:noVBand="1" w:val="04A0"/>
-      </w:tblPr>
-      <w:tblGrid>
-        <w:gridCol w:w="4844"/>
-        <w:gridCol w:w="4844"/>
-      </w:tblGrid>
-      <w:tr>
-        <w:tc>
-          <w:tcPr>
-            <w:tcW w:type="dxa" w:w="4844"/>
-          </w:tcPr>
-          <w:p>
-            <w:pPr>
-              <w:spacing w:line="240" w:lineRule="auto"/>
-            </w:pPr>
-            <w:r/>
-            <w:r>
-              <w:rPr>
-                <w:rFonts w:ascii="Times New Roman" w:hAnsi="Times New Roman"/>
-                <w:b/>
-                <w:sz w:val="24"/>
-              </w:rPr>
-              <w:t>Модуль</w:t>
-            </w:r>
-          </w:p>
-        </w:tc>
-        <w:tc>
-          <w:tcPr>
-            <w:tcW w:type="dxa" w:w="4844"/>
-          </w:tcPr>
-          <w:p>
-            <w:pPr>
-              <w:spacing w:line="240" w:lineRule="auto"/>
-            </w:pPr>
-            <w:r/>
-            <w:r>
-              <w:rPr>
-                <w:rFonts w:ascii="Times New Roman" w:hAnsi="Times New Roman"/>
-                <w:b/>
-                <w:sz w:val="24"/>
-              </w:rPr>
-              <w:t>Назначение</w:t>
-            </w:r>
-          </w:p>
-        </w:tc>
-      </w:tr>
-      <w:tr>
-        <w:tc>
-          <w:tcPr>
-            <w:tcW w:type="dxa" w:w="4844"/>
-          </w:tcPr>
-          <w:p>
-            <w:pPr>
-              <w:spacing w:line="240" w:lineRule="auto"/>
-            </w:pPr>
-            <w:r/>
-            <w:r>
-              <w:rPr>
-                <w:rFonts w:ascii="Times New Roman" w:hAnsi="Times New Roman"/>
-                <w:sz w:val="24"/>
-              </w:rPr>
-              <w:t>util.js</w:t>
-            </w:r>
-          </w:p>
-        </w:tc>
-        <w:tc>
-          <w:tcPr>
-            <w:tcW w:type="dxa" w:w="4844"/>
-          </w:tcPr>
-          <w:p>
-            <w:pPr>
-              <w:spacing w:line="240" w:lineRule="auto"/>
-            </w:pPr>
-            <w:r/>
-            <w:r>
-              <w:rPr>
-                <w:rFonts w:ascii="Times New Roman" w:hAnsi="Times New Roman"/>
-                <w:sz w:val="24"/>
-              </w:rPr>
-              <w:t>Математика, детерминированный ГПСЧ (mulberry32) — одинаковая карта сектора между визитами</w:t>
-            </w:r>
-          </w:p>
-        </w:tc>
-      </w:tr>
-      <w:tr>
-        <w:tc>
-          <w:tcPr>
-            <w:tcW w:type="dxa" w:w="4844"/>
-          </w:tcPr>
-          <w:p>
-            <w:pPr>
-              <w:spacing w:line="240" w:lineRule="auto"/>
-            </w:pPr>
-            <w:r/>
-            <w:r>
-              <w:rPr>
-                <w:rFonts w:ascii="Times New Roman" w:hAnsi="Times New Roman"/>
-                <w:sz w:val="24"/>
-              </w:rPr>
-              <w:t>stars.js</w:t>
-            </w:r>
-          </w:p>
-        </w:tc>
-        <w:tc>
-          <w:tcPr>
-            <w:tcW w:type="dxa" w:w="4844"/>
-          </w:tcPr>
-          <w:p>
-            <w:pPr>
-              <w:spacing w:line="240" w:lineRule="auto"/>
-            </w:pPr>
-            <w:r/>
-            <w:r>
-              <w:rPr>
-                <w:rFonts w:ascii="Times New Roman" w:hAnsi="Times New Roman"/>
-                <w:sz w:val="24"/>
-              </w:rPr>
-              <w:t>Конфигурации 5 секторов + процедурная генерация бесконечных</w:t>
-            </w:r>
-          </w:p>
-        </w:tc>
-      </w:tr>
-      <w:tr>
-        <w:tc>
-          <w:tcPr>
-            <w:tcW w:type="dxa" w:w="4844"/>
-          </w:tcPr>
-          <w:p>
-            <w:pPr>
-              <w:spacing w:line="240" w:lineRule="auto"/>
-            </w:pPr>
-            <w:r/>
-            <w:r>
-              <w:rPr>
-                <w:rFonts w:ascii="Times New Roman" w:hAnsi="Times New Roman"/>
-                <w:sz w:val="24"/>
-              </w:rPr>
-              <w:t>story.js</w:t>
-            </w:r>
-          </w:p>
-        </w:tc>
-        <w:tc>
-          <w:tcPr>
-            <w:tcW w:type="dxa" w:w="4844"/>
-          </w:tcPr>
-          <w:p>
-            <w:pPr>
-              <w:spacing w:line="240" w:lineRule="auto"/>
-            </w:pPr>
-            <w:r/>
-            <w:r>
-              <w:rPr>
-                <w:rFonts w:ascii="Times New Roman" w:hAnsi="Times New Roman"/>
-                <w:sz w:val="24"/>
-              </w:rPr>
-              <w:t>Сюжетные тексты: пролог, фрагменты памяти, концовки</w:t>
-            </w:r>
-          </w:p>
-        </w:tc>
-      </w:tr>
-      <w:tr>
-        <w:tc>
-          <w:tcPr>
-            <w:tcW w:type="dxa" w:w="4844"/>
-          </w:tcPr>
-          <w:p>
-            <w:pPr>
-              <w:spacing w:line="240" w:lineRule="auto"/>
-            </w:pPr>
-            <w:r/>
-            <w:r>
-              <w:rPr>
-                <w:rFonts w:ascii="Times New Roman" w:hAnsi="Times New Roman"/>
-                <w:sz w:val="24"/>
-              </w:rPr>
-              <w:t>sdk.js</w:t>
-            </w:r>
-          </w:p>
-        </w:tc>
-        <w:tc>
-          <w:tcPr>
-            <w:tcW w:type="dxa" w:w="4844"/>
-          </w:tcPr>
-          <w:p>
-            <w:pPr>
-              <w:spacing w:line="240" w:lineRule="auto"/>
-            </w:pPr>
-            <w:r/>
-            <w:r>
-              <w:rPr>
-                <w:rFonts w:ascii="Times New Roman" w:hAnsi="Times New Roman"/>
-                <w:sz w:val="24"/>
-              </w:rPr>
-              <w:t>Мост Yandex SDK: автопауза (4 события), сейвы, fallback</w:t>
-            </w:r>
-          </w:p>
-        </w:tc>
-      </w:tr>
-      <w:tr>
-        <w:tc>
-          <w:tcPr>
-            <w:tcW w:type="dxa" w:w="4844"/>
-          </w:tcPr>
-          <w:p>
-            <w:pPr>
-              <w:spacing w:line="240" w:lineRule="auto"/>
-            </w:pPr>
-            <w:r/>
-            <w:r>
-              <w:rPr>
-                <w:rFonts w:ascii="Times New Roman" w:hAnsi="Times New Roman"/>
-                <w:sz w:val="24"/>
-              </w:rPr>
-              <w:t>save.js</w:t>
-            </w:r>
-          </w:p>
-        </w:tc>
-        <w:tc>
-          <w:tcPr>
-            <w:tcW w:type="dxa" w:w="4844"/>
-          </w:tcPr>
-          <w:p>
-            <w:pPr>
-              <w:spacing w:line="240" w:lineRule="auto"/>
-            </w:pPr>
-            <w:r/>
-            <w:r>
-              <w:rPr>
-                <w:rFonts w:ascii="Times New Roman" w:hAnsi="Times New Roman"/>
-                <w:sz w:val="24"/>
-              </w:rPr>
-              <w:t>Модель сохранения, дебаунс, слияние облако/локаль</w:t>
-            </w:r>
-          </w:p>
-        </w:tc>
-      </w:tr>
-      <w:tr>
-        <w:tc>
-          <w:tcPr>
-            <w:tcW w:type="dxa" w:w="4844"/>
-          </w:tcPr>
-          <w:p>
-            <w:pPr>
-              <w:spacing w:line="240" w:lineRule="auto"/>
-            </w:pPr>
-            <w:r/>
-            <w:r>
-              <w:rPr>
-                <w:rFonts w:ascii="Times New Roman" w:hAnsi="Times New Roman"/>
-                <w:sz w:val="24"/>
-              </w:rPr>
-              <w:t>audio.js</w:t>
-            </w:r>
-          </w:p>
-        </w:tc>
-        <w:tc>
-          <w:tcPr>
-            <w:tcW w:type="dxa" w:w="4844"/>
-          </w:tcPr>
-          <w:p>
-            <w:pPr>
-              <w:spacing w:line="240" w:lineRule="auto"/>
-            </w:pPr>
-            <w:r/>
-            <w:r>
-              <w:rPr>
-                <w:rFonts w:ascii="Times New Roman" w:hAnsi="Times New Roman"/>
-                <w:sz w:val="24"/>
-              </w:rPr>
-              <w:t>WebAudio: синтез эффектов и эмбиента, громкости</w:t>
-            </w:r>
-          </w:p>
-        </w:tc>
-      </w:tr>
-      <w:tr>
-        <w:tc>
-          <w:tcPr>
-            <w:tcW w:type="dxa" w:w="4844"/>
-          </w:tcPr>
-          <w:p>
-            <w:pPr>
-              <w:spacing w:line="240" w:lineRule="auto"/>
-            </w:pPr>
-            <w:r/>
-            <w:r>
-              <w:rPr>
-                <w:rFonts w:ascii="Times New Roman" w:hAnsi="Times New Roman"/>
-                <w:sz w:val="24"/>
-              </w:rPr>
-              <w:t>input.js</w:t>
-            </w:r>
-          </w:p>
-        </w:tc>
-        <w:tc>
-          <w:tcPr>
-            <w:tcW w:type="dxa" w:w="4844"/>
-          </w:tcPr>
-          <w:p>
-            <w:pPr>
-              <w:spacing w:line="240" w:lineRule="auto"/>
-            </w:pPr>
-            <w:r/>
-            <w:r>
-              <w:rPr>
-                <w:rFonts w:ascii="Times New Roman" w:hAnsi="Times New Roman"/>
-                <w:sz w:val="24"/>
-              </w:rPr>
-              <w:t>Клавиатура по event.code (независимость от раскладки)</w:t>
-            </w:r>
-          </w:p>
-        </w:tc>
-      </w:tr>
-      <w:tr>
-        <w:tc>
-          <w:tcPr>
-            <w:tcW w:type="dxa" w:w="4844"/>
-          </w:tcPr>
-          <w:p>
-            <w:pPr>
-              <w:spacing w:line="240" w:lineRule="auto"/>
-            </w:pPr>
-            <w:r/>
-            <w:r>
-              <w:rPr>
-                <w:rFonts w:ascii="Times New Roman" w:hAnsi="Times New Roman"/>
-                <w:sz w:val="24"/>
-              </w:rPr>
-              <w:t>world.js</w:t>
-            </w:r>
-          </w:p>
-        </w:tc>
-        <w:tc>
-          <w:tcPr>
-            <w:tcW w:type="dxa" w:w="4844"/>
-          </w:tcPr>
-          <w:p>
-            <w:pPr>
-              <w:spacing w:line="240" w:lineRule="auto"/>
-            </w:pPr>
-            <w:r/>
-            <w:r>
-              <w:rPr>
-                <w:rFonts w:ascii="Times New Roman" w:hAnsi="Times New Roman"/>
-                <w:sz w:val="24"/>
-              </w:rPr>
-              <w:t>Генерация карты, коллизии круг–прямоугольник</w:t>
-            </w:r>
-          </w:p>
-        </w:tc>
-      </w:tr>
-      <w:tr>
-        <w:tc>
-          <w:tcPr>
-            <w:tcW w:type="dxa" w:w="4844"/>
-          </w:tcPr>
-          <w:p>
-            <w:pPr>
-              <w:spacing w:line="240" w:lineRule="auto"/>
-            </w:pPr>
-            <w:r/>
-            <w:r>
-              <w:rPr>
-                <w:rFonts w:ascii="Times New Roman" w:hAnsi="Times New Roman"/>
-                <w:sz w:val="24"/>
-              </w:rPr>
-              <w:t>entities.js</w:t>
-            </w:r>
-          </w:p>
-        </w:tc>
-        <w:tc>
-          <w:tcPr>
-            <w:tcW w:type="dxa" w:w="4844"/>
-          </w:tcPr>
-          <w:p>
-            <w:pPr>
-              <w:spacing w:line="240" w:lineRule="auto"/>
-            </w:pPr>
-            <w:r/>
-            <w:r>
-              <w:rPr>
-                <w:rFonts w:ascii="Times New Roman" w:hAnsi="Times New Roman"/>
-                <w:sz w:val="24"/>
-              </w:rPr>
-              <w:t>Игрок и враги: конечные автоматы (патруль/погоня/замах/удар)</w:t>
-            </w:r>
-          </w:p>
-        </w:tc>
-      </w:tr>
-      <w:tr>
-        <w:tc>
-          <w:tcPr>
-            <w:tcW w:type="dxa" w:w="4844"/>
-          </w:tcPr>
-          <w:p>
-            <w:pPr>
-              <w:spacing w:line="240" w:lineRule="auto"/>
-            </w:pPr>
-            <w:r/>
-            <w:r>
-              <w:rPr>
-                <w:rFonts w:ascii="Times New Roman" w:hAnsi="Times New Roman"/>
-                <w:sz w:val="24"/>
-              </w:rPr>
-              <w:t>ui.js</w:t>
-            </w:r>
-          </w:p>
-        </w:tc>
-        <w:tc>
-          <w:tcPr>
-            <w:tcW w:type="dxa" w:w="4844"/>
-          </w:tcPr>
-          <w:p>
-            <w:pPr>
-              <w:spacing w:line="240" w:lineRule="auto"/>
-            </w:pPr>
-            <w:r/>
-            <w:r>
-              <w:rPr>
-                <w:rFonts w:ascii="Times New Roman" w:hAnsi="Times New Roman"/>
-                <w:sz w:val="24"/>
-              </w:rPr>
-              <w:t>Экраны, диалоги, HUD, карта секторов, модальные окна</w:t>
-            </w:r>
-          </w:p>
-        </w:tc>
-      </w:tr>
-      <w:tr>
-        <w:tc>
-          <w:tcPr>
-            <w:tcW w:type="dxa" w:w="4844"/>
-          </w:tcPr>
-          <w:p>
-            <w:pPr>
-              <w:spacing w:line="240" w:lineRule="auto"/>
-            </w:pPr>
-            <w:r/>
-            <w:r>
-              <w:rPr>
-                <w:rFonts w:ascii="Times New Roman" w:hAnsi="Times New Roman"/>
-                <w:sz w:val="24"/>
-              </w:rPr>
-              <w:t>game.js</w:t>
-            </w:r>
-          </w:p>
-        </w:tc>
-        <w:tc>
-          <w:tcPr>
-            <w:tcW w:type="dxa" w:w="4844"/>
-          </w:tcPr>
-          <w:p>
-            <w:pPr>
-              <w:spacing w:line="240" w:lineRule="auto"/>
-            </w:pPr>
-            <w:r/>
-            <w:r>
-              <w:rPr>
-                <w:rFonts w:ascii="Times New Roman" w:hAnsi="Times New Roman"/>
-                <w:sz w:val="24"/>
-              </w:rPr>
-              <w:t>Состояния, бой, контейнеры, экономика, рендер</w:t>
-            </w:r>
-          </w:p>
-        </w:tc>
-      </w:tr>
-      <w:tr>
-        <w:tc>
-          <w:tcPr>
-            <w:tcW w:type="dxa" w:w="4844"/>
-          </w:tcPr>
-          <w:p>
-            <w:pPr>
-              <w:spacing w:line="240" w:lineRule="auto"/>
-            </w:pPr>
-            <w:r/>
-            <w:r>
-              <w:rPr>
-                <w:rFonts w:ascii="Times New Roman" w:hAnsi="Times New Roman"/>
-                <w:sz w:val="24"/>
-              </w:rPr>
-              <w:t>main.js</w:t>
-            </w:r>
-          </w:p>
-        </w:tc>
-        <w:tc>
-          <w:tcPr>
-            <w:tcW w:type="dxa" w:w="4844"/>
-          </w:tcPr>
-          <w:p>
-            <w:pPr>
-              <w:spacing w:line="240" w:lineRule="auto"/>
-            </w:pPr>
-            <w:r/>
-            <w:r>
-              <w:rPr>
-                <w:rFonts w:ascii="Times New Roman" w:hAnsi="Times New Roman"/>
-                <w:sz w:val="24"/>
-              </w:rPr>
-              <w:t>Загрузка, цикл requestAnimationFrame, ресайз</w:t>
-            </w:r>
-          </w:p>
-        </w:tc>
-      </w:tr>
-    </w:tbl>
     <w:p>
       <w:r>
         <w:rPr>
@@ -7775,6 +6887,7 @@
           <w:b w:val="0"/>
           <w:sz w:val="28"/>
         </w:rPr>
+        <w:t>Система разбита на независимые модули, которые подключаются по порядку. Ключевые из них: игровое ядро (мир, бой, контейнеры, экономика), генерация секторов и коллизии, поведение врагов, интерфейс и экраны, аудио, мост к Yandex SDK и сохранение прогресса.</w:t>
       </w:r>
     </w:p>
     <w:p>
@@ -7784,7 +6897,7 @@
           <w:b w:val="0"/>
           <w:sz w:val="28"/>
         </w:rPr>
-        <w:t>Алгоритм: инициализация (SDK → сейф → громкости → LoadingAPI.ready) → меню → карта секторов → игровой цикл (ввод → логика → рендер → HUD) → события → отложенное сохранение. Поток данных однонаправленный: события меняют модель сейва, мост SDK асинхронно синхронизирует её с облаком и localStorage; конфликт решается в пользу большего прогресса. Качество: 42 автопроверки логики выполняются перед каждым коммитом.</w:t>
+        <w:t>Игровой цикл: загрузка и чтение сохранения, главное меню, карта секторов, затем основной цикл (ввод, логика, отрисовка). Игровые события меняют состояние и сохраняют прогресс. Логика покрыта автотестами, которые запускаются перед каждым изменением.</w:t>
       </w:r>
     </w:p>
     <w:p>
@@ -7798,17 +6911,20 @@
         <w:ind w:firstLine="0"/>
         <w:jc w:val="center"/>
       </w:pPr>
+      <w:bookmarkStart w:id="12" w:name="a_edu"/>
       <w:r>
         <w:rPr>
           <w:rFonts w:ascii="Times New Roman" w:hAnsi="Times New Roman"/>
           <w:b/>
           <w:sz w:val="28"/>
         </w:rPr>
-        <w:t>11. ОБРАЗОВАТЕЛЬНЫЙ РЕЗУЛЬТАТ</w:t>
+        <w:t>13. ОБРАЗОВАТЕЛЬНЫЙ РЕЗУЛЬТАТ</w:t>
       </w:r>
+      <w:bookmarkEnd w:id="12"/>
     </w:p>
     <w:p>
       <w:pPr>
+        <w:keepNext/>
         <w:spacing w:before="120"/>
         <w:ind w:firstLine="0"/>
       </w:pPr>
@@ -7818,7 +6934,7 @@
           <w:b w:val="0"/>
           <w:sz w:val="28"/>
         </w:rPr>
-        <w:t>Таблица 12 — Образовательные цели и результаты</w:t>
+        <w:t>Таблица 10 - Образовательные цели и результаты</w:t>
       </w:r>
     </w:p>
     <w:tbl>
@@ -7829,15 +6945,17 @@
         <w:tblLook w:firstColumn="1" w:firstRow="1" w:lastColumn="0" w:lastRow="0" w:noHBand="0" w:noVBand="1" w:val="04A0"/>
       </w:tblPr>
       <w:tblGrid>
-        <w:gridCol w:w="2422"/>
-        <w:gridCol w:w="2422"/>
-        <w:gridCol w:w="2422"/>
-        <w:gridCol w:w="2422"/>
+        <w:gridCol w:w="3230"/>
+        <w:gridCol w:w="3230"/>
+        <w:gridCol w:w="3230"/>
       </w:tblGrid>
       <w:tr>
+        <w:trPr>
+          <w:cantSplit/>
+        </w:trPr>
         <w:tc>
           <w:tcPr>
-            <w:tcW w:type="dxa" w:w="2422"/>
+            <w:tcW w:type="dxa" w:w="3230"/>
           </w:tcPr>
           <w:p>
             <w:pPr>
@@ -7856,511 +6974,6 @@
         </w:tc>
         <w:tc>
           <w:tcPr>
-            <w:tcW w:type="dxa" w:w="2422"/>
-          </w:tcPr>
-          <w:p>
-            <w:pPr>
-              <w:spacing w:line="240" w:lineRule="auto"/>
-            </w:pPr>
-            <w:r/>
-            <w:r>
-              <w:rPr>
-                <w:rFonts w:ascii="Times New Roman" w:hAnsi="Times New Roman"/>
-                <w:b/>
-                <w:sz w:val="24"/>
-              </w:rPr>
-              <w:t>Цели</w:t>
-            </w:r>
-          </w:p>
-        </w:tc>
-        <w:tc>
-          <w:tcPr>
-            <w:tcW w:type="dxa" w:w="2422"/>
-          </w:tcPr>
-          <w:p>
-            <w:pPr>
-              <w:spacing w:line="240" w:lineRule="auto"/>
-            </w:pPr>
-            <w:r/>
-            <w:r>
-              <w:rPr>
-                <w:rFonts w:ascii="Times New Roman" w:hAnsi="Times New Roman"/>
-                <w:b/>
-                <w:sz w:val="24"/>
-              </w:rPr>
-              <w:t>Инструменты</w:t>
-            </w:r>
-          </w:p>
-        </w:tc>
-        <w:tc>
-          <w:tcPr>
-            <w:tcW w:type="dxa" w:w="2422"/>
-          </w:tcPr>
-          <w:p>
-            <w:pPr>
-              <w:spacing w:line="240" w:lineRule="auto"/>
-            </w:pPr>
-            <w:r/>
-            <w:r>
-              <w:rPr>
-                <w:rFonts w:ascii="Times New Roman" w:hAnsi="Times New Roman"/>
-                <w:b/>
-                <w:sz w:val="24"/>
-              </w:rPr>
-              <w:t>Результат и критерии (самооценка из 10)</w:t>
-            </w:r>
-          </w:p>
-        </w:tc>
-      </w:tr>
-      <w:tr>
-        <w:tc>
-          <w:tcPr>
-            <w:tcW w:type="dxa" w:w="2422"/>
-          </w:tcPr>
-          <w:p>
-            <w:pPr>
-              <w:spacing w:line="240" w:lineRule="auto"/>
-            </w:pPr>
-            <w:r/>
-            <w:r>
-              <w:rPr>
-                <w:rFonts w:ascii="Times New Roman" w:hAnsi="Times New Roman"/>
-                <w:sz w:val="24"/>
-              </w:rPr>
-              <w:t>Тимлид</w:t>
-            </w:r>
-          </w:p>
-        </w:tc>
-        <w:tc>
-          <w:tcPr>
-            <w:tcW w:type="dxa" w:w="2422"/>
-          </w:tcPr>
-          <w:p>
-            <w:pPr>
-              <w:spacing w:line="240" w:lineRule="auto"/>
-            </w:pPr>
-            <w:r/>
-            <w:r>
-              <w:rPr>
-                <w:rFonts w:ascii="Times New Roman" w:hAnsi="Times New Roman"/>
-                <w:sz w:val="24"/>
-              </w:rPr>
-              <w:t>Научиться вести команду и держать сроки</w:t>
-            </w:r>
-          </w:p>
-        </w:tc>
-        <w:tc>
-          <w:tcPr>
-            <w:tcW w:type="dxa" w:w="2422"/>
-          </w:tcPr>
-          <w:p>
-            <w:pPr>
-              <w:spacing w:line="240" w:lineRule="auto"/>
-            </w:pPr>
-            <w:r/>
-            <w:r>
-              <w:rPr>
-                <w:rFonts w:ascii="Times New Roman" w:hAnsi="Times New Roman"/>
-                <w:sz w:val="24"/>
-              </w:rPr>
-              <w:t>Kanban-доска, созвоны, GitHub</w:t>
-            </w:r>
-          </w:p>
-        </w:tc>
-        <w:tc>
-          <w:tcPr>
-            <w:tcW w:type="dxa" w:w="2422"/>
-          </w:tcPr>
-          <w:p>
-            <w:pPr>
-              <w:spacing w:line="240" w:lineRule="auto"/>
-            </w:pPr>
-            <w:r/>
-            <w:r>
-              <w:rPr>
-                <w:rFonts w:ascii="Times New Roman" w:hAnsi="Times New Roman"/>
-                <w:sz w:val="24"/>
-              </w:rPr>
-              <w:t>План из 4 этапов выдержан; 3 итерации закрыты в срок</w:t>
-            </w:r>
-          </w:p>
-        </w:tc>
-      </w:tr>
-      <w:tr>
-        <w:tc>
-          <w:tcPr>
-            <w:tcW w:type="dxa" w:w="2422"/>
-          </w:tcPr>
-          <w:p>
-            <w:pPr>
-              <w:spacing w:line="240" w:lineRule="auto"/>
-            </w:pPr>
-            <w:r/>
-            <w:r>
-              <w:rPr>
-                <w:rFonts w:ascii="Times New Roman" w:hAnsi="Times New Roman"/>
-                <w:sz w:val="24"/>
-              </w:rPr>
-              <w:t>Гейм-дизайнер</w:t>
-            </w:r>
-          </w:p>
-        </w:tc>
-        <w:tc>
-          <w:tcPr>
-            <w:tcW w:type="dxa" w:w="2422"/>
-          </w:tcPr>
-          <w:p>
-            <w:pPr>
-              <w:spacing w:line="240" w:lineRule="auto"/>
-            </w:pPr>
-            <w:r/>
-            <w:r>
-              <w:rPr>
-                <w:rFonts w:ascii="Times New Roman" w:hAnsi="Times New Roman"/>
-                <w:sz w:val="24"/>
-              </w:rPr>
-              <w:t>Научиться настраивать баланс и кривую сложности</w:t>
-            </w:r>
-          </w:p>
-        </w:tc>
-        <w:tc>
-          <w:tcPr>
-            <w:tcW w:type="dxa" w:w="2422"/>
-          </w:tcPr>
-          <w:p>
-            <w:pPr>
-              <w:spacing w:line="240" w:lineRule="auto"/>
-            </w:pPr>
-            <w:r/>
-            <w:r>
-              <w:rPr>
-                <w:rFonts w:ascii="Times New Roman" w:hAnsi="Times New Roman"/>
-                <w:sz w:val="24"/>
-              </w:rPr>
-              <w:t>Таблицы баланса, плейтесты</w:t>
-            </w:r>
-          </w:p>
-        </w:tc>
-        <w:tc>
-          <w:tcPr>
-            <w:tcW w:type="dxa" w:w="2422"/>
-          </w:tcPr>
-          <w:p>
-            <w:pPr>
-              <w:spacing w:line="240" w:lineRule="auto"/>
-            </w:pPr>
-            <w:r/>
-            <w:r>
-              <w:rPr>
-                <w:rFonts w:ascii="Times New Roman" w:hAnsi="Times New Roman"/>
-                <w:sz w:val="24"/>
-              </w:rPr>
-              <w:t>Сбалансированы 5 секторов и экономика</w:t>
-            </w:r>
-          </w:p>
-        </w:tc>
-      </w:tr>
-      <w:tr>
-        <w:tc>
-          <w:tcPr>
-            <w:tcW w:type="dxa" w:w="2422"/>
-          </w:tcPr>
-          <w:p>
-            <w:pPr>
-              <w:spacing w:line="240" w:lineRule="auto"/>
-            </w:pPr>
-            <w:r/>
-            <w:r>
-              <w:rPr>
-                <w:rFonts w:ascii="Times New Roman" w:hAnsi="Times New Roman"/>
-                <w:sz w:val="24"/>
-              </w:rPr>
-              <w:t>Аналитик</w:t>
-            </w:r>
-          </w:p>
-        </w:tc>
-        <w:tc>
-          <w:tcPr>
-            <w:tcW w:type="dxa" w:w="2422"/>
-          </w:tcPr>
-          <w:p>
-            <w:pPr>
-              <w:spacing w:line="240" w:lineRule="auto"/>
-            </w:pPr>
-            <w:r/>
-            <w:r>
-              <w:rPr>
-                <w:rFonts w:ascii="Times New Roman" w:hAnsi="Times New Roman"/>
-                <w:sz w:val="24"/>
-              </w:rPr>
-              <w:t>Освоить 5W, Wordstat и конкурентный анализ</w:t>
-            </w:r>
-          </w:p>
-        </w:tc>
-        <w:tc>
-          <w:tcPr>
-            <w:tcW w:type="dxa" w:w="2422"/>
-          </w:tcPr>
-          <w:p>
-            <w:pPr>
-              <w:spacing w:line="240" w:lineRule="auto"/>
-            </w:pPr>
-            <w:r/>
-            <w:r>
-              <w:rPr>
-                <w:rFonts w:ascii="Times New Roman" w:hAnsi="Times New Roman"/>
-                <w:sz w:val="24"/>
-              </w:rPr>
-              <w:t>Wordstat, отзывы игроков, таблицы</w:t>
-            </w:r>
-          </w:p>
-        </w:tc>
-        <w:tc>
-          <w:tcPr>
-            <w:tcW w:type="dxa" w:w="2422"/>
-          </w:tcPr>
-          <w:p>
-            <w:pPr>
-              <w:spacing w:line="240" w:lineRule="auto"/>
-            </w:pPr>
-            <w:r/>
-            <w:r>
-              <w:rPr>
-                <w:rFonts w:ascii="Times New Roman" w:hAnsi="Times New Roman"/>
-                <w:sz w:val="24"/>
-              </w:rPr>
-              <w:t>Аналитика легла в основу УТП</w:t>
-            </w:r>
-          </w:p>
-        </w:tc>
-      </w:tr>
-      <w:tr>
-        <w:tc>
-          <w:tcPr>
-            <w:tcW w:type="dxa" w:w="2422"/>
-          </w:tcPr>
-          <w:p>
-            <w:pPr>
-              <w:spacing w:line="240" w:lineRule="auto"/>
-            </w:pPr>
-            <w:r/>
-            <w:r>
-              <w:rPr>
-                <w:rFonts w:ascii="Times New Roman" w:hAnsi="Times New Roman"/>
-                <w:sz w:val="24"/>
-              </w:rPr>
-              <w:t>Сценарист</w:t>
-            </w:r>
-          </w:p>
-        </w:tc>
-        <w:tc>
-          <w:tcPr>
-            <w:tcW w:type="dxa" w:w="2422"/>
-          </w:tcPr>
-          <w:p>
-            <w:pPr>
-              <w:spacing w:line="240" w:lineRule="auto"/>
-            </w:pPr>
-            <w:r/>
-            <w:r>
-              <w:rPr>
-                <w:rFonts w:ascii="Times New Roman" w:hAnsi="Times New Roman"/>
-                <w:sz w:val="24"/>
-              </w:rPr>
-              <w:t>Научиться писать короткий игровой текст</w:t>
-            </w:r>
-          </w:p>
-        </w:tc>
-        <w:tc>
-          <w:tcPr>
-            <w:tcW w:type="dxa" w:w="2422"/>
-          </w:tcPr>
-          <w:p>
-            <w:pPr>
-              <w:spacing w:line="240" w:lineRule="auto"/>
-            </w:pPr>
-            <w:r/>
-            <w:r>
-              <w:rPr>
-                <w:rFonts w:ascii="Times New Roman" w:hAnsi="Times New Roman"/>
-                <w:sz w:val="24"/>
-              </w:rPr>
-              <w:t>Документы, плейтесты</w:t>
-            </w:r>
-          </w:p>
-        </w:tc>
-        <w:tc>
-          <w:tcPr>
-            <w:tcW w:type="dxa" w:w="2422"/>
-          </w:tcPr>
-          <w:p>
-            <w:pPr>
-              <w:spacing w:line="240" w:lineRule="auto"/>
-            </w:pPr>
-            <w:r/>
-            <w:r>
-              <w:rPr>
-                <w:rFonts w:ascii="Times New Roman" w:hAnsi="Times New Roman"/>
-                <w:sz w:val="24"/>
-              </w:rPr>
-              <w:t>Сюжет с возвращением памяти и 2 концовками</w:t>
-            </w:r>
-          </w:p>
-        </w:tc>
-      </w:tr>
-      <w:tr>
-        <w:tc>
-          <w:tcPr>
-            <w:tcW w:type="dxa" w:w="2422"/>
-          </w:tcPr>
-          <w:p>
-            <w:pPr>
-              <w:spacing w:line="240" w:lineRule="auto"/>
-            </w:pPr>
-            <w:r/>
-            <w:r>
-              <w:rPr>
-                <w:rFonts w:ascii="Times New Roman" w:hAnsi="Times New Roman"/>
-                <w:sz w:val="24"/>
-              </w:rPr>
-              <w:t>Разработчик</w:t>
-            </w:r>
-          </w:p>
-        </w:tc>
-        <w:tc>
-          <w:tcPr>
-            <w:tcW w:type="dxa" w:w="2422"/>
-          </w:tcPr>
-          <w:p>
-            <w:pPr>
-              <w:spacing w:line="240" w:lineRule="auto"/>
-            </w:pPr>
-            <w:r/>
-            <w:r>
-              <w:rPr>
-                <w:rFonts w:ascii="Times New Roman" w:hAnsi="Times New Roman"/>
-                <w:sz w:val="24"/>
-              </w:rPr>
-              <w:t>Освоить Canvas и интеграцию SDK без движка</w:t>
-            </w:r>
-          </w:p>
-        </w:tc>
-        <w:tc>
-          <w:tcPr>
-            <w:tcW w:type="dxa" w:w="2422"/>
-          </w:tcPr>
-          <w:p>
-            <w:pPr>
-              <w:spacing w:line="240" w:lineRule="auto"/>
-            </w:pPr>
-            <w:r/>
-            <w:r>
-              <w:rPr>
-                <w:rFonts w:ascii="Times New Roman" w:hAnsi="Times New Roman"/>
-                <w:sz w:val="24"/>
-              </w:rPr>
-              <w:t>JS, Canvas, Yandex SDK, Node</w:t>
-            </w:r>
-          </w:p>
-        </w:tc>
-        <w:tc>
-          <w:tcPr>
-            <w:tcW w:type="dxa" w:w="2422"/>
-          </w:tcPr>
-          <w:p>
-            <w:pPr>
-              <w:spacing w:line="240" w:lineRule="auto"/>
-            </w:pPr>
-            <w:r/>
-            <w:r>
-              <w:rPr>
-                <w:rFonts w:ascii="Times New Roman" w:hAnsi="Times New Roman"/>
-                <w:sz w:val="24"/>
-              </w:rPr>
-              <w:t>60 FPS; 12 модулей; SDK и 42 автотеста</w:t>
-            </w:r>
-          </w:p>
-        </w:tc>
-      </w:tr>
-    </w:tbl>
-    <w:p>
-      <w:r>
-        <w:rPr>
-          <w:rFonts w:ascii="Times New Roman" w:hAnsi="Times New Roman"/>
-          <w:b w:val="0"/>
-          <w:sz w:val="28"/>
-        </w:rPr>
-      </w:r>
-    </w:p>
-    <w:p>
-      <w:r>
-        <w:rPr>
-          <w:rFonts w:ascii="Times New Roman" w:hAnsi="Times New Roman"/>
-          <w:b w:val="0"/>
-          <w:sz w:val="28"/>
-        </w:rPr>
-        <w:t>На защите каждый участник представляет слайд о достижении своих целей с примерами: что помогло, что в следующий раз сделать иначе.</w:t>
-      </w:r>
-    </w:p>
-    <w:p>
-      <w:r>
-        <w:br w:type="page"/>
-      </w:r>
-    </w:p>
-    <w:p>
-      <w:pPr>
-        <w:spacing w:after="240"/>
-        <w:ind w:firstLine="0"/>
-        <w:jc w:val="center"/>
-      </w:pPr>
-      <w:r>
-        <w:rPr>
-          <w:rFonts w:ascii="Times New Roman" w:hAnsi="Times New Roman"/>
-          <w:b/>
-          <w:sz w:val="28"/>
-        </w:rPr>
-        <w:t>12. ИСПОЛЬЗОВАНИЕ ГЕНЕРАТИВНОГО ИИ В ПРОЕКТЕ</w:t>
-      </w:r>
-    </w:p>
-    <w:p>
-      <w:r>
-        <w:rPr>
-          <w:rFonts w:ascii="Times New Roman" w:hAnsi="Times New Roman"/>
-          <w:b w:val="0"/>
-          <w:sz w:val="28"/>
-        </w:rPr>
-        <w:t>Команда придерживалась политики прозрачности: мы честно отмечаем, где помогал генеративный ИИ. Использовали его не во всём, а в двух задачах: помощь с аналитикой и черновики сюжета. Программирование, баланс, тестирование и финальные тексты команда делала сама.</w:t>
-      </w:r>
-    </w:p>
-    <w:p>
-      <w:pPr>
-        <w:spacing w:before="120"/>
-        <w:ind w:firstLine="0"/>
-      </w:pPr>
-      <w:r>
-        <w:rPr>
-          <w:rFonts w:ascii="Times New Roman" w:hAnsi="Times New Roman"/>
-          <w:b w:val="0"/>
-          <w:sz w:val="28"/>
-        </w:rPr>
-        <w:t>Таблица 13 — Где использовался генеративный ИИ</w:t>
-      </w:r>
-    </w:p>
-    <w:tbl>
-      <w:tblPr>
-        <w:tblStyle w:val="TableGrid"/>
-        <w:tblW w:type="auto" w:w="0"/>
-        <w:jc w:val="center"/>
-        <w:tblLook w:firstColumn="1" w:firstRow="1" w:lastColumn="0" w:lastRow="0" w:noHBand="0" w:noVBand="1" w:val="04A0"/>
-      </w:tblPr>
-      <w:tblGrid>
-        <w:gridCol w:w="3230"/>
-        <w:gridCol w:w="3230"/>
-        <w:gridCol w:w="3230"/>
-      </w:tblGrid>
-      <w:tr>
-        <w:tc>
-          <w:tcPr>
             <w:tcW w:type="dxa" w:w="3230"/>
           </w:tcPr>
           <w:p>
@@ -8374,7 +6987,7 @@
                 <w:b/>
                 <w:sz w:val="24"/>
               </w:rPr>
-              <w:t>Где помогал ИИ</w:t>
+              <w:t>Цель</w:t>
             </w:r>
           </w:p>
         </w:tc>
@@ -8393,31 +7006,15 @@
                 <w:b/>
                 <w:sz w:val="24"/>
               </w:rPr>
-              <w:t>Запрос (кратко)</w:t>
-            </w:r>
-          </w:p>
-        </w:tc>
-        <w:tc>
-          <w:tcPr>
-            <w:tcW w:type="dxa" w:w="3230"/>
-          </w:tcPr>
-          <w:p>
-            <w:pPr>
-              <w:spacing w:line="240" w:lineRule="auto"/>
-            </w:pPr>
-            <w:r/>
-            <w:r>
-              <w:rPr>
-                <w:rFonts w:ascii="Times New Roman" w:hAnsi="Times New Roman"/>
-                <w:b/>
-                <w:sz w:val="24"/>
-              </w:rPr>
-              <w:t>Что сделала команда сама</w:t>
+              <w:t>Результат</w:t>
             </w:r>
           </w:p>
         </w:tc>
       </w:tr>
       <w:tr>
+        <w:trPr>
+          <w:cantSplit/>
+        </w:trPr>
         <w:tc>
           <w:tcPr>
             <w:tcW w:type="dxa" w:w="3230"/>
@@ -8432,7 +7029,7 @@
                 <w:rFonts w:ascii="Times New Roman" w:hAnsi="Times New Roman"/>
                 <w:sz w:val="24"/>
               </w:rPr>
-              <w:t>Аналитика (частично)</w:t>
+              <w:t>Тимлид</w:t>
             </w:r>
           </w:p>
         </w:tc>
@@ -8450,7 +7047,7 @@
                 <w:rFonts w:ascii="Times New Roman" w:hAnsi="Times New Roman"/>
                 <w:sz w:val="24"/>
               </w:rPr>
-              <w:t>Помоги собрать данные по платформе и накидать критерии для сравнения конкурентов</w:t>
+              <w:t>Научиться вести команду и держать сроки</w:t>
             </w:r>
           </w:p>
         </w:tc>
@@ -8468,12 +7065,15 @@
                 <w:rFonts w:ascii="Times New Roman" w:hAnsi="Times New Roman"/>
                 <w:sz w:val="24"/>
               </w:rPr>
-              <w:t>Проверили цифры по источникам, выбрали финальные критерии и выводы</w:t>
+              <w:t>План из 4 этапов выдержан</w:t>
             </w:r>
           </w:p>
         </w:tc>
       </w:tr>
       <w:tr>
+        <w:trPr>
+          <w:cantSplit/>
+        </w:trPr>
         <w:tc>
           <w:tcPr>
             <w:tcW w:type="dxa" w:w="3230"/>
@@ -8488,7 +7088,7 @@
                 <w:rFonts w:ascii="Times New Roman" w:hAnsi="Times New Roman"/>
                 <w:sz w:val="24"/>
               </w:rPr>
-              <w:t>Сюжет (частично)</w:t>
+              <w:t>Гейм-дизайнер</w:t>
             </w:r>
           </w:p>
         </w:tc>
@@ -8506,7 +7106,7 @@
                 <w:rFonts w:ascii="Times New Roman" w:hAnsi="Times New Roman"/>
                 <w:sz w:val="24"/>
               </w:rPr>
-              <w:t>Предложи варианты сюжета про крушение и возвращение памяти</w:t>
+              <w:t>Настроить баланс и кривую сложности</w:t>
             </w:r>
           </w:p>
         </w:tc>
@@ -8524,7 +7124,184 @@
                 <w:rFonts w:ascii="Times New Roman" w:hAnsi="Times New Roman"/>
                 <w:sz w:val="24"/>
               </w:rPr>
-              <w:t>Выбрали идею, переписали реплики под нужный тон и длину</w:t>
+              <w:t>Сбалансированы 5 секторов и экономика</w:t>
+            </w:r>
+          </w:p>
+        </w:tc>
+      </w:tr>
+      <w:tr>
+        <w:trPr>
+          <w:cantSplit/>
+        </w:trPr>
+        <w:tc>
+          <w:tcPr>
+            <w:tcW w:type="dxa" w:w="3230"/>
+          </w:tcPr>
+          <w:p>
+            <w:pPr>
+              <w:spacing w:line="240" w:lineRule="auto"/>
+            </w:pPr>
+            <w:r/>
+            <w:r>
+              <w:rPr>
+                <w:rFonts w:ascii="Times New Roman" w:hAnsi="Times New Roman"/>
+                <w:sz w:val="24"/>
+              </w:rPr>
+              <w:t>Аналитик</w:t>
+            </w:r>
+          </w:p>
+        </w:tc>
+        <w:tc>
+          <w:tcPr>
+            <w:tcW w:type="dxa" w:w="3230"/>
+          </w:tcPr>
+          <w:p>
+            <w:pPr>
+              <w:spacing w:line="240" w:lineRule="auto"/>
+            </w:pPr>
+            <w:r/>
+            <w:r>
+              <w:rPr>
+                <w:rFonts w:ascii="Times New Roman" w:hAnsi="Times New Roman"/>
+                <w:sz w:val="24"/>
+              </w:rPr>
+              <w:t>Освоить анализ аудитории и конкурентов</w:t>
+            </w:r>
+          </w:p>
+        </w:tc>
+        <w:tc>
+          <w:tcPr>
+            <w:tcW w:type="dxa" w:w="3230"/>
+          </w:tcPr>
+          <w:p>
+            <w:pPr>
+              <w:spacing w:line="240" w:lineRule="auto"/>
+            </w:pPr>
+            <w:r/>
+            <w:r>
+              <w:rPr>
+                <w:rFonts w:ascii="Times New Roman" w:hAnsi="Times New Roman"/>
+                <w:sz w:val="24"/>
+              </w:rPr>
+              <w:t>Аналитика легла в основу УТП</w:t>
+            </w:r>
+          </w:p>
+        </w:tc>
+      </w:tr>
+      <w:tr>
+        <w:trPr>
+          <w:cantSplit/>
+        </w:trPr>
+        <w:tc>
+          <w:tcPr>
+            <w:tcW w:type="dxa" w:w="3230"/>
+          </w:tcPr>
+          <w:p>
+            <w:pPr>
+              <w:spacing w:line="240" w:lineRule="auto"/>
+            </w:pPr>
+            <w:r/>
+            <w:r>
+              <w:rPr>
+                <w:rFonts w:ascii="Times New Roman" w:hAnsi="Times New Roman"/>
+                <w:sz w:val="24"/>
+              </w:rPr>
+              <w:t>Сценарист</w:t>
+            </w:r>
+          </w:p>
+        </w:tc>
+        <w:tc>
+          <w:tcPr>
+            <w:tcW w:type="dxa" w:w="3230"/>
+          </w:tcPr>
+          <w:p>
+            <w:pPr>
+              <w:spacing w:line="240" w:lineRule="auto"/>
+            </w:pPr>
+            <w:r/>
+            <w:r>
+              <w:rPr>
+                <w:rFonts w:ascii="Times New Roman" w:hAnsi="Times New Roman"/>
+                <w:sz w:val="24"/>
+              </w:rPr>
+              <w:t>Научиться писать короткий игровой текст</w:t>
+            </w:r>
+          </w:p>
+        </w:tc>
+        <w:tc>
+          <w:tcPr>
+            <w:tcW w:type="dxa" w:w="3230"/>
+          </w:tcPr>
+          <w:p>
+            <w:pPr>
+              <w:spacing w:line="240" w:lineRule="auto"/>
+            </w:pPr>
+            <w:r/>
+            <w:r>
+              <w:rPr>
+                <w:rFonts w:ascii="Times New Roman" w:hAnsi="Times New Roman"/>
+                <w:sz w:val="24"/>
+              </w:rPr>
+              <w:t>Сюжет и две концовки</w:t>
+            </w:r>
+          </w:p>
+        </w:tc>
+      </w:tr>
+      <w:tr>
+        <w:trPr>
+          <w:cantSplit/>
+        </w:trPr>
+        <w:tc>
+          <w:tcPr>
+            <w:tcW w:type="dxa" w:w="3230"/>
+          </w:tcPr>
+          <w:p>
+            <w:pPr>
+              <w:spacing w:line="240" w:lineRule="auto"/>
+            </w:pPr>
+            <w:r/>
+            <w:r>
+              <w:rPr>
+                <w:rFonts w:ascii="Times New Roman" w:hAnsi="Times New Roman"/>
+                <w:sz w:val="24"/>
+              </w:rPr>
+              <w:t>Разработчик</w:t>
+            </w:r>
+          </w:p>
+        </w:tc>
+        <w:tc>
+          <w:tcPr>
+            <w:tcW w:type="dxa" w:w="3230"/>
+          </w:tcPr>
+          <w:p>
+            <w:pPr>
+              <w:spacing w:line="240" w:lineRule="auto"/>
+            </w:pPr>
+            <w:r/>
+            <w:r>
+              <w:rPr>
+                <w:rFonts w:ascii="Times New Roman" w:hAnsi="Times New Roman"/>
+                <w:sz w:val="24"/>
+              </w:rPr>
+              <w:t>Освоить Canvas и интеграцию SDK без движка</w:t>
+            </w:r>
+          </w:p>
+        </w:tc>
+        <w:tc>
+          <w:tcPr>
+            <w:tcW w:type="dxa" w:w="3230"/>
+          </w:tcPr>
+          <w:p>
+            <w:pPr>
+              <w:spacing w:line="240" w:lineRule="auto"/>
+            </w:pPr>
+            <w:r/>
+            <w:r>
+              <w:rPr>
+                <w:rFonts w:ascii="Times New Roman" w:hAnsi="Times New Roman"/>
+                <w:sz w:val="24"/>
+              </w:rPr>
+              <w:t>12 модулей, SDK, автотесты</w:t>
             </w:r>
           </w:p>
         </w:tc>
@@ -8541,12 +7318,34 @@
     </w:p>
     <w:p>
       <w:r>
+        <w:br w:type="page"/>
+      </w:r>
+    </w:p>
+    <w:p>
+      <w:pPr>
+        <w:spacing w:after="240"/>
+        <w:ind w:firstLine="0"/>
+        <w:jc w:val="center"/>
+      </w:pPr>
+      <w:bookmarkStart w:id="13" w:name="a_ai"/>
+      <w:r>
+        <w:rPr>
+          <w:rFonts w:ascii="Times New Roman" w:hAnsi="Times New Roman"/>
+          <w:b/>
+          <w:sz w:val="28"/>
+        </w:rPr>
+        <w:t>14. ИСПОЛЬЗОВАНИЕ ГЕНЕРАТИВНОГО ИИ В ПРОЕКТЕ</w:t>
+      </w:r>
+      <w:bookmarkEnd w:id="13"/>
+    </w:p>
+    <w:p>
+      <w:r>
         <w:rPr>
           <w:rFonts w:ascii="Times New Roman" w:hAnsi="Times New Roman"/>
           <w:b w:val="0"/>
           <w:sz w:val="28"/>
         </w:rPr>
-        <w:t>Остальное — игровые механики, код, баланс, плейтесты и оформление документов — выполнено командой без ИИ. Черновики диалогов с ИИ приложены к материалам проекта (Приложение Б).</w:t>
+        <w:t>Генеративный ИИ использовался для аналитики, работы над сценарием и при выборе среды и стека разработки. Остальное команда делала сама.</w:t>
       </w:r>
     </w:p>
     <w:p>
@@ -8560,6 +7359,7 @@
         <w:ind w:firstLine="0"/>
         <w:jc w:val="center"/>
       </w:pPr>
+      <w:bookmarkStart w:id="14" w:name="a_concl"/>
       <w:r>
         <w:rPr>
           <w:rFonts w:ascii="Times New Roman" w:hAnsi="Times New Roman"/>
@@ -8567,6 +7367,17 @@
           <w:sz w:val="28"/>
         </w:rPr>
         <w:t>ЗАКЛЮЧЕНИЕ</w:t>
+      </w:r>
+      <w:bookmarkEnd w:id="14"/>
+    </w:p>
+    <w:p>
+      <w:r>
+        <w:rPr>
+          <w:rFonts w:ascii="Times New Roman" w:hAnsi="Times New Roman"/>
+          <w:b w:val="0"/>
+          <w:sz w:val="28"/>
+        </w:rPr>
+        <w:t>Все задачи проекта выполнены. Проведён анализ аудитории и платформы, найдена свободная ниша и сформулировано УТП. Разработаны концепт, сюжет и механики; реализован MVP на Vanilla JS с Canvas и интеграцией Yandex SDK. После трёх итераций плейтестов игра стала напряжённее: экономика дефицита, патрули, заметный замах врагов и переработанный босс.</w:t>
       </w:r>
     </w:p>
     <w:p>
@@ -8576,17 +7387,7 @@
           <w:b w:val="0"/>
           <w:sz w:val="28"/>
         </w:rPr>
-        <w:t>Все задачи проекта выполнены. Проведён анализ ЦА (5W, портрет, отзывы, Wordstat) и платформы; найдена свободная ниша и сформулировано УТП — понятный риск в браузерном rogue-lite. Разработаны концепт, сюжет и механики; реализован MVP на Vanilla JS + Canvas с интеграцией Yandex SDK; проведено три итерации плейтестов, по итогам которых игра стала напряжённее: экономика дефицита, патрули, заметный замах врагов и переработанный босс.</w:t>
-      </w:r>
-    </w:p>
-    <w:p>
-      <w:r>
-        <w:rPr>
-          <w:rFonts w:ascii="Times New Roman" w:hAnsi="Times New Roman"/>
-          <w:b w:val="0"/>
-          <w:sz w:val="28"/>
-        </w:rPr>
-        <w:t>Сильные стороны: сборка ≈0,1 МБ, автономность, 42 автотеста, открытый код, итерационный процесс с реальной обратной связью. Слабые стороны: нет мобильного управления, процедурная графика уступает рисованной, баланс требует калибровки на большой выборке. Перспективы: публикация и аналитика платформы, виртуальный джойстик, лидерборды, наградная реклама, развитие дальних секторов. Сборка подготовлена к загрузке в консоль разработчика Яндекс Игр.</w:t>
+        <w:t>Сильные стороны: лёгкая автономная сборка, открытый код, итеративная доработка по отзывам игроков. Слабые стороны: нет мобильного управления, простая графика, баланс требует настройки на большой аудитории. Перспективы: публикация, мобильное управление, таблицы лидеров, развитие дальних секторов. Сборка готова к загрузке в консоль разработчика.</w:t>
       </w:r>
     </w:p>
     <w:p>
@@ -8600,6 +7401,7 @@
         <w:ind w:firstLine="0"/>
         <w:jc w:val="center"/>
       </w:pPr>
+      <w:bookmarkStart w:id="15" w:name="a_refs"/>
       <w:r>
         <w:rPr>
           <w:rFonts w:ascii="Times New Roman" w:hAnsi="Times New Roman"/>
@@ -8607,6 +7409,20 @@
           <w:sz w:val="28"/>
         </w:rPr>
         <w:t>СПИСОК ЛИТЕРАТУРЫ</w:t>
+      </w:r>
+      <w:bookmarkEnd w:id="15"/>
+    </w:p>
+    <w:p>
+      <w:pPr>
+        <w:ind w:firstLine="0"/>
+      </w:pPr>
+      <w:r>
+        <w:rPr>
+          <w:rFonts w:ascii="Times New Roman" w:hAnsi="Times New Roman"/>
+          <w:b w:val="0"/>
+          <w:sz w:val="28"/>
+        </w:rPr>
+        <w:t>1. Яндекс Игры. Документация для разработчиков. 2026. URL: https://yandex.ru/dev/games/doc/ru/ (дата обращения: 10.06.2026).</w:t>
       </w:r>
     </w:p>
     <w:p>
@@ -8619,7 +7435,7 @@
           <w:b w:val="0"/>
           <w:sz w:val="28"/>
         </w:rPr>
-        <w:t>1. Яндекс Игры. Документация для разработчиков. – 2026. – URL: https://yandex.ru/dev/games/doc/ru/ (дата обращения: 10.06.2026).</w:t>
+        <w:t>2. App2Top. Итоги 2024 года Яндекс Игр: 45 млн активных игроков в месяц. 2024. URL: https://app2top.ru/ (дата обращения: 09.06.2026).</w:t>
       </w:r>
     </w:p>
     <w:p>
@@ -8632,7 +7448,7 @@
           <w:b w:val="0"/>
           <w:sz w:val="28"/>
         </w:rPr>
-        <w:t>2. Яндекс Игры. SDK: сохранение данных игрока. – 2026. – URL: https://yandex.ru/dev/games/doc/ru/sdk/sdk-player (дата обращения: 10.06.2026).</w:t>
+        <w:t>3. Rambler. За 2023 год аудитория Яндекс Игр выросла на 45 %. 2023. URL: https://news.rambler.ru/games/52233040/ (дата обращения: 09.06.2026).</w:t>
       </w:r>
     </w:p>
     <w:p>
@@ -8645,7 +7461,7 @@
           <w:b w:val="0"/>
           <w:sz w:val="28"/>
         </w:rPr>
-        <w:t>3. App2Top. «Мы достигли отметки в 45 млн активных игроков в месяц» — итоги 2024 года Яндекс Игр. – 2024. – URL: https://app2top.ru/2024/my-dostigli-otmetki-v-45-mln-aktivny-h-igrokov-v-mesyats-nikita-bokarev-iz-yandeks-igry-ob-itogah-2024-goda-227015.html (дата обращения: 09.06.2026).</w:t>
+        <w:t>4. Яндекс. Какие браузерные игры предпочитают жители России. URL: https://www.yandex.ru/blog/gamesfordevelopers/ (дата обращения: 09.06.2026).</w:t>
       </w:r>
     </w:p>
     <w:p>
@@ -8658,7 +7474,7 @@
           <w:b w:val="0"/>
           <w:sz w:val="28"/>
         </w:rPr>
-        <w:t>4. Rambler. За 2023 год аудитория Яндекс Игр выросла на 45 %. – 2023. – URL: https://news.rambler.ru/games/52233040/ (дата обращения: 09.06.2026).</w:t>
+        <w:t>5. Яндекс Wordstat. Статистика поисковых запросов. URL: https://wordstat.yandex.ru/ (дата обращения: 09.06.2026).</w:t>
       </w:r>
     </w:p>
     <w:p>
@@ -8671,7 +7487,7 @@
           <w:b w:val="0"/>
           <w:sz w:val="28"/>
         </w:rPr>
-        <w:t>5. Яндекс. Какие браузерные игры предпочитают жители России. – URL: https://www.yandex.ru/blog/gamesfordevelopers/kakie-brauzernye-igry-predpochitayut-zhiteli-rossii (дата обращения: 09.06.2026).</w:t>
+        <w:t>6. MDN Web Docs. Canvas API. URL: https://developer.mozilla.org/ru/docs/Web/API/Canvas_API (дата обращения: 08.06.2026).</w:t>
       </w:r>
     </w:p>
     <w:p>
@@ -8684,7 +7500,7 @@
           <w:b w:val="0"/>
           <w:sz w:val="28"/>
         </w:rPr>
-        <w:t>6. Яндекс Wordstat. Статистика поисковых запросов. – URL: https://wordstat.yandex.ru/ (дата обращения: 09.06.2026).</w:t>
+        <w:t>7. MDN Web Docs. Web Audio API. URL: https://developer.mozilla.org/ru/docs/Web/API/Web_Audio_API (дата обращения: 08.06.2026).</w:t>
       </w:r>
     </w:p>
     <w:p>
@@ -8697,7 +7513,7 @@
           <w:b w:val="0"/>
           <w:sz w:val="28"/>
         </w:rPr>
-        <w:t>7. MDN Web Docs. Canvas API. – URL: https://developer.mozilla.org/ru/docs/Web/API/Canvas_API (дата обращения: 08.06.2026).</w:t>
+        <w:t>8. Вигерс К., Битти Дж. Разработка требований к программному обеспечению. 3-е изд. М.: Русская редакция, 2014. 736 с.</w:t>
       </w:r>
     </w:p>
     <w:p>
@@ -8710,7 +7526,7 @@
           <w:b w:val="0"/>
           <w:sz w:val="28"/>
         </w:rPr>
-        <w:t>8. MDN Web Docs. Page Visibility API. – URL: https://developer.mozilla.org/ru/docs/Web/API/Page_Visibility_API (дата обращения: 08.06.2026).</w:t>
+        <w:t>9. Schell J. The Art of Game Design: A Book of Lenses. 3rd ed. CRC Press, 2019. 654 p.</w:t>
       </w:r>
     </w:p>
     <w:p>
@@ -8723,85 +7539,7 @@
           <w:b w:val="0"/>
           <w:sz w:val="28"/>
         </w:rPr>
-        <w:t>9. MDN Web Docs. Web Audio API. – URL: https://developer.mozilla.org/ru/docs/Web/API/Web_Audio_API (дата обращения: 08.06.2026).</w:t>
-      </w:r>
-    </w:p>
-    <w:p>
-      <w:pPr>
-        <w:ind w:firstLine="0"/>
-      </w:pPr>
-      <w:r>
-        <w:rPr>
-          <w:rFonts w:ascii="Times New Roman" w:hAnsi="Times New Roman"/>
-          <w:b w:val="0"/>
-          <w:sz w:val="28"/>
-        </w:rPr>
-        <w:t>10. Вигерс К., Битти Дж. Разработка требований к программному обеспечению. – 3-е изд. – М.: Русская редакция, 2014. – 736 с.</w:t>
-      </w:r>
-    </w:p>
-    <w:p>
-      <w:pPr>
-        <w:ind w:firstLine="0"/>
-      </w:pPr>
-      <w:r>
-        <w:rPr>
-          <w:rFonts w:ascii="Times New Roman" w:hAnsi="Times New Roman"/>
-          <w:b w:val="0"/>
-          <w:sz w:val="28"/>
-        </w:rPr>
-        <w:t>11. Коберн А. Современные методы описания функциональных требований к системам. – М.: Лори, 2012. – 264 с.</w:t>
-      </w:r>
-    </w:p>
-    <w:p>
-      <w:pPr>
-        <w:ind w:firstLine="0"/>
-      </w:pPr>
-      <w:r>
-        <w:rPr>
-          <w:rFonts w:ascii="Times New Roman" w:hAnsi="Times New Roman"/>
-          <w:b w:val="0"/>
-          <w:sz w:val="28"/>
-        </w:rPr>
-        <w:t>12. Альтшуллер Г. С. Найти идею: введение в ТРИЗ. – 5-е изд. – М.: Альпина Паблишер, 2017. – 402 с.</w:t>
-      </w:r>
-    </w:p>
-    <w:p>
-      <w:pPr>
-        <w:ind w:firstLine="0"/>
-      </w:pPr>
-      <w:r>
-        <w:rPr>
-          <w:rFonts w:ascii="Times New Roman" w:hAnsi="Times New Roman"/>
-          <w:b w:val="0"/>
-          <w:sz w:val="28"/>
-        </w:rPr>
-        <w:t>13. Фитцпатрик Р. Спроси маму. – М.: Альпина Паблишер, 2021. – 160 с.</w:t>
-      </w:r>
-    </w:p>
-    <w:p>
-      <w:pPr>
-        <w:ind w:firstLine="0"/>
-      </w:pPr>
-      <w:r>
-        <w:rPr>
-          <w:rFonts w:ascii="Times New Roman" w:hAnsi="Times New Roman"/>
-          <w:b w:val="0"/>
-          <w:sz w:val="28"/>
-        </w:rPr>
-        <w:t>14. Schell J. The Art of Game Design: A Book of Lenses. – 3rd ed. – CRC Press, 2019. – 654 p.</w:t>
-      </w:r>
-    </w:p>
-    <w:p>
-      <w:pPr>
-        <w:ind w:firstLine="0"/>
-      </w:pPr>
-      <w:r>
-        <w:rPr>
-          <w:rFonts w:ascii="Times New Roman" w:hAnsi="Times New Roman"/>
-          <w:b w:val="0"/>
-          <w:sz w:val="28"/>
-        </w:rPr>
-        <w:t>15. Git. Документация. – URL: https://git-scm.com/doc (дата обращения: 08.06.2026).</w:t>
+        <w:t>10. Git. Документация. URL: https://git-scm.com/doc (дата обращения: 08.06.2026).</w:t>
       </w:r>
     </w:p>
     <w:p>
@@ -8815,6 +7553,7 @@
         <w:ind w:firstLine="0"/>
         <w:jc w:val="center"/>
       </w:pPr>
+      <w:bookmarkStart w:id="16" w:name="a_appA"/>
       <w:r>
         <w:rPr>
           <w:rFonts w:ascii="Times New Roman" w:hAnsi="Times New Roman"/>
@@ -8823,6 +7562,7 @@
         </w:rPr>
         <w:t>ПРИЛОЖЕНИЕ А</w:t>
       </w:r>
+      <w:bookmarkEnd w:id="16"/>
     </w:p>
     <w:p>
       <w:r>
@@ -8831,7 +7571,7 @@
           <w:b w:val="0"/>
           <w:sz w:val="28"/>
         </w:rPr>
-        <w:t>Скриншоты продукта (вставить перед печатью):</w:t>
+        <w:t>Скриншоты игры (вставить перед печатью):</w:t>
       </w:r>
     </w:p>
     <w:p>
@@ -8844,7 +7584,7 @@
           <w:rFonts w:ascii="Times New Roman" w:hAnsi="Times New Roman"/>
           <w:sz w:val="28"/>
         </w:rPr>
-        <w:t>Рисунок А.1 — Главное меню;</w:t>
+        <w:t>Рисунок А.1 - Главное меню;</w:t>
       </w:r>
     </w:p>
     <w:p>
@@ -8857,7 +7597,7 @@
           <w:rFonts w:ascii="Times New Roman" w:hAnsi="Times New Roman"/>
           <w:sz w:val="28"/>
         </w:rPr>
-        <w:t>Рисунок А.2 — Игровой экран: сектор, контейнеры, HUD;</w:t>
+        <w:t>Рисунок А.2 - Игровой экран: сектор, контейнеры, интерфейс;</w:t>
       </w:r>
     </w:p>
     <w:p>
@@ -8870,7 +7610,7 @@
           <w:rFonts w:ascii="Times New Roman" w:hAnsi="Times New Roman"/>
           <w:sz w:val="28"/>
         </w:rPr>
-        <w:t>Рисунок А.3 — Окно «Вскрыть контейнер?» с шансом охраны;</w:t>
+        <w:t>Рисунок А.3 - Окно выбора при вскрытии контейнера;</w:t>
       </w:r>
     </w:p>
     <w:p>
@@ -8883,7 +7623,7 @@
           <w:rFonts w:ascii="Times New Roman" w:hAnsi="Times New Roman"/>
           <w:sz w:val="28"/>
         </w:rPr>
-        <w:t>Рисунок А.4 — Замах Стража Ядра перед ударом (красная зона);</w:t>
+        <w:t>Рисунок А.4 - Замах Стража Ядра перед ударом;</w:t>
       </w:r>
     </w:p>
     <w:p>
@@ -8896,7 +7636,7 @@
           <w:rFonts w:ascii="Times New Roman" w:hAnsi="Times New Roman"/>
           <w:sz w:val="28"/>
         </w:rPr>
-        <w:t>Рисунок А.5 — Синтезатор; Рисунок А.6 — Карта секторов;</w:t>
+        <w:t>Рисунок А.5 - Магазин и карта секторов;</w:t>
       </w:r>
     </w:p>
     <w:p>
@@ -8909,89 +7649,20 @@
           <w:rFonts w:ascii="Times New Roman" w:hAnsi="Times New Roman"/>
           <w:sz w:val="28"/>
         </w:rPr>
-        <w:t>Рисунок А.7 — Экран концовки.</w:t>
-      </w:r>
-    </w:p>
-    <w:p>
-      <w:r>
-        <w:br w:type="page"/>
+        <w:t>Рисунок А.6 - Экран концовки.</w:t>
       </w:r>
     </w:p>
     <w:p>
       <w:pPr>
-        <w:spacing w:after="240"/>
         <w:ind w:firstLine="0"/>
-        <w:jc w:val="center"/>
       </w:pPr>
-      <w:r>
-        <w:rPr>
-          <w:rFonts w:ascii="Times New Roman" w:hAnsi="Times New Roman"/>
-          <w:b/>
-          <w:sz w:val="28"/>
-        </w:rPr>
-        <w:t>ПРИЛОЖЕНИЕ Б</w:t>
-      </w:r>
-    </w:p>
-    <w:p>
       <w:r>
         <w:rPr>
           <w:rFonts w:ascii="Times New Roman" w:hAnsi="Times New Roman"/>
           <w:b w:val="0"/>
           <w:sz w:val="28"/>
         </w:rPr>
-        <w:t>Материалы проекта:</w:t>
-      </w:r>
-    </w:p>
-    <w:p>
-      <w:pPr>
-        <w:pStyle w:val="ListBullet"/>
-        <w:spacing w:line="360" w:lineRule="auto"/>
-      </w:pPr>
-      <w:r>
-        <w:rPr>
-          <w:rFonts w:ascii="Times New Roman" w:hAnsi="Times New Roman"/>
-          <w:sz w:val="28"/>
-        </w:rPr>
-        <w:t>Репозиторий (код, концепт docs/CONCEPT.md, сценарий docs/SCENARIO.md, аналитика): https://github.com/Vihorkov123/Astral-Nomad;</w:t>
-      </w:r>
-    </w:p>
-    <w:p>
-      <w:pPr>
-        <w:pStyle w:val="ListBullet"/>
-        <w:spacing w:line="360" w:lineRule="auto"/>
-      </w:pPr>
-      <w:r>
-        <w:rPr>
-          <w:rFonts w:ascii="Times New Roman" w:hAnsi="Times New Roman"/>
-          <w:sz w:val="28"/>
-        </w:rPr>
-        <w:t>Автотесты: scripts/smoke-test.js (42 проверки, node scripts/smoke-test.js);</w:t>
-      </w:r>
-    </w:p>
-    <w:p>
-      <w:pPr>
-        <w:pStyle w:val="ListBullet"/>
-        <w:spacing w:line="360" w:lineRule="auto"/>
-      </w:pPr>
-      <w:r>
-        <w:rPr>
-          <w:rFonts w:ascii="Times New Roman" w:hAnsi="Times New Roman"/>
-          <w:sz w:val="28"/>
-        </w:rPr>
-        <w:t>Отдельный документ «Аналитика игры»: docs/Astral_Nomad_Аналитика.docx;</w:t>
-      </w:r>
-    </w:p>
-    <w:p>
-      <w:pPr>
-        <w:pStyle w:val="ListBullet"/>
-        <w:spacing w:line="360" w:lineRule="auto"/>
-      </w:pPr>
-      <w:r>
-        <w:rPr>
-          <w:rFonts w:ascii="Times New Roman" w:hAnsi="Times New Roman"/>
-          <w:sz w:val="28"/>
-        </w:rPr>
-        <w:t>Логи диалогов с генеративным ИИ — отдельным архивом.</w:t>
+        <w:t>Репозиторий проекта: https://github.com/Vihorkov123/Astral-Nomad</w:t>
       </w:r>
     </w:p>
     <w:sectPr>

--- a/docs/Astral_Nomad_Отчет.docx
+++ b/docs/Astral_Nomad_Отчет.docx
@@ -639,17 +639,13 @@
       <w:bookmarkEnd w:id="1"/>
     </w:p>
     <w:p>
-      <w:pPr>
-        <w:spacing w:before="160"/>
-        <w:ind w:firstLine="0"/>
-      </w:pPr>
       <w:r>
         <w:rPr>
           <w:rFonts w:ascii="Times New Roman" w:hAnsi="Times New Roman"/>
-          <w:b/>
+          <w:b w:val="0"/>
           <w:sz w:val="28"/>
         </w:rPr>
-        <w:t>Актуальность работы</w:t>
+        <w:t>Рынок браузерных игр в России переживает устойчивый рост. Платформа Яндекс Игры, собравшая десятки миллионов игроков в месяц, стала точкой притяжения для тех, кто ищет короткое развлечение на несколько минут: в транспорте, на перерыве, между делами. Основу каталога составляют казуальные кликеры и аркады, рассчитанные на быстрый запуск без установки. При этом заметная часть аудитории, прежде всего молодые игроки, знакомые с жанром rogue-lite по таким проектам, как Vampire Survivors и Brotato, хочет не просто роста чисел на экране, а коротких партий с настоящими решениями и ощутимой ценой ошибки.</w:t>
       </w:r>
     </w:p>
     <w:p>
@@ -659,7 +655,7 @@
           <w:b w:val="0"/>
           <w:sz w:val="28"/>
         </w:rPr>
-        <w:t>Рынок браузерных игр в России растёт: аудитория платформы Яндекс Игры достигла 45 млн активных игроков в месяц, а в среднем пользователь играет около 50 минут в день. Основную долю каталога занимают казуальные проекты: кликеры, аркады и idle-игры.</w:t>
+        <w:t>Изучение каталога Яндекс Игр и смежных площадок выявляет противоречие. Жанр rogue-lite популярен и стабильно собирает аудиторию, однако его полноценные представители выходят в Steam: они требуют установки, весят сотни мегабайт и рассчитаны на длительные сессии. В браузере же тема почти не освоена: игроку предлагают либо простой кликер, либо аркаду без глубины, где смерть либо ничего не значит, либо обнуляет весь прогресс. Обнаружена незанятая ниша: лёгкая браузерная игра в жанре rogue-lite, которая сочетает короткую сессию, понятный игроку риск и сохранение прогресса между заходами.</w:t>
       </w:r>
     </w:p>
     <w:p>
@@ -669,7 +665,7 @@
           <w:b w:val="0"/>
           <w:sz w:val="28"/>
         </w:rPr>
-        <w:t>При этом молодые игроки уже знакомы с жанром rogue-lite по Vampire Survivors и Brotato. Но эти игры выходят в Steam: их надо скачивать, они весят сотни мегабайт и требуют времени. В браузере подобных игр почти нет. Получается, что интерес к жанру есть, а хороших браузерных проектов в нём мало.</w:t>
+        <w:t>Таким образом, актуальность проекта обусловлена необходимостью закрыть разрыв между запросом аудитории на осмысленный короткий геймплей и отсутствием на платформе Яндекс Игры подходящего решения. Проблемная ситуация состоит в том, что среди браузерных проектов не предложено технически лёгкой и при этом разнообразной игры, которая удерживала бы внимание за счёт выбора риска, боя и постепенного развития, оставаясь доступной без установки. Дополнительно проект решает учебную задачу: пройти полный цикл создания игры, от прототипа до интеграции с платформой и прохождения модерации.</w:t>
       </w:r>
     </w:p>
     <w:p>
@@ -679,31 +675,7 @@
           <w:b w:val="0"/>
           <w:sz w:val="28"/>
         </w:rPr>
-        <w:t>Есть и учебная сторона: у студентов первого курса нет опыта довести игру до публикации, от прототипа до интеграции с платформой и прохождения модерации. Наш проект решает обе задачи: делает игру в свободной нише и проходит весь путь до публикации.</w:t>
-      </w:r>
-    </w:p>
-    <w:p>
-      <w:pPr>
-        <w:spacing w:before="160"/>
-        <w:ind w:firstLine="0"/>
-      </w:pPr>
-      <w:r>
-        <w:rPr>
-          <w:rFonts w:ascii="Times New Roman" w:hAnsi="Times New Roman"/>
-          <w:b/>
-          <w:sz w:val="28"/>
-        </w:rPr>
-        <w:t>Цель проекта</w:t>
-      </w:r>
-    </w:p>
-    <w:p>
-      <w:r>
-        <w:rPr>
-          <w:rFonts w:ascii="Times New Roman" w:hAnsi="Times New Roman"/>
-          <w:b w:val="0"/>
-          <w:sz w:val="28"/>
-        </w:rPr>
-        <w:t>Разработать и подготовить к запуску на платформе Яндекс Игры браузерную игру Astral Nomad в жанре top-down survival / rogue-lite с понятным риском, сюжетом и сессией 5-15 минут, для игроков 12-25 лет.</w:t>
+        <w:t>Целью проекта является разработка браузерной игры Astral Nomad в жанре top-down survival / rogue-lite для платформы Яндекс Игры, удерживающей внимание игрока за счёт выбора риска при вскрытии контейнеров, боя с противниками и постепенного развития по секторам, с сессией 5-15 минут и интерфейсом на русском языке.</w:t>
       </w:r>
     </w:p>
     <w:p>

--- a/docs/Astral_Nomad_Отчет.docx
+++ b/docs/Astral_Nomad_Отчет.docx
@@ -665,6 +665,16 @@
           <w:b w:val="0"/>
           <w:sz w:val="28"/>
         </w:rPr>
+        <w:t>Степень разработанности темы неоднородна. Сам жанр rogue-lite хорошо изучен и описан на примере настольных и Steam-проектов: по его механикам, балансу и структуре забегов есть много материалов и удачных образцов. В то же время браузерный сегмент жанра на платформе Яндекс Игры остаётся почти пустым: готовые проекты либо упрощают жанр до кликера, либо переносят тяжёлый клиент, не рассчитанный на короткую сессию. Так проходит граница между знанием и незнанием: общие принципы жанра известны, а их перенос в лёгкую браузерную игру с короткими сессиями проработан слабо.</w:t>
+      </w:r>
+    </w:p>
+    <w:p>
+      <w:r>
+        <w:rPr>
+          <w:rFonts w:ascii="Times New Roman" w:hAnsi="Times New Roman"/>
+          <w:b w:val="0"/>
+          <w:sz w:val="28"/>
+        </w:rPr>
         <w:t>Таким образом, актуальность проекта обусловлена необходимостью закрыть разрыв между запросом аудитории на осмысленный короткий геймплей и отсутствием на платформе Яндекс Игры подходящего решения. Проблемная ситуация состоит в том, что среди браузерных проектов не предложено технически лёгкой и при этом разнообразной игры, которая удерживала бы внимание за счёт выбора риска, боя и постепенного развития, оставаясь доступной без установки. Дополнительно проект решает учебную задачу: пройти полный цикл создания игры, от прототипа до интеграции с платформой и прохождения модерации.</w:t>
       </w:r>
     </w:p>
@@ -702,7 +712,7 @@
           <w:rFonts w:ascii="Times New Roman" w:hAnsi="Times New Roman"/>
           <w:sz w:val="28"/>
         </w:rPr>
-        <w:t>1. проанализировать целевую аудиторию, её потребности и мотивацию;</w:t>
+        <w:t>1. изучить целевую аудиторию, конкурентов и платформу Яндекс Игры, найти свободную нишу;</w:t>
       </w:r>
     </w:p>
     <w:p>
@@ -715,7 +725,7 @@
           <w:rFonts w:ascii="Times New Roman" w:hAnsi="Times New Roman"/>
           <w:sz w:val="28"/>
         </w:rPr>
-        <w:t>2. изучить конкурентов и платформу Яндекс Игры, найти свободную нишу;</w:t>
+        <w:t>2. разработать концепт, сюжет и механики, сформулировать требования к продукту и MVP;</w:t>
       </w:r>
     </w:p>
     <w:p>
@@ -728,7 +738,7 @@
           <w:rFonts w:ascii="Times New Roman" w:hAnsi="Times New Roman"/>
           <w:sz w:val="28"/>
         </w:rPr>
-        <w:t>3. сформулировать требования к продукту и MVP, продумать концепт, сюжет и механики;</w:t>
+        <w:t>3. реализовать MVP на Vanilla JS и HTML5 Canvas с интеграцией Yandex Games SDK;</w:t>
       </w:r>
     </w:p>
     <w:p>
@@ -741,7 +751,7 @@
           <w:rFonts w:ascii="Times New Roman" w:hAnsi="Times New Roman"/>
           <w:sz w:val="28"/>
         </w:rPr>
-        <w:t>4. реализовать MVP на Vanilla JS и HTML5 Canvas с интеграцией Yandex Games SDK;</w:t>
+        <w:t>4. протестировать игру с игроками и настроить баланс по их отзывам;</w:t>
       </w:r>
     </w:p>
     <w:p>
@@ -754,20 +764,7 @@
           <w:rFonts w:ascii="Times New Roman" w:hAnsi="Times New Roman"/>
           <w:sz w:val="28"/>
         </w:rPr>
-        <w:t>5. протестировать игру с игроками и настроить баланс по их отзывам;</w:t>
-      </w:r>
-    </w:p>
-    <w:p>
-      <w:pPr>
-        <w:spacing w:line="360" w:lineRule="auto"/>
-        <w:ind w:firstLine="0" w:left="397"/>
-      </w:pPr>
-      <w:r>
-        <w:rPr>
-          <w:rFonts w:ascii="Times New Roman" w:hAnsi="Times New Roman"/>
-          <w:sz w:val="28"/>
-        </w:rPr>
-        <w:t>6. подготовить сборку под требования платформы и пройти модерацию.</w:t>
+        <w:t>5. подготовить сборку под требования платформы и пройти модерацию.</w:t>
       </w:r>
     </w:p>
     <w:p>
@@ -1805,6 +1802,30 @@
           <w:b w:val="0"/>
           <w:sz w:val="28"/>
         </w:rPr>
+      </w:r>
+    </w:p>
+    <w:p>
+      <w:pPr>
+        <w:spacing w:before="160"/>
+        <w:ind w:firstLine="0"/>
+      </w:pPr>
+      <w:r>
+        <w:rPr>
+          <w:rFonts w:ascii="Times New Roman" w:hAnsi="Times New Roman"/>
+          <w:b/>
+          <w:sz w:val="28"/>
+        </w:rPr>
+        <w:t>Категория проблемы</w:t>
+      </w:r>
+    </w:p>
+    <w:p>
+      <w:r>
+        <w:rPr>
+          <w:rFonts w:ascii="Times New Roman" w:hAnsi="Times New Roman"/>
+          <w:b w:val="0"/>
+          <w:sz w:val="28"/>
+        </w:rPr>
+        <w:t>Проблему аудитории можно отнести к двум категориям: отсутствие ресурсов (нет возможности ставить тяжёлые игры на учебный ноутбук, нет времени на долгие сессии) и неудачные попытки решить её (игрок уже пробовал браузерные проекты, но они дают лишь часть нужного опыта).</w:t>
       </w:r>
     </w:p>
     <w:p>
@@ -3047,7 +3068,7 @@
           <w:b w:val="0"/>
           <w:sz w:val="28"/>
         </w:rPr>
-        <w:t>Прямые конкуренты - rogue-lite и survival с короткими сессиями; косвенные - браузерные выживалки каталога Яндекс Игр. Критерии измеримы.</w:t>
+        <w:t>Прямые конкуренты - rogue-lite и survival с короткими сессиями; косвенные - браузерные выживалки каталога Яндекс Игр. Анализ проведён в шесть шагов: цель анализа, выбор конкурентов, выбор критериев, заполнение таблицы, сопоставление данных и выводы. Критерии взяты измеримые.</w:t>
       </w:r>
     </w:p>
     <w:p>
@@ -6305,7 +6326,86 @@
           <w:b w:val="0"/>
           <w:sz w:val="28"/>
         </w:rPr>
-        <w:t>Требования сгруппированы на функциональные и нефункциональные.</w:t>
+        <w:t>Требования сгруппированы на пользовательские, функциональные и нефункциональные.</w:t>
+      </w:r>
+    </w:p>
+    <w:p>
+      <w:pPr>
+        <w:spacing w:before="160"/>
+        <w:ind w:firstLine="0"/>
+      </w:pPr>
+      <w:r>
+        <w:rPr>
+          <w:rFonts w:ascii="Times New Roman" w:hAnsi="Times New Roman"/>
+          <w:b/>
+          <w:sz w:val="28"/>
+        </w:rPr>
+        <w:t>Пользовательские требования</w:t>
+      </w:r>
+    </w:p>
+    <w:p>
+      <w:pPr>
+        <w:pStyle w:val="ListBullet"/>
+        <w:spacing w:line="360" w:lineRule="auto"/>
+      </w:pPr>
+      <w:r>
+        <w:rPr>
+          <w:rFonts w:ascii="Times New Roman" w:hAnsi="Times New Roman"/>
+          <w:sz w:val="28"/>
+        </w:rPr>
+        <w:t>запустить игру в один клик в браузере, без установки;</w:t>
+      </w:r>
+    </w:p>
+    <w:p>
+      <w:pPr>
+        <w:pStyle w:val="ListBullet"/>
+        <w:spacing w:line="360" w:lineRule="auto"/>
+      </w:pPr>
+      <w:r>
+        <w:rPr>
+          <w:rFonts w:ascii="Times New Roman" w:hAnsi="Times New Roman"/>
+          <w:sz w:val="28"/>
+        </w:rPr>
+        <w:t>понимать риск до действия и сам решать, вскрывать контейнер или нет;</w:t>
+      </w:r>
+    </w:p>
+    <w:p>
+      <w:pPr>
+        <w:pStyle w:val="ListBullet"/>
+        <w:spacing w:line="360" w:lineRule="auto"/>
+      </w:pPr>
+      <w:r>
+        <w:rPr>
+          <w:rFonts w:ascii="Times New Roman" w:hAnsi="Times New Roman"/>
+          <w:sz w:val="28"/>
+        </w:rPr>
+        <w:t>видеть, за что получен урон, и иметь возможность увернуться;</w:t>
+      </w:r>
+    </w:p>
+    <w:p>
+      <w:pPr>
+        <w:pStyle w:val="ListBullet"/>
+        <w:spacing w:line="360" w:lineRule="auto"/>
+      </w:pPr>
+      <w:r>
+        <w:rPr>
+          <w:rFonts w:ascii="Times New Roman" w:hAnsi="Times New Roman"/>
+          <w:sz w:val="28"/>
+        </w:rPr>
+        <w:t>не терять весь прогресс после смерти;</w:t>
+      </w:r>
+    </w:p>
+    <w:p>
+      <w:pPr>
+        <w:pStyle w:val="ListBullet"/>
+        <w:spacing w:line="360" w:lineRule="auto"/>
+      </w:pPr>
+      <w:r>
+        <w:rPr>
+          <w:rFonts w:ascii="Times New Roman" w:hAnsi="Times New Roman"/>
+          <w:sz w:val="28"/>
+        </w:rPr>
+        <w:t>играть короткими сессиями по 5-15 минут.</w:t>
       </w:r>
     </w:p>
     <w:p>
@@ -7349,7 +7449,7 @@
           <w:b w:val="0"/>
           <w:sz w:val="28"/>
         </w:rPr>
-        <w:t>Все задачи проекта выполнены. Проведён анализ аудитории и платформы, найдена свободная ниша и сформулировано УТП. Разработаны концепт, сюжет и механики; реализован MVP на Vanilla JS с Canvas и интеграцией Yandex SDK. После трёх итераций плейтестов игра стала напряжённее: экономика дефицита, патрули, заметный замах врагов и переработанный босс.</w:t>
+        <w:t>В ходе работы все поставленные задачи выполнены. Ниже приведены результаты по каждой из них.</w:t>
       </w:r>
     </w:p>
     <w:p>
@@ -7359,7 +7459,67 @@
           <w:b w:val="0"/>
           <w:sz w:val="28"/>
         </w:rPr>
-        <w:t>Сильные стороны: лёгкая автономная сборка, открытый код, итеративная доработка по отзывам игроков. Слабые стороны: нет мобильного управления, простая графика, баланс требует настройки на большой аудитории. Перспективы: публикация, мобильное управление, таблицы лидеров, развитие дальних секторов. Сборка готова к загрузке в консоль разработчика.</w:t>
+        <w:t>Первая задача - изучение аудитории, конкурентов и платформы. По методике 5W описаны два сегмента игроков, разобраны отзывы и поисковые запросы, проведён конкурентный анализ. Подтвердилось, что на платформе Яндекс Игры есть свободная ниша: лёгкий браузерный rogue-lite с короткой сессией и понятным риском.</w:t>
+      </w:r>
+    </w:p>
+    <w:p>
+      <w:r>
+        <w:rPr>
+          <w:rFonts w:ascii="Times New Roman" w:hAnsi="Times New Roman"/>
+          <w:b w:val="0"/>
+          <w:sz w:val="28"/>
+        </w:rPr>
+        <w:t>Вторая задача - концепт, сюжет и требования. Сформирован игровой цикл вокруг выбора риска при вскрытии контейнеров, написан короткий сюжет с двумя концовками, заданы функциональные и нефункциональные требования и границы MVP.</w:t>
+      </w:r>
+    </w:p>
+    <w:p>
+      <w:r>
+        <w:rPr>
+          <w:rFonts w:ascii="Times New Roman" w:hAnsi="Times New Roman"/>
+          <w:b w:val="0"/>
+          <w:sz w:val="28"/>
+        </w:rPr>
+        <w:t>Третья задача - реализация. MVP собран на Vanilla JS и HTML5 Canvas с интеграцией Yandex Games SDK. Вся графика и звук создаются кодом, поэтому итоговая сборка занимает около 0,1 МБ при лимите платформы в 100 МБ.</w:t>
+      </w:r>
+    </w:p>
+    <w:p>
+      <w:r>
+        <w:rPr>
+          <w:rFonts w:ascii="Times New Roman" w:hAnsi="Times New Roman"/>
+          <w:b w:val="0"/>
+          <w:sz w:val="28"/>
+        </w:rPr>
+        <w:t>Четвёртая задача - тестирование и баланс. После трёх итераций плейтестов игра стала напряжённее: введены экономика дефицита, патрули, заметный замах у всех противников и переработанный босс. Логика покрыта автотестами.</w:t>
+      </w:r>
+    </w:p>
+    <w:p>
+      <w:r>
+        <w:rPr>
+          <w:rFonts w:ascii="Times New Roman" w:hAnsi="Times New Roman"/>
+          <w:b w:val="0"/>
+          <w:sz w:val="28"/>
+        </w:rPr>
+        <w:t>Пятая задача - подготовка к публикации. Сборка проверена в Chrome, Firefox, Safari и Edge, соответствует требованиям платформы и готова к загрузке в консоль разработчика.</w:t>
+      </w:r>
+    </w:p>
+    <w:p>
+      <w:r>
+        <w:rPr>
+          <w:rFonts w:ascii="Times New Roman" w:hAnsi="Times New Roman"/>
+          <w:b w:val="0"/>
+          <w:sz w:val="28"/>
+        </w:rPr>
+        <w:t>Сильные стороны решения: лёгкая автономная сборка, открытый код и доработка по реальным отзывам игроков. Слабые стороны: пока нет мобильного управления, графика простая, а баланс ещё предстоит настроить на большой аудитории.</w:t>
+      </w:r>
+    </w:p>
+    <w:p>
+      <w:r>
+        <w:rPr>
+          <w:rFonts w:ascii="Times New Roman" w:hAnsi="Times New Roman"/>
+          <w:b w:val="0"/>
+          <w:sz w:val="28"/>
+        </w:rPr>
+        <w:t>Перспективы дальнейшей разработки: публикация на платформе, добавление мобильного управления, таблиц лидеров и расширение контента дальних секторов. На данный момент игра готовится к запуску и тестированию на реальных пользователях.</w:t>
       </w:r>
     </w:p>
     <w:p>
